--- a/examples/sample-run-건강정보플랫폼/나의_창업로드맵.docx
+++ b/examples/sample-run-건강정보플랫폼/나의_창업로드맵.docx
@@ -36,7 +36,7 @@
         </w:p>
       </w:sdtContent>
     </w:sdt>
-    <w:bookmarkStart w:id="20" w:name="샘플-런--건강이음healthbridge"/>
+    <w:bookmarkStart w:id="22" w:name="샘플-런--건강이음healthbridge"/>
     <w:p>
       <w:pPr>
         <w:pStyle w:val="Heading1"/>
@@ -113,7 +113,7 @@
         <w:t xml:space="preserve">입니다. 실제 진행 시에는 인터뷰·근거로 대체하세요.</w:t>
       </w:r>
     </w:p>
-    <w:bookmarkStart w:id="18" w:name="산출물-목차"/>
+    <w:bookmarkStart w:id="20" w:name="산출물-목차"/>
     <w:p>
       <w:pPr>
         <w:pStyle w:val="Heading2"/>
@@ -329,8 +329,66 @@
         <w:t xml:space="preserve">— 피드백 반영 + 30/60/3분 피치</w:t>
       </w:r>
     </w:p>
-    <w:bookmarkEnd w:id="18"/>
-    <w:bookmarkStart w:id="19" w:name="이-샘플이-보여주는-코치의-행동"/>
+    <w:p>
+      <w:pPr>
+        <w:pStyle w:val="FirstParagraph"/>
+      </w:pPr>
+      <w:r>
+        <w:rPr>
+          <w:b/>
+          <w:bCs/>
+        </w:rPr>
+        <w:t xml:space="preserve">심화 (full 모드 / 빠른 참가자)</w:t>
+      </w:r>
+      <w:r>
+        <w:t xml:space="preserve"> </w:t>
+      </w:r>
+      <w:r>
+        <w:t xml:space="preserve">10.</w:t>
+      </w:r>
+      <w:r>
+        <w:t xml:space="preserve"> </w:t>
+      </w:r>
+      <w:hyperlink r:id="rId18">
+        <w:r>
+          <w:rPr>
+            <w:rStyle w:val="Hyperlink"/>
+          </w:rPr>
+          <w:t xml:space="preserve">근거 리서치</w:t>
+        </w:r>
+      </w:hyperlink>
+      <w:r>
+        <w:t xml:space="preserve"> </w:t>
+      </w:r>
+      <w:r>
+        <w:t xml:space="preserve">— 숫자에 출처·신뢰도 부여 (evidence-research)</w:t>
+      </w:r>
+      <w:r>
+        <w:t xml:space="preserve"> </w:t>
+      </w:r>
+      <w:r>
+        <w:t xml:space="preserve">11.</w:t>
+      </w:r>
+      <w:r>
+        <w:t xml:space="preserve"> </w:t>
+      </w:r>
+      <w:hyperlink r:id="rId19">
+        <w:r>
+          <w:rPr>
+            <w:rStyle w:val="Hyperlink"/>
+          </w:rPr>
+          <w:t xml:space="preserve">합성 소비자 패널</w:t>
+        </w:r>
+      </w:hyperlink>
+      <w:r>
+        <w:t xml:space="preserve"> </w:t>
+      </w:r>
+      <w:r>
+        <w:t xml:space="preserve">— 페르소나·메시지 테스트·반대 논리 (korean-synthetic-consumer)</w:t>
+      </w:r>
+    </w:p>
+    <w:bookmarkEnd w:id="20"/>
+    <w:bookmarkStart w:id="21" w:name="이-샘플이-보여주는-코치의-행동"/>
     <w:p>
       <w:pPr>
         <w:pStyle w:val="Heading2"/>
@@ -428,9 +486,9 @@
         <w:t xml:space="preserve">레드팀이 약점을 공격 → 최종본에서 수정</w:t>
       </w:r>
     </w:p>
-    <w:bookmarkEnd w:id="19"/>
-    <w:bookmarkEnd w:id="20"/>
-    <w:bookmarkStart w:id="26" w:name="X535c31fc5b15218f72e6b62a3ad721a307e29e7"/>
+    <w:bookmarkEnd w:id="21"/>
+    <w:bookmarkEnd w:id="22"/>
+    <w:bookmarkStart w:id="28" w:name="X535c31fc5b15218f72e6b62a3ad721a307e29e7"/>
     <w:p>
       <w:pPr>
         <w:pStyle w:val="Heading1"/>
@@ -520,7 +578,7 @@
         <w:t xml:space="preserve">왜 창업자? → 의료기기산업·국제보건 배경, 의료윤리 관점</w:t>
       </w:r>
     </w:p>
-    <w:bookmarkStart w:id="21" w:name="정제된-엘리베이터-피치"/>
+    <w:bookmarkStart w:id="23" w:name="정제된-엘리베이터-피치"/>
     <w:p>
       <w:pPr>
         <w:pStyle w:val="Heading2"/>
@@ -599,8 +657,8 @@
         <w:t xml:space="preserve">해 준다.</w:t>
       </w:r>
     </w:p>
-    <w:bookmarkEnd w:id="21"/>
-    <w:bookmarkStart w:id="22" w:name="핵심-가치-제안-5블록"/>
+    <w:bookmarkEnd w:id="23"/>
+    <w:bookmarkStart w:id="24" w:name="핵심-가치-제안-5블록"/>
     <w:p>
       <w:pPr>
         <w:pStyle w:val="Heading2"/>
@@ -767,8 +825,8 @@
         </w:tc>
       </w:tr>
     </w:tbl>
-    <w:bookmarkEnd w:id="22"/>
-    <w:bookmarkStart w:id="23" w:name="기존-대안과-차별점"/>
+    <w:bookmarkEnd w:id="24"/>
+    <w:bookmarkStart w:id="25" w:name="기존-대안과-차별점"/>
     <w:p>
       <w:pPr>
         <w:pStyle w:val="Heading2"/>
@@ -977,8 +1035,8 @@
         </w:tc>
       </w:tr>
     </w:tbl>
-    <w:bookmarkEnd w:id="23"/>
-    <w:bookmarkStart w:id="24" w:name="가장-약한-가정"/>
+    <w:bookmarkEnd w:id="25"/>
+    <w:bookmarkStart w:id="26" w:name="가장-약한-가정"/>
     <w:p>
       <w:pPr>
         <w:pStyle w:val="Heading2"/>
@@ -1068,8 +1126,8 @@
         <w:t xml:space="preserve">[가정]</w:t>
       </w:r>
     </w:p>
-    <w:bookmarkEnd w:id="24"/>
-    <w:bookmarkStart w:id="25" w:name="다음-검증-질문"/>
+    <w:bookmarkEnd w:id="26"/>
+    <w:bookmarkStart w:id="27" w:name="다음-검증-질문"/>
     <w:p>
       <w:pPr>
         <w:pStyle w:val="Heading2"/>
@@ -1114,9 +1172,9 @@
         <w:t xml:space="preserve">AI 안내를 믿으려면 무엇이 보여야 하는가(출처? 의료진 감수?)</w:t>
       </w:r>
     </w:p>
-    <w:bookmarkEnd w:id="25"/>
-    <w:bookmarkEnd w:id="26"/>
-    <w:bookmarkStart w:id="31" w:name="X571333acb9b11296ca5a779873425e33367d843"/>
+    <w:bookmarkEnd w:id="27"/>
+    <w:bookmarkEnd w:id="28"/>
+    <w:bookmarkStart w:id="33" w:name="X571333acb9b11296ca5a779873425e33367d843"/>
     <w:p>
       <w:pPr>
         <w:pStyle w:val="Heading1"/>
@@ -1511,7 +1569,7 @@
         <w:t xml:space="preserve">일 가능성이 높다. → 세일즈 플랜에서 검증.</w:t>
       </w:r>
     </w:p>
-    <w:bookmarkStart w:id="27" w:name="tam--sam--som-bottom-up"/>
+    <w:bookmarkStart w:id="29" w:name="tam--sam--som-bottom-up"/>
     <w:p>
       <w:pPr>
         <w:pStyle w:val="Heading2"/>
@@ -1787,8 +1845,8 @@
         </w:tc>
       </w:tr>
     </w:tbl>
-    <w:bookmarkEnd w:id="27"/>
-    <w:bookmarkStart w:id="28" w:name="unit-economics-b2g-라이선스-기준"/>
+    <w:bookmarkEnd w:id="29"/>
+    <w:bookmarkStart w:id="30" w:name="unit-economics-b2g-라이선스-기준"/>
     <w:p>
       <w:pPr>
         <w:pStyle w:val="Heading2"/>
@@ -2010,8 +2068,8 @@
         </w:tc>
       </w:tr>
     </w:tbl>
-    <w:bookmarkEnd w:id="28"/>
-    <w:bookmarkStart w:id="29" w:name="가장-약한-가정-1"/>
+    <w:bookmarkEnd w:id="30"/>
+    <w:bookmarkStart w:id="31" w:name="가장-약한-가정-1"/>
     <w:p>
       <w:pPr>
         <w:pStyle w:val="Heading2"/>
@@ -2060,8 +2118,8 @@
         <w:t xml:space="preserve">(예산·조달 절차 리스크)</w:t>
       </w:r>
     </w:p>
-    <w:bookmarkEnd w:id="29"/>
-    <w:bookmarkStart w:id="30" w:name="지금-당장-검증할-것"/>
+    <w:bookmarkEnd w:id="31"/>
+    <w:bookmarkStart w:id="32" w:name="지금-당장-검증할-것"/>
     <w:p>
       <w:pPr>
         <w:pStyle w:val="Heading2"/>
@@ -2082,9 +2140,9 @@
         <w:t xml:space="preserve">다문화센터 2곳·지자체 1곳 담당자 인터뷰 → 예산 항목·구매 절차 확인</w:t>
       </w:r>
     </w:p>
-    <w:bookmarkEnd w:id="30"/>
-    <w:bookmarkEnd w:id="31"/>
-    <w:bookmarkStart w:id="38" w:name="X5daf43c8e9294a592c3fe53545dcd895c172018"/>
+    <w:bookmarkEnd w:id="32"/>
+    <w:bookmarkEnd w:id="33"/>
+    <w:bookmarkStart w:id="40" w:name="X5daf43c8e9294a592c3fe53545dcd895c172018"/>
     <w:p>
       <w:pPr>
         <w:pStyle w:val="Heading1"/>
@@ -2093,7 +2151,7 @@
         <w:t xml:space="preserve">03. GTM 전략 — 건강이음</w:t>
       </w:r>
     </w:p>
-    <w:bookmarkStart w:id="32" w:name="타겟-세그먼트-우선순위"/>
+    <w:bookmarkStart w:id="34" w:name="타겟-세그먼트-우선순위"/>
     <w:p>
       <w:pPr>
         <w:pStyle w:val="Heading2"/>
@@ -2347,8 +2405,8 @@
         </w:tc>
       </w:tr>
     </w:tbl>
-    <w:bookmarkEnd w:id="32"/>
-    <w:bookmarkStart w:id="33" w:name="첫-10기관-획득-계획"/>
+    <w:bookmarkEnd w:id="34"/>
+    <w:bookmarkStart w:id="35" w:name="첫-10기관-획득-계획"/>
     <w:p>
       <w:pPr>
         <w:pStyle w:val="Heading2"/>
@@ -2393,8 +2451,8 @@
         <w:t xml:space="preserve">시범 데이터(이용·만족)로 지자체 1곳 유료 제안</w:t>
       </w:r>
     </w:p>
-    <w:bookmarkEnd w:id="33"/>
-    <w:bookmarkStart w:id="34" w:name="채널-전략"/>
+    <w:bookmarkEnd w:id="35"/>
+    <w:bookmarkStart w:id="36" w:name="채널-전략"/>
     <w:p>
       <w:pPr>
         <w:pStyle w:val="Heading2"/>
@@ -2652,8 +2710,8 @@
         </w:tc>
       </w:tr>
     </w:tbl>
-    <w:bookmarkEnd w:id="34"/>
-    <w:bookmarkStart w:id="35" w:name="X67b13fa06f2a4a89e323c57b5d2e5cdabf15940"/>
+    <w:bookmarkEnd w:id="36"/>
+    <w:bookmarkStart w:id="37" w:name="X67b13fa06f2a4a89e323c57b5d2e5cdabf15940"/>
     <w:p>
       <w:pPr>
         <w:pStyle w:val="Heading2"/>
@@ -2817,8 +2875,8 @@
         </w:tc>
       </w:tr>
     </w:tbl>
-    <w:bookmarkEnd w:id="35"/>
-    <w:bookmarkStart w:id="36" w:name="핵심-메시징"/>
+    <w:bookmarkEnd w:id="37"/>
+    <w:bookmarkStart w:id="38" w:name="핵심-메시징"/>
     <w:p>
       <w:pPr>
         <w:pStyle w:val="Heading2"/>
@@ -2883,8 +2941,8 @@
         <w:t xml:space="preserve">어디로 갈지 알려드려요."</w:t>
       </w:r>
     </w:p>
-    <w:bookmarkEnd w:id="36"/>
-    <w:bookmarkStart w:id="37" w:name="가장-약한-가정-2"/>
+    <w:bookmarkEnd w:id="38"/>
+    <w:bookmarkStart w:id="39" w:name="가장-약한-가정-2"/>
     <w:p>
       <w:pPr>
         <w:pStyle w:val="Heading2"/>
@@ -2927,9 +2985,9 @@
         <w:t xml:space="preserve">[가정]</w:t>
       </w:r>
     </w:p>
-    <w:bookmarkEnd w:id="37"/>
-    <w:bookmarkEnd w:id="38"/>
-    <w:bookmarkStart w:id="45" w:name="Xa7218df8bbaa68f930531afbc55bcfcd5665234"/>
+    <w:bookmarkEnd w:id="39"/>
+    <w:bookmarkEnd w:id="40"/>
+    <w:bookmarkStart w:id="47" w:name="Xa7218df8bbaa68f930531afbc55bcfcd5665234"/>
     <w:p>
       <w:pPr>
         <w:pStyle w:val="Heading1"/>
@@ -2959,7 +3017,7 @@
         <w:t xml:space="preserve">가 현실적 수익원. 사용자 무료 유지.</w:t>
       </w:r>
     </w:p>
-    <w:bookmarkStart w:id="39" w:name="수익-모델"/>
+    <w:bookmarkStart w:id="41" w:name="수익-모델"/>
     <w:p>
       <w:pPr>
         <w:pStyle w:val="Heading2"/>
@@ -3230,8 +3288,8 @@
         </w:tc>
       </w:tr>
     </w:tbl>
-    <w:bookmarkEnd w:id="39"/>
-    <w:bookmarkStart w:id="40" w:name="가격-앵커링"/>
+    <w:bookmarkEnd w:id="41"/>
+    <w:bookmarkStart w:id="42" w:name="가격-앵커링"/>
     <w:p>
       <w:pPr>
         <w:pStyle w:val="Heading2"/>
@@ -3397,8 +3455,8 @@
         </w:tc>
       </w:tr>
     </w:tbl>
-    <w:bookmarkEnd w:id="40"/>
-    <w:bookmarkStart w:id="41" w:name="퍼널-모델-기관-영업"/>
+    <w:bookmarkEnd w:id="42"/>
+    <w:bookmarkStart w:id="43" w:name="퍼널-모델-기관-영업"/>
     <w:p>
       <w:pPr>
         <w:pStyle w:val="Heading2"/>
@@ -3685,8 +3743,8 @@
         </w:tc>
       </w:tr>
     </w:tbl>
-    <w:bookmarkEnd w:id="41"/>
-    <w:bookmarkStart w:id="42" w:name="X785978a70e51aca2f1c0616052661df87f9e572"/>
+    <w:bookmarkEnd w:id="43"/>
+    <w:bookmarkStart w:id="44" w:name="X785978a70e51aca2f1c0616052661df87f9e572"/>
     <w:p>
       <w:pPr>
         <w:pStyle w:val="Heading2"/>
@@ -3821,8 +3879,8 @@
         </w:tc>
       </w:tr>
     </w:tbl>
-    <w:bookmarkEnd w:id="42"/>
-    <w:bookmarkStart w:id="43" w:name="핵심-kpi"/>
+    <w:bookmarkEnd w:id="44"/>
+    <w:bookmarkStart w:id="45" w:name="핵심-kpi"/>
     <w:p>
       <w:pPr>
         <w:pStyle w:val="Heading2"/>
@@ -3843,8 +3901,8 @@
         <w:t xml:space="preserve">획득: 파일럿→유료 전환율 / 유지: 갱신율 / 임팩트: 이용자 진료 연계 건수</w:t>
       </w:r>
     </w:p>
-    <w:bookmarkEnd w:id="43"/>
-    <w:bookmarkStart w:id="44" w:name="가장-약한-가정-3"/>
+    <w:bookmarkEnd w:id="45"/>
+    <w:bookmarkStart w:id="46" w:name="가장-약한-가정-3"/>
     <w:p>
       <w:pPr>
         <w:pStyle w:val="Heading2"/>
@@ -3880,9 +3938,9 @@
         <w:t xml:space="preserve">(공공 예산 주기상 6~12개월 지연 가능)</w:t>
       </w:r>
     </w:p>
-    <w:bookmarkEnd w:id="44"/>
-    <w:bookmarkEnd w:id="45"/>
-    <w:bookmarkStart w:id="53" w:name="X52bbe639234f51f2d0bad41bff93ff062a4801e"/>
+    <w:bookmarkEnd w:id="46"/>
+    <w:bookmarkEnd w:id="47"/>
+    <w:bookmarkStart w:id="55" w:name="X52bbe639234f51f2d0bad41bff93ff062a4801e"/>
     <w:p>
       <w:pPr>
         <w:pStyle w:val="Heading1"/>
@@ -3891,7 +3949,7 @@
         <w:t xml:space="preserve">05. 개발 로드맵 — 건강이음</w:t>
       </w:r>
     </w:p>
-    <w:bookmarkStart w:id="46" w:name="mvp-범위"/>
+    <w:bookmarkStart w:id="48" w:name="mvp-범위"/>
     <w:p>
       <w:pPr>
         <w:pStyle w:val="Heading2"/>
@@ -3938,8 +3996,8 @@
         <w:t xml:space="preserve">: 진단·처방, 예약 연동, 보험 청구, 음성, 앱(웹 먼저).</w:t>
       </w:r>
     </w:p>
-    <w:bookmarkEnd w:id="46"/>
-    <w:bookmarkStart w:id="47" w:name="핵심-사용자-흐름"/>
+    <w:bookmarkEnd w:id="48"/>
+    <w:bookmarkStart w:id="49" w:name="핵심-사용자-흐름"/>
     <w:p>
       <w:pPr>
         <w:pStyle w:val="Heading2"/>
@@ -3960,8 +4018,8 @@
         <w:t xml:space="preserve">언어 선택 → 2. 증상/상황 입력 → 3. 진료과·준비물 안내(+출처, "진단 아님" 고지) → 4. 주변 병원/보건소 링크</w:t>
       </w:r>
     </w:p>
-    <w:bookmarkEnd w:id="47"/>
-    <w:bookmarkStart w:id="48" w:name="기술-스택"/>
+    <w:bookmarkEnd w:id="49"/>
+    <w:bookmarkStart w:id="50" w:name="기술-스택"/>
     <w:p>
       <w:pPr>
         <w:pStyle w:val="Heading2"/>
@@ -4170,8 +4228,8 @@
         </w:tc>
       </w:tr>
     </w:tbl>
-    <w:bookmarkEnd w:id="48"/>
-    <w:bookmarkStart w:id="49" w:name="Xf06da361b4c7db2c9e4bad28750fe2575a02d97"/>
+    <w:bookmarkEnd w:id="50"/>
+    <w:bookmarkStart w:id="51" w:name="Xf06da361b4c7db2c9e4bad28750fe2575a02d97"/>
     <w:p>
       <w:pPr>
         <w:pStyle w:val="Heading2"/>
@@ -4335,8 +4393,8 @@
         </w:tc>
       </w:tr>
     </w:tbl>
-    <w:bookmarkEnd w:id="49"/>
-    <w:bookmarkStart w:id="50" w:name="기술-의사결정"/>
+    <w:bookmarkEnd w:id="51"/>
+    <w:bookmarkStart w:id="52" w:name="기술-의사결정"/>
     <w:p>
       <w:pPr>
         <w:pStyle w:val="Heading2"/>
@@ -4394,8 +4452,8 @@
         <w:t xml:space="preserve">기술 부채로 받아들일 것: 언어 2종부터(확장은 나중)</w:t>
       </w:r>
     </w:p>
-    <w:bookmarkEnd w:id="50"/>
-    <w:bookmarkStart w:id="51" w:name="보안개인정보-민감정보--최우선"/>
+    <w:bookmarkEnd w:id="52"/>
+    <w:bookmarkStart w:id="53" w:name="보안개인정보-민감정보--최우선"/>
     <w:p>
       <w:pPr>
         <w:pStyle w:val="Heading2"/>
@@ -4462,8 +4520,8 @@
         <w:t xml:space="preserve">삭제/보관: 기본 단기 보관·즉시 삭제 요청 지원, 동의 고지</w:t>
       </w:r>
     </w:p>
-    <w:bookmarkEnd w:id="51"/>
-    <w:bookmarkStart w:id="52" w:name="가장-약한-가정-4"/>
+    <w:bookmarkEnd w:id="53"/>
+    <w:bookmarkStart w:id="54" w:name="가장-약한-가정-4"/>
     <w:p>
       <w:pPr>
         <w:pStyle w:val="Heading2"/>
@@ -4506,9 +4564,9 @@
         <w:t xml:space="preserve">[가정]</w:t>
       </w:r>
     </w:p>
-    <w:bookmarkEnd w:id="52"/>
-    <w:bookmarkEnd w:id="53"/>
-    <w:bookmarkStart w:id="59" w:name="Xf8be02cf06b09d0672f848096aacfe621aec30d"/>
+    <w:bookmarkEnd w:id="54"/>
+    <w:bookmarkEnd w:id="55"/>
+    <w:bookmarkStart w:id="61" w:name="Xf8be02cf06b09d0672f848096aacfe621aec30d"/>
     <w:p>
       <w:pPr>
         <w:pStyle w:val="Heading1"/>
@@ -4517,7 +4575,7 @@
         <w:t xml:space="preserve">06. HR 플랜 — 건강이음</w:t>
       </w:r>
     </w:p>
-    <w:bookmarkStart w:id="54" w:name="현재-필요한-역할"/>
+    <w:bookmarkStart w:id="56" w:name="현재-필요한-역할"/>
     <w:p>
       <w:pPr>
         <w:pStyle w:val="Heading2"/>
@@ -4867,8 +4925,8 @@
         <w:t xml:space="preserve">이라, 의료 자문(감수자)을 초기부터 둔다.</w:t>
       </w:r>
     </w:p>
-    <w:bookmarkEnd w:id="54"/>
-    <w:bookmarkStart w:id="55" w:name="X044b91b9eabab50a4f4feecd2e965db47e03bf7"/>
+    <w:bookmarkEnd w:id="56"/>
+    <w:bookmarkStart w:id="57" w:name="X044b91b9eabab50a4f4feecd2e965db47e03bf7"/>
     <w:p>
       <w:pPr>
         <w:pStyle w:val="Heading2"/>
@@ -5077,8 +5135,8 @@
         </w:tc>
       </w:tr>
     </w:tbl>
-    <w:bookmarkEnd w:id="55"/>
-    <w:bookmarkStart w:id="56" w:name="하지-말아야-할-채용"/>
+    <w:bookmarkEnd w:id="57"/>
+    <w:bookmarkStart w:id="58" w:name="하지-말아야-할-채용"/>
     <w:p>
       <w:pPr>
         <w:pStyle w:val="Heading2"/>
@@ -5099,8 +5157,8 @@
         <w:t xml:space="preserve">초기 전임 영업 조직(제휴는 창업자 직접)</w:t>
       </w:r>
     </w:p>
-    <w:bookmarkEnd w:id="56"/>
-    <w:bookmarkStart w:id="57" w:name="보상-원칙"/>
+    <w:bookmarkEnd w:id="58"/>
+    <w:bookmarkStart w:id="59" w:name="보상-원칙"/>
     <w:p>
       <w:pPr>
         <w:pStyle w:val="Heading2"/>
@@ -5121,8 +5179,8 @@
         <w:t xml:space="preserve">현금 절감 + 의료자문은 자문료/지분 혼합, 임팩트 미션 강조</w:t>
       </w:r>
     </w:p>
-    <w:bookmarkEnd w:id="57"/>
-    <w:bookmarkStart w:id="58" w:name="가장-약한-가정-5"/>
+    <w:bookmarkEnd w:id="59"/>
+    <w:bookmarkStart w:id="60" w:name="가장-약한-가정-5"/>
     <w:p>
       <w:pPr>
         <w:pStyle w:val="Heading2"/>
@@ -5165,9 +5223,9 @@
         <w:t xml:space="preserve">[가정]</w:t>
       </w:r>
     </w:p>
-    <w:bookmarkEnd w:id="58"/>
-    <w:bookmarkEnd w:id="59"/>
-    <w:bookmarkStart w:id="66" w:name="Xfbd29067c1b42c098fa8670618d58682253d10e"/>
+    <w:bookmarkEnd w:id="60"/>
+    <w:bookmarkEnd w:id="61"/>
+    <w:bookmarkStart w:id="68" w:name="Xfbd29067c1b42c098fa8670618d58682253d10e"/>
     <w:p>
       <w:pPr>
         <w:pStyle w:val="Heading1"/>
@@ -5176,7 +5234,7 @@
         <w:t xml:space="preserve">07. 실행 타임라인 — 건강이음</w:t>
       </w:r>
     </w:p>
-    <w:bookmarkStart w:id="60" w:name="마스터-타임라인"/>
+    <w:bookmarkStart w:id="62" w:name="마스터-타임라인"/>
     <w:p>
       <w:pPr>
         <w:pStyle w:val="Heading2"/>
@@ -5431,8 +5489,8 @@
         </w:tc>
       </w:tr>
     </w:tbl>
-    <w:bookmarkEnd w:id="60"/>
-    <w:bookmarkStart w:id="63" w:name="분기별-okr"/>
+    <w:bookmarkEnd w:id="62"/>
+    <w:bookmarkStart w:id="65" w:name="분기별-okr"/>
     <w:p>
       <w:pPr>
         <w:pStyle w:val="Heading2"/>
@@ -5441,7 +5499,7 @@
         <w:t xml:space="preserve">분기별 OKR</w:t>
       </w:r>
     </w:p>
-    <w:bookmarkStart w:id="61" w:name="q1"/>
+    <w:bookmarkStart w:id="63" w:name="q1"/>
     <w:p>
       <w:pPr>
         <w:pStyle w:val="Heading3"/>
@@ -5474,8 +5532,8 @@
         <w:t xml:space="preserve">KR1: 의료 감수 통과율 95%+ / KR2: 위험응답(진단·응급 오안내) 0건 / KR3: 파일럿 3기관</w:t>
       </w:r>
     </w:p>
-    <w:bookmarkEnd w:id="61"/>
-    <w:bookmarkStart w:id="62" w:name="q2"/>
+    <w:bookmarkEnd w:id="63"/>
+    <w:bookmarkStart w:id="64" w:name="q2"/>
     <w:p>
       <w:pPr>
         <w:pStyle w:val="Heading3"/>
@@ -5508,9 +5566,9 @@
         <w:t xml:space="preserve">KR1: 유료 기관 4곳 / KR2: 주간 활성 이용자 500명 / KR3: 만족도 4.3/5</w:t>
       </w:r>
     </w:p>
-    <w:bookmarkEnd w:id="62"/>
-    <w:bookmarkEnd w:id="63"/>
-    <w:bookmarkStart w:id="64" w:name="리스크-레지스터"/>
+    <w:bookmarkEnd w:id="64"/>
+    <w:bookmarkEnd w:id="65"/>
+    <w:bookmarkStart w:id="66" w:name="리스크-레지스터"/>
     <w:p>
       <w:pPr>
         <w:pStyle w:val="Heading2"/>
@@ -5772,8 +5830,8 @@
         </w:tc>
       </w:tr>
     </w:tbl>
-    <w:bookmarkEnd w:id="64"/>
-    <w:bookmarkStart w:id="65" w:name="다음-7일-행동"/>
+    <w:bookmarkEnd w:id="66"/>
+    <w:bookmarkStart w:id="67" w:name="다음-7일-행동"/>
     <w:p>
       <w:pPr>
         <w:pStyle w:val="Heading2"/>
@@ -5794,9 +5852,9 @@
         <w:t xml:space="preserve">다문화센터 2곳 미팅 잡기 2. RAG용 공신력 콘텐츠 출처 목록화 3. 의료 자문 후보 컨택 4. 위험질문 가드 시나리오 작성 5. 파일럿 제안서 1장</w:t>
       </w:r>
     </w:p>
-    <w:bookmarkEnd w:id="65"/>
-    <w:bookmarkEnd w:id="66"/>
-    <w:bookmarkStart w:id="73" w:name="X5e3242bbad4e8d13cf68a5851ed41e02e6b1db1"/>
+    <w:bookmarkEnd w:id="67"/>
+    <w:bookmarkEnd w:id="68"/>
+    <w:bookmarkStart w:id="75" w:name="X5e3242bbad4e8d13cf68a5851ed41e02e6b1db1"/>
     <w:p>
       <w:pPr>
         <w:pStyle w:val="Heading1"/>
@@ -5805,7 +5863,7 @@
         <w:t xml:space="preserve">08. 피어 리뷰 메모 (VC 레드팀) — 건강이음</w:t>
       </w:r>
     </w:p>
-    <w:bookmarkStart w:id="67" w:name="한-줄-총평"/>
+    <w:bookmarkStart w:id="69" w:name="한-줄-총평"/>
     <w:p>
       <w:pPr>
         <w:pStyle w:val="Heading2"/>
@@ -5835,8 +5893,8 @@
         <w:t xml:space="preserve">이 동시에 증명돼야 지속 가능하다.</w:t>
       </w:r>
     </w:p>
-    <w:bookmarkEnd w:id="67"/>
-    <w:bookmarkStart w:id="68" w:name="강점"/>
+    <w:bookmarkEnd w:id="69"/>
+    <w:bookmarkStart w:id="70" w:name="강점"/>
     <w:p>
       <w:pPr>
         <w:pStyle w:val="Heading2"/>
@@ -5881,8 +5939,8 @@
         <w:t xml:space="preserve">출처기반 RAG로 오정보 리스크를 정면으로 다룸</w:t>
       </w:r>
     </w:p>
-    <w:bookmarkEnd w:id="68"/>
-    <w:bookmarkStart w:id="69" w:name="갭과-우려"/>
+    <w:bookmarkEnd w:id="70"/>
+    <w:bookmarkStart w:id="71" w:name="갭과-우려"/>
     <w:p>
       <w:pPr>
         <w:pStyle w:val="Heading2"/>
@@ -6140,8 +6198,8 @@
         </w:tc>
       </w:tr>
     </w:tbl>
-    <w:bookmarkEnd w:id="69"/>
-    <w:bookmarkStart w:id="70" w:name="치명적-질문"/>
+    <w:bookmarkEnd w:id="71"/>
+    <w:bookmarkStart w:id="72" w:name="치명적-질문"/>
     <w:p>
       <w:pPr>
         <w:pStyle w:val="Heading2"/>
@@ -6210,8 +6268,8 @@
         <w:t xml:space="preserve">데이터(건강정보) 규제 준수 자신 있나?</w:t>
       </w:r>
     </w:p>
-    <w:bookmarkEnd w:id="70"/>
-    <w:bookmarkStart w:id="71" w:name="가장-약한-가정-top-3"/>
+    <w:bookmarkEnd w:id="72"/>
+    <w:bookmarkStart w:id="73" w:name="가장-약한-가정-top-3"/>
     <w:p>
       <w:pPr>
         <w:pStyle w:val="Heading2"/>
@@ -6420,8 +6478,8 @@
         </w:tc>
       </w:tr>
     </w:tbl>
-    <w:bookmarkEnd w:id="71"/>
-    <w:bookmarkStart w:id="72" w:name="수정-우선순위"/>
+    <w:bookmarkEnd w:id="73"/>
+    <w:bookmarkStart w:id="74" w:name="수정-우선순위"/>
     <w:p>
       <w:pPr>
         <w:pStyle w:val="Heading2"/>
@@ -6466,9 +6524,9 @@
         <w:t xml:space="preserve">나중: 언어 확장·자문위 구성</w:t>
       </w:r>
     </w:p>
-    <w:bookmarkEnd w:id="72"/>
-    <w:bookmarkEnd w:id="73"/>
-    <w:bookmarkStart w:id="82" w:name="X7b994f22de0eb7c31295572622b62d5e190afbf"/>
+    <w:bookmarkEnd w:id="74"/>
+    <w:bookmarkEnd w:id="75"/>
+    <w:bookmarkStart w:id="84" w:name="X7b994f22de0eb7c31295572622b62d5e190afbf"/>
     <w:p>
       <w:pPr>
         <w:pStyle w:val="Heading1"/>
@@ -6485,7 +6543,7 @@
         <w:t xml:space="preserve">피어 리뷰 반영: ① 수익을 '그랜트+다기관'으로 보강 ② 안전 가드(진단금지·응급·면책)를 제품 1순위로 ③ 타깃을 다문화센터 이용 이주가정(P0)으로 더 좁힘.</w:t>
       </w:r>
     </w:p>
-    <w:bookmarkStart w:id="74" w:name="변경-요약"/>
+    <w:bookmarkStart w:id="76" w:name="변경-요약"/>
     <w:p>
       <w:pPr>
         <w:pStyle w:val="Heading2"/>
@@ -6739,8 +6797,8 @@
         </w:tc>
       </w:tr>
     </w:tbl>
-    <w:bookmarkEnd w:id="74"/>
-    <w:bookmarkStart w:id="75" w:name="최종-1페이지-요약"/>
+    <w:bookmarkEnd w:id="76"/>
+    <w:bookmarkStart w:id="77" w:name="최종-1페이지-요약"/>
     <w:p>
       <w:pPr>
         <w:pStyle w:val="Heading2"/>
@@ -6833,8 +6891,8 @@
         <w:t xml:space="preserve">다음 검증: 다문화센터 파일럿 + 예산 담당자 인터뷰</w:t>
       </w:r>
     </w:p>
-    <w:bookmarkEnd w:id="75"/>
-    <w:bookmarkStart w:id="76" w:name="X62e1d9134c7ffd9cc7046ca00e024f4cae6d18e"/>
+    <w:bookmarkEnd w:id="77"/>
+    <w:bookmarkStart w:id="78" w:name="X62e1d9134c7ffd9cc7046ca00e024f4cae6d18e"/>
     <w:p>
       <w:pPr>
         <w:pStyle w:val="Heading2"/>
@@ -6867,8 +6925,8 @@
         <w:t xml:space="preserve">진료과와 준비물을 안내합니다. 진단이 아니라 '어디로 갈지'를 알려주죠. 다문화센터·지자체와 함께 시작합니다."</w:t>
       </w:r>
     </w:p>
-    <w:bookmarkEnd w:id="76"/>
-    <w:bookmarkStart w:id="77" w:name="X02d5bdb28b09d9bad763bfab01e083de90c24a6"/>
+    <w:bookmarkEnd w:id="78"/>
+    <w:bookmarkStart w:id="79" w:name="X02d5bdb28b09d9bad763bfab01e083de90c24a6"/>
     <w:p>
       <w:pPr>
         <w:pStyle w:val="Heading2"/>
@@ -6885,8 +6943,8 @@
         <w:t xml:space="preserve">(30초 + ) "핵심은 신뢰입니다. 우리는 답을 지어내지 않고 공신력 있는 출처에 근거해 답하며, 의료진 감수와 '진단 금지·응급은 119' 가드를 둡니다. 사용자에겐 무료, 비용은 외국인 민원·통역 부담을 줄이려는 지자체·병원이 라이선스로 냅니다. 12주 안에 2개 언어 MVP로 다문화센터 3곳 파일럿을 돌리고, 이용·만족 데이터로 유료 전환을 만듭니다."</w:t>
       </w:r>
     </w:p>
-    <w:bookmarkEnd w:id="77"/>
-    <w:bookmarkStart w:id="78" w:name="Xea852361a7621c48b69358b135420e29d417f7b"/>
+    <w:bookmarkEnd w:id="79"/>
+    <w:bookmarkStart w:id="80" w:name="Xea852361a7621c48b69358b135420e29d417f7b"/>
     <w:p>
       <w:pPr>
         <w:pStyle w:val="Heading2"/>
@@ -6907,8 +6965,8 @@
         <w:t xml:space="preserve">문제(이주민 의료 접근) 2. 고객(P0 다문화가정) 3. 해결책(모국어·출처기반) 4. 시장(250만+) 5. 모델(B2G+그랜트) 6. 실행(12주 MVP·파일럿) 7. 요청(파일럿 기관·자문·초기 자금)</w:t>
       </w:r>
     </w:p>
-    <w:bookmarkEnd w:id="78"/>
-    <w:bookmarkStart w:id="79" w:name="예상-질문과-답변"/>
+    <w:bookmarkEnd w:id="80"/>
+    <w:bookmarkStart w:id="81" w:name="예상-질문과-답변"/>
     <w:p>
       <w:pPr>
         <w:pStyle w:val="Heading2"/>
@@ -7027,8 +7085,8 @@
         </w:tc>
       </w:tr>
     </w:tbl>
-    <w:bookmarkEnd w:id="79"/>
-    <w:bookmarkStart w:id="80" w:name="남아-있는-가장-큰-리스크"/>
+    <w:bookmarkEnd w:id="81"/>
+    <w:bookmarkStart w:id="82" w:name="남아-있는-가장-큰-리스크"/>
     <w:p>
       <w:pPr>
         <w:pStyle w:val="Heading2"/>
@@ -7061,8 +7119,8 @@
         <w:t xml:space="preserve">→ 그랜트·파일럿 사례로 다음 예산에 편성 공략.</w:t>
       </w:r>
     </w:p>
-    <w:bookmarkEnd w:id="80"/>
-    <w:bookmarkStart w:id="81" w:name="다음-7일-실행"/>
+    <w:bookmarkEnd w:id="82"/>
+    <w:bookmarkStart w:id="83" w:name="다음-7일-실행"/>
     <w:p>
       <w:pPr>
         <w:pStyle w:val="Heading2"/>
@@ -7083,8 +7141,1391 @@
         <w:t xml:space="preserve">다문화센터 2곳 미팅 2. 의료 자문 컨택 3. 안전가드 시나리오 4. 출처 콘텐츠 목록 5. 파일럿 제안서</w:t>
       </w:r>
     </w:p>
-    <w:bookmarkEnd w:id="81"/>
-    <w:bookmarkEnd w:id="82"/>
+    <w:bookmarkEnd w:id="83"/>
+    <w:bookmarkEnd w:id="84"/>
+    <w:bookmarkStart w:id="88" w:name="Xc12ccd412ffffcdcf2bfa50de35324872805dd3"/>
+    <w:p>
+      <w:pPr>
+        <w:pStyle w:val="Heading1"/>
+      </w:pPr>
+      <w:r>
+        <w:t xml:space="preserve">10. 근거 리서치 메모 — 건강이음</w:t>
+      </w:r>
+    </w:p>
+    <w:p>
+      <w:pPr>
+        <w:pStyle w:val="BlockText"/>
+      </w:pPr>
+      <w:r>
+        <w:t xml:space="preserve">evidence-research 스킬 적용. 숫자에</w:t>
+      </w:r>
+      <w:r>
+        <w:t xml:space="preserve"> </w:t>
+      </w:r>
+      <w:r>
+        <w:rPr>
+          <w:b/>
+          <w:bCs/>
+        </w:rPr>
+        <w:t xml:space="preserve">근거 상태와 신뢰도</w:t>
+      </w:r>
+      <w:r>
+        <w:t xml:space="preserve">를 붙이고, 확인 방법을 남긴다.</w:t>
+      </w:r>
+      <w:r>
+        <w:t xml:space="preserve"> </w:t>
+      </w:r>
+      <w:r>
+        <w:t xml:space="preserve">⚠️ 아래 수치는 워크숍용 추정이며, 실제 진행 시 출처 원문으로 교체해야 한다.</w:t>
+      </w:r>
+    </w:p>
+    <w:tbl>
+      <w:tblPr>
+        <w:tblStyle w:val="Table"/>
+        <w:tblW w:type="auto" w:w="0"/>
+        <w:tblLook w:firstRow="1" w:lastRow="0" w:firstColumn="0" w:lastColumn="0" w:noHBand="0" w:noVBand="0" w:val="0020"/>
+      </w:tblPr>
+      <w:tblGrid>
+        <w:gridCol w:w="1584"/>
+        <w:gridCol w:w="1584"/>
+        <w:gridCol w:w="1584"/>
+        <w:gridCol w:w="1584"/>
+        <w:gridCol w:w="1584"/>
+      </w:tblGrid>
+      <w:tr>
+        <w:trPr>
+          <w:tblHeader w:val="on"/>
+        </w:trPr>
+        <w:tc>
+          <w:tcPr/>
+          <w:p>
+            <w:pPr>
+              <w:pStyle w:val="Compact"/>
+            </w:pPr>
+            <w:r>
+              <w:t xml:space="preserve">주장/숫자</w:t>
+            </w:r>
+          </w:p>
+        </w:tc>
+        <w:tc>
+          <w:tcPr/>
+          <w:p>
+            <w:pPr>
+              <w:pStyle w:val="Compact"/>
+              <w:jc w:val="right"/>
+            </w:pPr>
+            <w:r>
+              <w:t xml:space="preserve">현재 값</w:t>
+            </w:r>
+          </w:p>
+        </w:tc>
+        <w:tc>
+          <w:tcPr/>
+          <w:p>
+            <w:pPr>
+              <w:pStyle w:val="Compact"/>
+            </w:pPr>
+            <w:r>
+              <w:t xml:space="preserve">근거</w:t>
+            </w:r>
+          </w:p>
+        </w:tc>
+        <w:tc>
+          <w:tcPr/>
+          <w:p>
+            <w:pPr>
+              <w:pStyle w:val="Compact"/>
+            </w:pPr>
+            <w:r>
+              <w:t xml:space="preserve">신뢰도</w:t>
+            </w:r>
+          </w:p>
+        </w:tc>
+        <w:tc>
+          <w:tcPr/>
+          <w:p>
+            <w:pPr>
+              <w:pStyle w:val="Compact"/>
+            </w:pPr>
+            <w:r>
+              <w:t xml:space="preserve">다음 확인 방법</w:t>
+            </w:r>
+          </w:p>
+        </w:tc>
+      </w:tr>
+      <w:tr>
+        <w:tc>
+          <w:tcPr/>
+          <w:p>
+            <w:pPr>
+              <w:pStyle w:val="Compact"/>
+            </w:pPr>
+            <w:r>
+              <w:t xml:space="preserve">국내 체류 외국인</w:t>
+            </w:r>
+          </w:p>
+        </w:tc>
+        <w:tc>
+          <w:tcPr/>
+          <w:p>
+            <w:pPr>
+              <w:pStyle w:val="Compact"/>
+              <w:jc w:val="right"/>
+            </w:pPr>
+            <w:r>
+              <w:t xml:space="preserve">약 250만 명</w:t>
+            </w:r>
+          </w:p>
+        </w:tc>
+        <w:tc>
+          <w:tcPr/>
+          <w:p>
+            <w:pPr>
+              <w:pStyle w:val="Compact"/>
+            </w:pPr>
+            <w:r>
+              <w:t xml:space="preserve">법무부 출입국·외국인정책 통계연보</w:t>
+            </w:r>
+          </w:p>
+        </w:tc>
+        <w:tc>
+          <w:tcPr/>
+          <w:p>
+            <w:pPr>
+              <w:pStyle w:val="Compact"/>
+            </w:pPr>
+            <w:r>
+              <w:t xml:space="preserve">중간</w:t>
+            </w:r>
+          </w:p>
+        </w:tc>
+        <w:tc>
+          <w:tcPr/>
+          <w:p>
+            <w:pPr>
+              <w:pStyle w:val="Compact"/>
+            </w:pPr>
+            <w:r>
+              <w:t xml:space="preserve">최신 연보 원문 수치 확인</w:t>
+            </w:r>
+          </w:p>
+        </w:tc>
+      </w:tr>
+      <w:tr>
+        <w:tc>
+          <w:tcPr/>
+          <w:p>
+            <w:pPr>
+              <w:pStyle w:val="Compact"/>
+            </w:pPr>
+            <w:r>
+              <w:t xml:space="preserve">비영어권 비중</w:t>
+            </w:r>
+          </w:p>
+        </w:tc>
+        <w:tc>
+          <w:tcPr/>
+          <w:p>
+            <w:pPr>
+              <w:pStyle w:val="Compact"/>
+              <w:jc w:val="right"/>
+            </w:pPr>
+            <w:r>
+              <w:t xml:space="preserve">약 70%</w:t>
+            </w:r>
+            <w:r>
+              <w:t xml:space="preserve"> </w:t>
+            </w:r>
+            <w:r>
+              <w:rPr>
+                <w:rStyle w:val="VerbatimChar"/>
+              </w:rPr>
+              <w:t xml:space="preserve">[추정]</w:t>
+            </w:r>
+          </w:p>
+        </w:tc>
+        <w:tc>
+          <w:tcPr/>
+          <w:p>
+            <w:pPr>
+              <w:pStyle w:val="Compact"/>
+            </w:pPr>
+            <w:r>
+              <w:t xml:space="preserve">국적 분포(중국·베트남·태국 등)</w:t>
+            </w:r>
+          </w:p>
+        </w:tc>
+        <w:tc>
+          <w:tcPr/>
+          <w:p>
+            <w:pPr>
+              <w:pStyle w:val="Compact"/>
+            </w:pPr>
+            <w:r>
+              <w:t xml:space="preserve">낮음</w:t>
+            </w:r>
+          </w:p>
+        </w:tc>
+        <w:tc>
+          <w:tcPr/>
+          <w:p>
+            <w:pPr>
+              <w:pStyle w:val="Compact"/>
+            </w:pPr>
+            <w:r>
+              <w:t xml:space="preserve">국적별 표 재계산</w:t>
+            </w:r>
+          </w:p>
+        </w:tc>
+      </w:tr>
+      <w:tr>
+        <w:tc>
+          <w:tcPr/>
+          <w:p>
+            <w:pPr>
+              <w:pStyle w:val="Compact"/>
+            </w:pPr>
+            <w:r>
+              <w:t xml:space="preserve">다문화가족지원센터</w:t>
+            </w:r>
+          </w:p>
+        </w:tc>
+        <w:tc>
+          <w:tcPr/>
+          <w:p>
+            <w:pPr>
+              <w:pStyle w:val="Compact"/>
+              <w:jc w:val="right"/>
+            </w:pPr>
+            <w:r>
+              <w:t xml:space="preserve">전국 200곳+</w:t>
+            </w:r>
+          </w:p>
+        </w:tc>
+        <w:tc>
+          <w:tcPr/>
+          <w:p>
+            <w:pPr>
+              <w:pStyle w:val="Compact"/>
+            </w:pPr>
+            <w:r>
+              <w:t xml:space="preserve">여가부/가족센터 현황</w:t>
+            </w:r>
+          </w:p>
+        </w:tc>
+        <w:tc>
+          <w:tcPr/>
+          <w:p>
+            <w:pPr>
+              <w:pStyle w:val="Compact"/>
+            </w:pPr>
+            <w:r>
+              <w:t xml:space="preserve">중간</w:t>
+            </w:r>
+          </w:p>
+        </w:tc>
+        <w:tc>
+          <w:tcPr/>
+          <w:p>
+            <w:pPr>
+              <w:pStyle w:val="Compact"/>
+            </w:pPr>
+            <w:r>
+              <w:t xml:space="preserve">광역별 목록·예산 확인</w:t>
+            </w:r>
+          </w:p>
+        </w:tc>
+      </w:tr>
+      <w:tr>
+        <w:tc>
+          <w:tcPr/>
+          <w:p>
+            <w:pPr>
+              <w:pStyle w:val="Compact"/>
+            </w:pPr>
+            <w:r>
+              <w:t xml:space="preserve">의료통역 1회 비용</w:t>
+            </w:r>
+          </w:p>
+        </w:tc>
+        <w:tc>
+          <w:tcPr/>
+          <w:p>
+            <w:pPr>
+              <w:pStyle w:val="Compact"/>
+              <w:jc w:val="right"/>
+            </w:pPr>
+            <w:r>
+              <w:t xml:space="preserve">수만 원</w:t>
+            </w:r>
+          </w:p>
+        </w:tc>
+        <w:tc>
+          <w:tcPr/>
+          <w:p>
+            <w:pPr>
+              <w:pStyle w:val="Compact"/>
+            </w:pPr>
+            <w:r>
+              <w:t xml:space="preserve">공공의료통역 사업 단가</w:t>
+            </w:r>
+          </w:p>
+        </w:tc>
+        <w:tc>
+          <w:tcPr/>
+          <w:p>
+            <w:pPr>
+              <w:pStyle w:val="Compact"/>
+            </w:pPr>
+            <w:r>
+              <w:t xml:space="preserve">낮음</w:t>
+            </w:r>
+          </w:p>
+        </w:tc>
+        <w:tc>
+          <w:tcPr/>
+          <w:p>
+            <w:pPr>
+              <w:pStyle w:val="Compact"/>
+            </w:pPr>
+            <w:r>
+              <w:t xml:space="preserve">사업 공고·단가표 확인</w:t>
+            </w:r>
+          </w:p>
+        </w:tc>
+      </w:tr>
+      <w:tr>
+        <w:tc>
+          <w:tcPr/>
+          <w:p>
+            <w:pPr>
+              <w:pStyle w:val="Compact"/>
+            </w:pPr>
+            <w:r>
+              <w:t xml:space="preserve">지자체 SaaS 연 예산</w:t>
+            </w:r>
+          </w:p>
+        </w:tc>
+        <w:tc>
+          <w:tcPr/>
+          <w:p>
+            <w:pPr>
+              <w:pStyle w:val="Compact"/>
+              <w:jc w:val="right"/>
+            </w:pPr>
+            <w:r>
+              <w:t xml:space="preserve">수백만~천만 원</w:t>
+            </w:r>
+          </w:p>
+        </w:tc>
+        <w:tc>
+          <w:tcPr/>
+          <w:p>
+            <w:pPr>
+              <w:pStyle w:val="Compact"/>
+            </w:pPr>
+            <w:r>
+              <w:t xml:space="preserve">유사 외국인지원 솔루션 사례</w:t>
+            </w:r>
+          </w:p>
+        </w:tc>
+        <w:tc>
+          <w:tcPr/>
+          <w:p>
+            <w:pPr>
+              <w:pStyle w:val="Compact"/>
+            </w:pPr>
+            <w:r>
+              <w:t xml:space="preserve">낮음</w:t>
+            </w:r>
+          </w:p>
+        </w:tc>
+        <w:tc>
+          <w:tcPr/>
+          <w:p>
+            <w:pPr>
+              <w:pStyle w:val="Compact"/>
+            </w:pPr>
+            <w:r>
+              <w:t xml:space="preserve">조달청 나라장터 낙찰가</w:t>
+            </w:r>
+          </w:p>
+        </w:tc>
+      </w:tr>
+    </w:tbl>
+    <w:bookmarkStart w:id="85" w:name="사용-가능한-근거-지금-인용-가능"/>
+    <w:p>
+      <w:pPr>
+        <w:pStyle w:val="Heading2"/>
+      </w:pPr>
+      <w:r>
+        <w:t xml:space="preserve">사용 가능한 근거 (지금 인용 가능)</w:t>
+      </w:r>
+    </w:p>
+    <w:p>
+      <w:pPr>
+        <w:pStyle w:val="Compact"/>
+        <w:numPr>
+          <w:ilvl w:val="0"/>
+          <w:numId w:val="1030"/>
+        </w:numPr>
+      </w:pPr>
+      <w:r>
+        <w:t xml:space="preserve">체류 외국인 규모·국적 분포 — 공식 통계연보</w:t>
+      </w:r>
+    </w:p>
+    <w:p>
+      <w:pPr>
+        <w:pStyle w:val="Compact"/>
+        <w:numPr>
+          <w:ilvl w:val="0"/>
+          <w:numId w:val="1030"/>
+        </w:numPr>
+      </w:pPr>
+      <w:r>
+        <w:t xml:space="preserve">다문화가족지원센터 수·분포 — 공공 현황 자료</w:t>
+      </w:r>
+    </w:p>
+    <w:p>
+      <w:pPr>
+        <w:pStyle w:val="Compact"/>
+        <w:numPr>
+          <w:ilvl w:val="0"/>
+          <w:numId w:val="1030"/>
+        </w:numPr>
+      </w:pPr>
+      <w:r>
+        <w:t xml:space="preserve">외국인 의료 이용 장벽 — 보건 분야 논문/보고서 다수</w:t>
+      </w:r>
+    </w:p>
+    <w:bookmarkEnd w:id="85"/>
+    <w:bookmarkStart w:id="86" w:name="아직-가정인-것-검증-필요"/>
+    <w:p>
+      <w:pPr>
+        <w:pStyle w:val="Heading2"/>
+      </w:pPr>
+      <w:r>
+        <w:t xml:space="preserve">아직 가정인 것 (검증 필요)</w:t>
+      </w:r>
+    </w:p>
+    <w:p>
+      <w:pPr>
+        <w:pStyle w:val="Compact"/>
+        <w:numPr>
+          <w:ilvl w:val="0"/>
+          <w:numId w:val="1031"/>
+        </w:numPr>
+      </w:pPr>
+      <w:r>
+        <w:t xml:space="preserve">지자체의</w:t>
+      </w:r>
+      <w:r>
+        <w:t xml:space="preserve"> </w:t>
+      </w:r>
+      <w:r>
+        <w:rPr>
+          <w:b/>
+          <w:bCs/>
+        </w:rPr>
+        <w:t xml:space="preserve">연 단위 SaaS 구매 의향·예산 항목</w:t>
+      </w:r>
+      <w:r>
+        <w:t xml:space="preserve"> </w:t>
+      </w:r>
+      <w:r>
+        <w:t xml:space="preserve">→ 담당자 인터뷰</w:t>
+      </w:r>
+    </w:p>
+    <w:p>
+      <w:pPr>
+        <w:pStyle w:val="Compact"/>
+        <w:numPr>
+          <w:ilvl w:val="0"/>
+          <w:numId w:val="1031"/>
+        </w:numPr>
+      </w:pPr>
+      <w:r>
+        <w:t xml:space="preserve">비영어권 비중 정확값 → 국적별 통계 재계산</w:t>
+      </w:r>
+    </w:p>
+    <w:p>
+      <w:pPr>
+        <w:pStyle w:val="Compact"/>
+        <w:numPr>
+          <w:ilvl w:val="0"/>
+          <w:numId w:val="1031"/>
+        </w:numPr>
+      </w:pPr>
+      <w:r>
+        <w:t xml:space="preserve">사용자 1인당 진료 연계 효과 → 파일럿 실측</w:t>
+      </w:r>
+    </w:p>
+    <w:bookmarkEnd w:id="86"/>
+    <w:bookmarkStart w:id="87" w:name="bmc세일즈에-반영할-문장"/>
+    <w:p>
+      <w:pPr>
+        <w:pStyle w:val="Heading2"/>
+      </w:pPr>
+      <w:r>
+        <w:t xml:space="preserve">BMC/세일즈에 반영할 문장</w:t>
+      </w:r>
+    </w:p>
+    <w:p>
+      <w:pPr>
+        <w:pStyle w:val="Compact"/>
+        <w:numPr>
+          <w:ilvl w:val="0"/>
+          <w:numId w:val="1032"/>
+        </w:numPr>
+      </w:pPr>
+      <w:r>
+        <w:t xml:space="preserve">"TAM 250만(통계 근거), 단 비영어권 비중·SAM은</w:t>
+      </w:r>
+      <w:r>
+        <w:t xml:space="preserve"> </w:t>
+      </w:r>
+      <w:r>
+        <w:rPr>
+          <w:rStyle w:val="VerbatimChar"/>
+        </w:rPr>
+        <w:t xml:space="preserve">[추정]</w:t>
+      </w:r>
+      <w:r>
+        <w:t xml:space="preserve">이라 파일럿으로 좁힌다."</w:t>
+      </w:r>
+    </w:p>
+    <w:p>
+      <w:pPr>
+        <w:pStyle w:val="Compact"/>
+        <w:numPr>
+          <w:ilvl w:val="0"/>
+          <w:numId w:val="1032"/>
+        </w:numPr>
+      </w:pPr>
+      <w:r>
+        <w:t xml:space="preserve">"지자체 라이선스 가격은</w:t>
+      </w:r>
+      <w:r>
+        <w:t xml:space="preserve"> </w:t>
+      </w:r>
+      <w:r>
+        <w:rPr>
+          <w:b/>
+          <w:bCs/>
+        </w:rPr>
+        <w:t xml:space="preserve">나라장터 유사 낙찰가</w:t>
+      </w:r>
+      <w:r>
+        <w:t xml:space="preserve">로 앵커링한다(확인 예정)."</w:t>
+      </w:r>
+    </w:p>
+    <w:bookmarkEnd w:id="87"/>
+    <w:bookmarkEnd w:id="88"/>
+    <w:bookmarkStart w:id="95" w:name="X9d519c59a180765b66fcc4c6ca1b837b7b88dec"/>
+    <w:p>
+      <w:pPr>
+        <w:pStyle w:val="Heading1"/>
+      </w:pPr>
+      <w:r>
+        <w:t xml:space="preserve">11. 합성 소비자 패널 — 건강이음 (product-fit + message-test + objection-map)</w:t>
+      </w:r>
+    </w:p>
+    <w:p>
+      <w:pPr>
+        <w:pStyle w:val="BlockText"/>
+      </w:pPr>
+      <w:r>
+        <w:t xml:space="preserve">⚠️</w:t>
+      </w:r>
+      <w:r>
+        <w:t xml:space="preserve"> </w:t>
+      </w:r>
+      <w:r>
+        <w:rPr>
+          <w:b/>
+          <w:bCs/>
+        </w:rPr>
+        <w:t xml:space="preserve">안전 문구</w:t>
+      </w:r>
+      <w:r>
+        <w:t xml:space="preserve">: 합성 패널은</w:t>
+      </w:r>
+      <w:r>
+        <w:t xml:space="preserve"> </w:t>
+      </w:r>
+      <w:r>
+        <w:rPr>
+          <w:b/>
+          <w:bCs/>
+        </w:rPr>
+        <w:t xml:space="preserve">가설 생성 도구</w:t>
+      </w:r>
+      <w:r>
+        <w:t xml:space="preserve">입니다. 시장 검증·수요 증명·투자 판단 근거로 쓰면 안 되며, 반드시 실제 인터뷰·행동 실험으로 이어가야 합니다.</w:t>
+      </w:r>
+    </w:p>
+    <w:bookmarkStart w:id="89" w:name="패널-구성"/>
+    <w:p>
+      <w:pPr>
+        <w:pStyle w:val="Heading2"/>
+      </w:pPr>
+      <w:r>
+        <w:t xml:space="preserve">패널 구성</w:t>
+      </w:r>
+    </w:p>
+    <w:tbl>
+      <w:tblPr>
+        <w:tblStyle w:val="Table"/>
+        <w:tblW w:type="auto" w:w="0"/>
+        <w:tblLook w:firstRow="1" w:lastRow="0" w:firstColumn="0" w:lastColumn="0" w:noHBand="0" w:noVBand="0" w:val="0020"/>
+      </w:tblPr>
+      <w:tblGrid>
+        <w:gridCol w:w="1584"/>
+        <w:gridCol w:w="1584"/>
+        <w:gridCol w:w="1584"/>
+        <w:gridCol w:w="1584"/>
+        <w:gridCol w:w="1584"/>
+      </w:tblGrid>
+      <w:tr>
+        <w:trPr>
+          <w:tblHeader w:val="on"/>
+        </w:trPr>
+        <w:tc>
+          <w:tcPr/>
+          <w:p>
+            <w:pPr>
+              <w:pStyle w:val="Compact"/>
+            </w:pPr>
+            <w:r>
+              <w:t xml:space="preserve">#</w:t>
+            </w:r>
+          </w:p>
+        </w:tc>
+        <w:tc>
+          <w:tcPr/>
+          <w:p>
+            <w:pPr>
+              <w:pStyle w:val="Compact"/>
+            </w:pPr>
+            <w:r>
+              <w:t xml:space="preserve">페르소나</w:t>
+            </w:r>
+          </w:p>
+        </w:tc>
+        <w:tc>
+          <w:tcPr/>
+          <w:p>
+            <w:pPr>
+              <w:pStyle w:val="Compact"/>
+            </w:pPr>
+            <w:r>
+              <w:t xml:space="preserve">세그먼트</w:t>
+            </w:r>
+          </w:p>
+        </w:tc>
+        <w:tc>
+          <w:tcPr/>
+          <w:p>
+            <w:pPr>
+              <w:pStyle w:val="Compact"/>
+            </w:pPr>
+            <w:r>
+              <w:t xml:space="preserve">상황</w:t>
+            </w:r>
+          </w:p>
+        </w:tc>
+        <w:tc>
+          <w:tcPr/>
+          <w:p>
+            <w:pPr>
+              <w:pStyle w:val="Compact"/>
+            </w:pPr>
+            <w:r>
+              <w:t xml:space="preserve">편향/주의</w:t>
+            </w:r>
+          </w:p>
+        </w:tc>
+      </w:tr>
+      <w:tr>
+        <w:tc>
+          <w:tcPr/>
+          <w:p>
+            <w:pPr>
+              <w:pStyle w:val="Compact"/>
+            </w:pPr>
+            <w:r>
+              <w:t xml:space="preserve">1</w:t>
+            </w:r>
+          </w:p>
+        </w:tc>
+        <w:tc>
+          <w:tcPr/>
+          <w:p>
+            <w:pPr>
+              <w:pStyle w:val="Compact"/>
+            </w:pPr>
+            <w:r>
+              <w:t xml:space="preserve">결혼이주여성 35세(베트남)</w:t>
+            </w:r>
+          </w:p>
+        </w:tc>
+        <w:tc>
+          <w:tcPr/>
+          <w:p>
+            <w:pPr>
+              <w:pStyle w:val="Compact"/>
+            </w:pPr>
+            <w:r>
+              <w:t xml:space="preserve">P0</w:t>
+            </w:r>
+          </w:p>
+        </w:tc>
+        <w:tc>
+          <w:tcPr/>
+          <w:p>
+            <w:pPr>
+              <w:pStyle w:val="Compact"/>
+            </w:pPr>
+            <w:r>
+              <w:t xml:space="preserve">자녀 발열, 어느 과 갈지 모름</w:t>
+            </w:r>
+          </w:p>
+        </w:tc>
+        <w:tc>
+          <w:tcPr/>
+          <w:p>
+            <w:pPr>
+              <w:pStyle w:val="Compact"/>
+            </w:pPr>
+            <w:r>
+              <w:t xml:space="preserve">모바일 친숙, 한글 읽기 어려움</w:t>
+            </w:r>
+          </w:p>
+        </w:tc>
+      </w:tr>
+      <w:tr>
+        <w:tc>
+          <w:tcPr/>
+          <w:p>
+            <w:pPr>
+              <w:pStyle w:val="Compact"/>
+            </w:pPr>
+            <w:r>
+              <w:t xml:space="preserve">2</w:t>
+            </w:r>
+          </w:p>
+        </w:tc>
+        <w:tc>
+          <w:tcPr/>
+          <w:p>
+            <w:pPr>
+              <w:pStyle w:val="Compact"/>
+            </w:pPr>
+            <w:r>
+              <w:t xml:space="preserve">이주노동자 41세(태국)</w:t>
+            </w:r>
+          </w:p>
+        </w:tc>
+        <w:tc>
+          <w:tcPr/>
+          <w:p>
+            <w:pPr>
+              <w:pStyle w:val="Compact"/>
+            </w:pPr>
+            <w:r>
+              <w:t xml:space="preserve">P1</w:t>
+            </w:r>
+          </w:p>
+        </w:tc>
+        <w:tc>
+          <w:tcPr/>
+          <w:p>
+            <w:pPr>
+              <w:pStyle w:val="Compact"/>
+            </w:pPr>
+            <w:r>
+              <w:t xml:space="preserve">허리 통증·산재 의심</w:t>
+            </w:r>
+          </w:p>
+        </w:tc>
+        <w:tc>
+          <w:tcPr/>
+          <w:p>
+            <w:pPr>
+              <w:pStyle w:val="Compact"/>
+            </w:pPr>
+            <w:r>
+              <w:t xml:space="preserve">시간 없음, 비용 민감</w:t>
+            </w:r>
+          </w:p>
+        </w:tc>
+      </w:tr>
+      <w:tr>
+        <w:tc>
+          <w:tcPr/>
+          <w:p>
+            <w:pPr>
+              <w:pStyle w:val="Compact"/>
+            </w:pPr>
+            <w:r>
+              <w:t xml:space="preserve">3</w:t>
+            </w:r>
+          </w:p>
+        </w:tc>
+        <w:tc>
+          <w:tcPr/>
+          <w:p>
+            <w:pPr>
+              <w:pStyle w:val="Compact"/>
+            </w:pPr>
+            <w:r>
+              <w:t xml:space="preserve">유학생 24세(중국)</w:t>
+            </w:r>
+          </w:p>
+        </w:tc>
+        <w:tc>
+          <w:tcPr/>
+          <w:p>
+            <w:pPr>
+              <w:pStyle w:val="Compact"/>
+            </w:pPr>
+            <w:r>
+              <w:t xml:space="preserve">P2</w:t>
+            </w:r>
+          </w:p>
+        </w:tc>
+        <w:tc>
+          <w:tcPr/>
+          <w:p>
+            <w:pPr>
+              <w:pStyle w:val="Compact"/>
+            </w:pPr>
+            <w:r>
+              <w:t xml:space="preserve">갑작스런 복통</w:t>
+            </w:r>
+          </w:p>
+        </w:tc>
+        <w:tc>
+          <w:tcPr/>
+          <w:p>
+            <w:pPr>
+              <w:pStyle w:val="Compact"/>
+            </w:pPr>
+            <w:r>
+              <w:t xml:space="preserve">디지털 능숙, 영어 일부</w:t>
+            </w:r>
+          </w:p>
+        </w:tc>
+      </w:tr>
+      <w:tr>
+        <w:tc>
+          <w:tcPr/>
+          <w:p>
+            <w:pPr>
+              <w:pStyle w:val="Compact"/>
+            </w:pPr>
+            <w:r>
+              <w:t xml:space="preserve">4</w:t>
+            </w:r>
+          </w:p>
+        </w:tc>
+        <w:tc>
+          <w:tcPr/>
+          <w:p>
+            <w:pPr>
+              <w:pStyle w:val="Compact"/>
+            </w:pPr>
+            <w:r>
+              <w:t xml:space="preserve">다문화센터 사회복지사</w:t>
+            </w:r>
+          </w:p>
+        </w:tc>
+        <w:tc>
+          <w:tcPr/>
+          <w:p>
+            <w:pPr>
+              <w:pStyle w:val="Compact"/>
+            </w:pPr>
+            <w:r>
+              <w:t xml:space="preserve">지불자측</w:t>
+            </w:r>
+          </w:p>
+        </w:tc>
+        <w:tc>
+          <w:tcPr/>
+          <w:p>
+            <w:pPr>
+              <w:pStyle w:val="Compact"/>
+            </w:pPr>
+            <w:r>
+              <w:t xml:space="preserve">민원 응대 과부하</w:t>
+            </w:r>
+          </w:p>
+        </w:tc>
+        <w:tc>
+          <w:tcPr/>
+          <w:p>
+            <w:pPr>
+              <w:pStyle w:val="Compact"/>
+            </w:pPr>
+            <w:r>
+              <w:t xml:space="preserve">신뢰성·책임 민감(회의적)</w:t>
+            </w:r>
+          </w:p>
+        </w:tc>
+      </w:tr>
+      <w:tr>
+        <w:tc>
+          <w:tcPr/>
+          <w:p>
+            <w:pPr>
+              <w:pStyle w:val="Compact"/>
+            </w:pPr>
+            <w:r>
+              <w:t xml:space="preserve">5</w:t>
+            </w:r>
+          </w:p>
+        </w:tc>
+        <w:tc>
+          <w:tcPr/>
+          <w:p>
+            <w:pPr>
+              <w:pStyle w:val="Compact"/>
+            </w:pPr>
+            <w:r>
+              <w:t xml:space="preserve">보건소 담당 주무관</w:t>
+            </w:r>
+          </w:p>
+        </w:tc>
+        <w:tc>
+          <w:tcPr/>
+          <w:p>
+            <w:pPr>
+              <w:pStyle w:val="Compact"/>
+            </w:pPr>
+            <w:r>
+              <w:t xml:space="preserve">지불자측</w:t>
+            </w:r>
+          </w:p>
+        </w:tc>
+        <w:tc>
+          <w:tcPr/>
+          <w:p>
+            <w:pPr>
+              <w:pStyle w:val="Compact"/>
+            </w:pPr>
+            <w:r>
+              <w:t xml:space="preserve">외국인 안내 자료 부족</w:t>
+            </w:r>
+          </w:p>
+        </w:tc>
+        <w:tc>
+          <w:tcPr/>
+          <w:p>
+            <w:pPr>
+              <w:pStyle w:val="Compact"/>
+            </w:pPr>
+            <w:r>
+              <w:t xml:space="preserve">예산·근거 요구</w:t>
+            </w:r>
+          </w:p>
+        </w:tc>
+      </w:tr>
+    </w:tbl>
+    <w:bookmarkEnd w:id="89"/>
+    <w:bookmarkStart w:id="90" w:name="반응-분포-메시지-아플-때-당신의-언어로-어디로-갈지-알려드려요"/>
+    <w:p>
+      <w:pPr>
+        <w:pStyle w:val="Heading2"/>
+      </w:pPr>
+      <w:r>
+        <w:t xml:space="preserve">반응 분포 (메시지: "아플 때, 당신의 언어로 어디로 갈지 알려드려요")</w:t>
+      </w:r>
+    </w:p>
+    <w:p>
+      <w:pPr>
+        <w:pStyle w:val="Compact"/>
+        <w:numPr>
+          <w:ilvl w:val="0"/>
+          <w:numId w:val="1033"/>
+        </w:numPr>
+      </w:pPr>
+      <w:r>
+        <w:t xml:space="preserve">긍정: 1, 3 (즉시 유용)</w:t>
+      </w:r>
+    </w:p>
+    <w:p>
+      <w:pPr>
+        <w:pStyle w:val="Compact"/>
+        <w:numPr>
+          <w:ilvl w:val="0"/>
+          <w:numId w:val="1033"/>
+        </w:numPr>
+      </w:pPr>
+      <w:r>
+        <w:t xml:space="preserve">조건부: 2(무료·익명이면), 5(정확성·책임 보장되면)</w:t>
+      </w:r>
+    </w:p>
+    <w:p>
+      <w:pPr>
+        <w:pStyle w:val="Compact"/>
+        <w:numPr>
+          <w:ilvl w:val="0"/>
+          <w:numId w:val="1033"/>
+        </w:numPr>
+      </w:pPr>
+      <w:r>
+        <w:t xml:space="preserve">부정/경계: 4("틀리면 누가 책임지나")</w:t>
+      </w:r>
+    </w:p>
+    <w:bookmarkEnd w:id="90"/>
+    <w:bookmarkStart w:id="91" w:name="핵심-인용"/>
+    <w:p>
+      <w:pPr>
+        <w:pStyle w:val="Heading2"/>
+      </w:pPr>
+      <w:r>
+        <w:t xml:space="preserve">핵심 인용</w:t>
+      </w:r>
+    </w:p>
+    <w:p>
+      <w:pPr>
+        <w:pStyle w:val="BlockText"/>
+      </w:pPr>
+      <w:r>
+        <w:t xml:space="preserve">페르소나 1: "병원 가서 무슨 과인지 몰라서 항상 남편 기다려요. 미리 알면 진짜 좋겠어요."</w:t>
+      </w:r>
+      <w:r>
+        <w:t xml:space="preserve"> </w:t>
+      </w:r>
+      <w:r>
+        <w:t xml:space="preserve">페르소나 4: "좋은데… 잘못 안내하면 우리 센터가 곤란해져요. 출처가 명확해야 해요."</w:t>
+      </w:r>
+    </w:p>
+    <w:bookmarkEnd w:id="91"/>
+    <w:bookmarkStart w:id="92" w:name="주요-반대-논리-objection-map"/>
+    <w:p>
+      <w:pPr>
+        <w:pStyle w:val="Heading2"/>
+      </w:pPr>
+      <w:r>
+        <w:t xml:space="preserve">주요 반대 논리 (objection-map)</w:t>
+      </w:r>
+    </w:p>
+    <w:tbl>
+      <w:tblPr>
+        <w:tblStyle w:val="Table"/>
+        <w:tblW w:type="auto" w:w="0"/>
+        <w:tblLook w:firstRow="1" w:lastRow="0" w:firstColumn="0" w:lastColumn="0" w:noHBand="0" w:noVBand="0" w:val="0020"/>
+      </w:tblPr>
+      <w:tblGrid>
+        <w:gridCol w:w="1980"/>
+        <w:gridCol w:w="1980"/>
+        <w:gridCol w:w="1980"/>
+        <w:gridCol w:w="1980"/>
+      </w:tblGrid>
+      <w:tr>
+        <w:trPr>
+          <w:tblHeader w:val="on"/>
+        </w:trPr>
+        <w:tc>
+          <w:tcPr/>
+          <w:p>
+            <w:pPr>
+              <w:pStyle w:val="Compact"/>
+            </w:pPr>
+            <w:r>
+              <w:t xml:space="preserve">반대</w:t>
+            </w:r>
+          </w:p>
+        </w:tc>
+        <w:tc>
+          <w:tcPr/>
+          <w:p>
+            <w:pPr>
+              <w:pStyle w:val="Compact"/>
+              <w:jc w:val="right"/>
+            </w:pPr>
+            <w:r>
+              <w:t xml:space="preserve">심각도</w:t>
+            </w:r>
+          </w:p>
+        </w:tc>
+        <w:tc>
+          <w:tcPr/>
+          <w:p>
+            <w:pPr>
+              <w:pStyle w:val="Compact"/>
+            </w:pPr>
+            <w:r>
+              <w:t xml:space="preserve">필요한 증거</w:t>
+            </w:r>
+          </w:p>
+        </w:tc>
+        <w:tc>
+          <w:tcPr/>
+          <w:p>
+            <w:pPr>
+              <w:pStyle w:val="Compact"/>
+            </w:pPr>
+            <w:r>
+              <w:t xml:space="preserve">피해야 할 반박</w:t>
+            </w:r>
+          </w:p>
+        </w:tc>
+      </w:tr>
+      <w:tr>
+        <w:tc>
+          <w:tcPr/>
+          <w:p>
+            <w:pPr>
+              <w:pStyle w:val="Compact"/>
+            </w:pPr>
+            <w:r>
+              <w:t xml:space="preserve">"AI가 틀리면?"</w:t>
+            </w:r>
+          </w:p>
+        </w:tc>
+        <w:tc>
+          <w:tcPr/>
+          <w:p>
+            <w:pPr>
+              <w:pStyle w:val="Compact"/>
+              <w:jc w:val="right"/>
+            </w:pPr>
+            <w:r>
+              <w:t xml:space="preserve">높음</w:t>
+            </w:r>
+          </w:p>
+        </w:tc>
+        <w:tc>
+          <w:tcPr/>
+          <w:p>
+            <w:pPr>
+              <w:pStyle w:val="Compact"/>
+            </w:pPr>
+            <w:r>
+              <w:t xml:space="preserve">출처표시·의료감수·진단금지 고지</w:t>
+            </w:r>
+          </w:p>
+        </w:tc>
+        <w:tc>
+          <w:tcPr/>
+          <w:p>
+            <w:pPr>
+              <w:pStyle w:val="Compact"/>
+            </w:pPr>
+            <w:r>
+              <w:t xml:space="preserve">"AI는 똑똑해요"식</w:t>
+            </w:r>
+          </w:p>
+        </w:tc>
+      </w:tr>
+      <w:tr>
+        <w:tc>
+          <w:tcPr/>
+          <w:p>
+            <w:pPr>
+              <w:pStyle w:val="Compact"/>
+            </w:pPr>
+            <w:r>
+              <w:t xml:space="preserve">"개인정보 걱정"</w:t>
+            </w:r>
+          </w:p>
+        </w:tc>
+        <w:tc>
+          <w:tcPr/>
+          <w:p>
+            <w:pPr>
+              <w:pStyle w:val="Compact"/>
+              <w:jc w:val="right"/>
+            </w:pPr>
+            <w:r>
+              <w:t xml:space="preserve">높음</w:t>
+            </w:r>
+          </w:p>
+        </w:tc>
+        <w:tc>
+          <w:tcPr/>
+          <w:p>
+            <w:pPr>
+              <w:pStyle w:val="Compact"/>
+            </w:pPr>
+            <w:r>
+              <w:t xml:space="preserve">비저장·암호화·동의</w:t>
+            </w:r>
+          </w:p>
+        </w:tc>
+        <w:tc>
+          <w:tcPr/>
+          <w:p>
+            <w:pPr>
+              <w:pStyle w:val="Compact"/>
+            </w:pPr>
+            <w:r>
+              <w:t xml:space="preserve">"괜찮아요"</w:t>
+            </w:r>
+          </w:p>
+        </w:tc>
+      </w:tr>
+      <w:tr>
+        <w:tc>
+          <w:tcPr/>
+          <w:p>
+            <w:pPr>
+              <w:pStyle w:val="Compact"/>
+            </w:pPr>
+            <w:r>
+              <w:t xml:space="preserve">"기존 통역으로 충분"</w:t>
+            </w:r>
+          </w:p>
+        </w:tc>
+        <w:tc>
+          <w:tcPr/>
+          <w:p>
+            <w:pPr>
+              <w:pStyle w:val="Compact"/>
+              <w:jc w:val="right"/>
+            </w:pPr>
+            <w:r>
+              <w:t xml:space="preserve">중간</w:t>
+            </w:r>
+          </w:p>
+        </w:tc>
+        <w:tc>
+          <w:tcPr/>
+          <w:p>
+            <w:pPr>
+              <w:pStyle w:val="Compact"/>
+            </w:pPr>
+            <w:r>
+              <w:t xml:space="preserve">24시간·즉시성 비교</w:t>
+            </w:r>
+          </w:p>
+        </w:tc>
+        <w:tc>
+          <w:tcPr/>
+          <w:p>
+            <w:pPr>
+              <w:pStyle w:val="Compact"/>
+            </w:pPr>
+            <w:r>
+              <w:t xml:space="preserve">통역 폄하</w:t>
+            </w:r>
+          </w:p>
+        </w:tc>
+      </w:tr>
+    </w:tbl>
+    <w:bookmarkEnd w:id="92"/>
+    <w:bookmarkStart w:id="93" w:name="추천-수정"/>
+    <w:p>
+      <w:pPr>
+        <w:pStyle w:val="Heading2"/>
+      </w:pPr>
+      <w:r>
+        <w:t xml:space="preserve">추천 수정</w:t>
+      </w:r>
+    </w:p>
+    <w:p>
+      <w:pPr>
+        <w:pStyle w:val="Compact"/>
+        <w:numPr>
+          <w:ilvl w:val="0"/>
+          <w:numId w:val="1034"/>
+        </w:numPr>
+      </w:pPr>
+      <w:r>
+        <w:t xml:space="preserve">유지: 모국어·즉시성 메시지</w:t>
+      </w:r>
+    </w:p>
+    <w:p>
+      <w:pPr>
+        <w:pStyle w:val="Compact"/>
+        <w:numPr>
+          <w:ilvl w:val="0"/>
+          <w:numId w:val="1034"/>
+        </w:numPr>
+      </w:pPr>
+      <w:r>
+        <w:t xml:space="preserve">바꿀 것: 첫 화면에</w:t>
+      </w:r>
+      <w:r>
+        <w:t xml:space="preserve"> </w:t>
+      </w:r>
+      <w:r>
+        <w:rPr>
+          <w:b/>
+          <w:bCs/>
+        </w:rPr>
+        <w:t xml:space="preserve">"진단이 아닌 안내 + 출처"</w:t>
+      </w:r>
+      <w:r>
+        <w:t xml:space="preserve"> </w:t>
+      </w:r>
+      <w:r>
+        <w:t xml:space="preserve">신뢰 요소 전면 배치</w:t>
+      </w:r>
+    </w:p>
+    <w:p>
+      <w:pPr>
+        <w:pStyle w:val="Compact"/>
+        <w:numPr>
+          <w:ilvl w:val="0"/>
+          <w:numId w:val="1034"/>
+        </w:numPr>
+      </w:pPr>
+      <w:r>
+        <w:t xml:space="preserve">제거: 과장된 "정확" 표현(책임 리스크)</w:t>
+      </w:r>
+    </w:p>
+    <w:bookmarkEnd w:id="93"/>
+    <w:bookmarkStart w:id="94" w:name="다음-실제-검증"/>
+    <w:p>
+      <w:pPr>
+        <w:pStyle w:val="Heading2"/>
+      </w:pPr>
+      <w:r>
+        <w:t xml:space="preserve">다음 실제 검증</w:t>
+      </w:r>
+    </w:p>
+    <w:p>
+      <w:pPr>
+        <w:pStyle w:val="Compact"/>
+        <w:numPr>
+          <w:ilvl w:val="0"/>
+          <w:numId w:val="1035"/>
+        </w:numPr>
+      </w:pPr>
+      <w:r>
+        <w:t xml:space="preserve">인터뷰 대상: 다문화센터 이용 이주여성 5명 + 사회복지사 2명</w:t>
+      </w:r>
+    </w:p>
+    <w:p>
+      <w:pPr>
+        <w:pStyle w:val="Compact"/>
+        <w:numPr>
+          <w:ilvl w:val="0"/>
+          <w:numId w:val="1035"/>
+        </w:numPr>
+      </w:pPr>
+      <w:r>
+        <w:t xml:space="preserve">질문: "최근 병원 이용 시 가장 막힌 순간?" / "AI 안내를 믿으려면 무엇이 필요?"</w:t>
+      </w:r>
+    </w:p>
+    <w:p>
+      <w:pPr>
+        <w:pStyle w:val="Compact"/>
+        <w:numPr>
+          <w:ilvl w:val="0"/>
+          <w:numId w:val="1035"/>
+        </w:numPr>
+      </w:pPr>
+      <w:r>
+        <w:t xml:space="preserve">행동 실험: 다문화센터 1곳에서 2주 시범 → 실제 사용·재방문 측정</w:t>
+      </w:r>
+    </w:p>
+    <w:bookmarkEnd w:id="94"/>
+    <w:bookmarkEnd w:id="95"/>
     <w:sectPr>
       <w:footnotePr>
         <w:numRestart w:val="eachSect"/>
@@ -7742,6 +9183,78 @@
     <w:lvlOverride w:ilvl="8">
       <w:startOverride w:val="1"/>
     </w:lvlOverride>
+  </w:num>
+  <w:num w:numId="1030">
+    <w:abstractNumId w:val="99411"/>
+    <w:lvlOverride w:ilvl="0">
+      <w:startOverride w:val="1"/>
+    </w:lvlOverride>
+    <w:lvlOverride w:ilvl="1">
+      <w:startOverride w:val="1"/>
+    </w:lvlOverride>
+    <w:lvlOverride w:ilvl="2">
+      <w:startOverride w:val="1"/>
+    </w:lvlOverride>
+    <w:lvlOverride w:ilvl="3">
+      <w:startOverride w:val="1"/>
+    </w:lvlOverride>
+    <w:lvlOverride w:ilvl="4">
+      <w:startOverride w:val="1"/>
+    </w:lvlOverride>
+    <w:lvlOverride w:ilvl="5">
+      <w:startOverride w:val="1"/>
+    </w:lvlOverride>
+    <w:lvlOverride w:ilvl="6">
+      <w:startOverride w:val="1"/>
+    </w:lvlOverride>
+    <w:lvlOverride w:ilvl="7">
+      <w:startOverride w:val="1"/>
+    </w:lvlOverride>
+    <w:lvlOverride w:ilvl="8">
+      <w:startOverride w:val="1"/>
+    </w:lvlOverride>
+  </w:num>
+  <w:num w:numId="1031">
+    <w:abstractNumId w:val="99411"/>
+    <w:lvlOverride w:ilvl="0">
+      <w:startOverride w:val="1"/>
+    </w:lvlOverride>
+    <w:lvlOverride w:ilvl="1">
+      <w:startOverride w:val="1"/>
+    </w:lvlOverride>
+    <w:lvlOverride w:ilvl="2">
+      <w:startOverride w:val="1"/>
+    </w:lvlOverride>
+    <w:lvlOverride w:ilvl="3">
+      <w:startOverride w:val="1"/>
+    </w:lvlOverride>
+    <w:lvlOverride w:ilvl="4">
+      <w:startOverride w:val="1"/>
+    </w:lvlOverride>
+    <w:lvlOverride w:ilvl="5">
+      <w:startOverride w:val="1"/>
+    </w:lvlOverride>
+    <w:lvlOverride w:ilvl="6">
+      <w:startOverride w:val="1"/>
+    </w:lvlOverride>
+    <w:lvlOverride w:ilvl="7">
+      <w:startOverride w:val="1"/>
+    </w:lvlOverride>
+    <w:lvlOverride w:ilvl="8">
+      <w:startOverride w:val="1"/>
+    </w:lvlOverride>
+  </w:num>
+  <w:num w:numId="1032">
+    <w:abstractNumId w:val="991"/>
+  </w:num>
+  <w:num w:numId="1033">
+    <w:abstractNumId w:val="991"/>
+  </w:num>
+  <w:num w:numId="1034">
+    <w:abstractNumId w:val="991"/>
+  </w:num>
+  <w:num w:numId="1035">
+    <w:abstractNumId w:val="991"/>
   </w:num>
 </w:numbering>
 </file>

--- a/examples/sample-run-건강정보플랫폼/나의_창업로드맵.docx
+++ b/examples/sample-run-건강정보플랫폼/나의_창업로드맵.docx
@@ -9280,6 +9280,14 @@
   <w:style w:default="1" w:styleId="Normal" w:type="paragraph">
     <w:name w:val="Normal"/>
     <w:qFormat/>
+    <w:pPr>
+      <w:spacing w:after="120" w:line="276" w:lineRule="auto"/>
+    </w:pPr>
+    <w:rPr>
+      <w:rFonts w:ascii="Malgun Gothic" w:cs="Malgun Gothic" w:eastAsia="Malgun Gothic" w:hAnsi="Malgun Gothic"/>
+      <w:color w:val="1B2540"/>
+      <w:sz w:val="22"/>
+    </w:rPr>
   </w:style>
   <w:style w:styleId="BodyText" w:type="paragraph">
     <w:name w:val="Body Text"/>
@@ -9289,12 +9297,22 @@
     <w:pPr>
       <w:spacing w:after="180" w:before="180"/>
     </w:pPr>
+    <w:rPr>
+      <w:rFonts w:ascii="Malgun Gothic" w:cs="Malgun Gothic" w:eastAsia="Malgun Gothic" w:hAnsi="Malgun Gothic"/>
+      <w:color w:val="1B2540"/>
+      <w:sz w:val="22"/>
+    </w:rPr>
   </w:style>
   <w:style w:customStyle="1" w:styleId="FirstParagraph" w:type="paragraph">
     <w:name w:val="First Paragraph"/>
     <w:basedOn w:val="BodyText"/>
     <w:next w:val="BodyText"/>
     <w:qFormat/>
+    <w:rPr>
+      <w:rFonts w:ascii="Malgun Gothic" w:cs="Malgun Gothic" w:eastAsia="Malgun Gothic" w:hAnsi="Malgun Gothic"/>
+      <w:color w:val="1B2540"/>
+      <w:sz w:val="22"/>
+    </w:rPr>
   </w:style>
   <w:style w:customStyle="1" w:styleId="Compact" w:type="paragraph">
     <w:name w:val="Compact"/>
@@ -9303,6 +9321,11 @@
     <w:pPr>
       <w:spacing w:after="36" w:before="36"/>
     </w:pPr>
+    <w:rPr>
+      <w:rFonts w:ascii="Malgun Gothic" w:cs="Malgun Gothic" w:eastAsia="Malgun Gothic" w:hAnsi="Malgun Gothic"/>
+      <w:color w:val="1B2540"/>
+      <w:sz w:val="22"/>
+    </w:rPr>
   </w:style>
   <w:style w:styleId="Title" w:type="paragraph">
     <w:name w:val="Title"/>
@@ -9318,8 +9341,10 @@
       <w:jc w:val="center"/>
     </w:pPr>
     <w:rPr>
-      <w:rFonts w:asciiTheme="majorHAnsi" w:cstheme="majorBidi" w:eastAsiaTheme="majorEastAsia" w:hAnsiTheme="majorHAnsi"/>
-      <w:sz w:val="56"/>
+      <w:rFonts w:ascii="Malgun Gothic" w:asciiTheme="majorHAnsi" w:cs="Malgun Gothic" w:cstheme="majorBidi" w:eastAsia="Malgun Gothic" w:eastAsiaTheme="majorEastAsia" w:hAnsi="Malgun Gothic" w:hAnsiTheme="majorHAnsi"/>
+      <w:b/>
+      <w:color w:val="16223F"/>
+      <w:sz w:val="52"/>
       <w:szCs w:val="56"/>
     </w:rPr>
   </w:style>
@@ -9330,7 +9355,7 @@
     <w:uiPriority w:val="10"/>
     <w:rsid w:val="00A10FD9"/>
     <w:rPr>
-      <w:rFonts w:asciiTheme="majorHAnsi" w:cstheme="majorBidi" w:eastAsiaTheme="majorEastAsia" w:hAnsiTheme="majorHAnsi"/>
+      <w:rFonts w:ascii="Malgun Gothic" w:asciiTheme="majorHAnsi" w:cs="Malgun Gothic" w:cstheme="majorBidi" w:eastAsia="Malgun Gothic" w:eastAsiaTheme="majorEastAsia" w:hAnsi="Malgun Gothic" w:hAnsiTheme="majorHAnsi"/>
       <w:sz w:val="56"/>
       <w:szCs w:val="56"/>
     </w:rPr>
@@ -9347,11 +9372,13 @@
       <w:numPr>
         <w:ilvl w:val="1"/>
       </w:numPr>
+      <w:spacing w:after="200"/>
     </w:pPr>
     <w:rPr>
-      <w:rFonts w:cstheme="majorBidi" w:eastAsiaTheme="majorEastAsia"/>
+      <w:rFonts w:ascii="Malgun Gothic" w:cs="Malgun Gothic" w:cstheme="majorBidi" w:eastAsia="Malgun Gothic" w:eastAsiaTheme="majorEastAsia" w:hAnsi="Malgun Gothic"/>
+      <w:color w:val="2657C9"/>
       <w:spacing w:val="15"/>
-      <w:sz w:val="28"/>
+      <w:sz w:val="26"/>
       <w:szCs w:val="28"/>
     </w:rPr>
   </w:style>
@@ -9362,7 +9389,7 @@
     <w:uiPriority w:val="11"/>
     <w:rsid w:val="00A10FD9"/>
     <w:rPr>
-      <w:rFonts w:cstheme="majorBidi" w:eastAsiaTheme="majorEastAsia"/>
+      <w:rFonts w:ascii="Malgun Gothic" w:cs="Malgun Gothic" w:cstheme="majorBidi" w:eastAsia="Malgun Gothic" w:eastAsiaTheme="majorEastAsia" w:hAnsi="Malgun Gothic"/>
       <w:color w:themeColor="text1" w:themeTint="A6" w:val="595959"/>
       <w:spacing w:val="15"/>
       <w:sz w:val="28"/>
@@ -9379,7 +9406,9 @@
       <w:keepLines/>
     </w:pPr>
     <w:rPr>
-      <w:sz w:val="24"/>
+      <w:rFonts w:ascii="Malgun Gothic" w:cs="Malgun Gothic" w:eastAsia="Malgun Gothic" w:hAnsi="Malgun Gothic"/>
+      <w:color w:val="1B2540"/>
+      <w:sz w:val="22"/>
       <w:szCs w:val="24"/>
     </w:rPr>
   </w:style>
@@ -9393,7 +9422,9 @@
       <w:keepLines/>
     </w:pPr>
     <w:rPr>
-      <w:sz w:val="24"/>
+      <w:rFonts w:ascii="Malgun Gothic" w:cs="Malgun Gothic" w:eastAsia="Malgun Gothic" w:hAnsi="Malgun Gothic"/>
+      <w:color w:val="1B2540"/>
+      <w:sz w:val="22"/>
       <w:szCs w:val="24"/>
     </w:rPr>
   </w:style>
@@ -9409,6 +9440,7 @@
       <w:jc w:val="center"/>
     </w:pPr>
     <w:rPr>
+      <w:rFonts w:ascii="Malgun Gothic" w:cs="Malgun Gothic" w:eastAsia="Malgun Gothic" w:hAnsi="Malgun Gothic"/>
       <w:b/>
       <w:sz w:val="20"/>
       <w:szCs w:val="20"/>
@@ -9425,6 +9457,7 @@
       <w:spacing w:after="300" w:before="100"/>
     </w:pPr>
     <w:rPr>
+      <w:rFonts w:ascii="Malgun Gothic" w:cs="Malgun Gothic" w:eastAsia="Malgun Gothic" w:hAnsi="Malgun Gothic"/>
       <w:sz w:val="20"/>
       <w:szCs w:val="20"/>
     </w:rPr>
@@ -9435,7 +9468,9 @@
     <w:next w:val="Bibliography"/>
     <w:qFormat/>
     <w:pPr/>
-    <w:rPr/>
+    <w:rPr>
+      <w:rFonts w:ascii="Malgun Gothic" w:cs="Malgun Gothic" w:eastAsia="Malgun Gothic" w:hAnsi="Malgun Gothic"/>
+    </w:rPr>
   </w:style>
   <w:style w:styleId="Heading1" w:type="paragraph">
     <w:name w:val="heading 1"/>
@@ -9448,13 +9483,14 @@
     <w:pPr>
       <w:keepNext/>
       <w:keepLines/>
-      <w:spacing w:after="80" w:before="360"/>
+      <w:spacing w:after="120" w:before="280"/>
       <w:outlineLvl w:val="0"/>
     </w:pPr>
     <w:rPr>
-      <w:rFonts w:asciiTheme="majorHAnsi" w:cstheme="majorBidi" w:eastAsiaTheme="majorEastAsia" w:hAnsiTheme="majorHAnsi"/>
-      <w:color w:themeColor="accent1" w:themeShade="BF" w:val="0F4761"/>
-      <w:sz w:val="40"/>
+      <w:rFonts w:ascii="Malgun Gothic" w:asciiTheme="majorHAnsi" w:cs="Malgun Gothic" w:cstheme="majorBidi" w:eastAsia="Malgun Gothic" w:eastAsiaTheme="majorEastAsia" w:hAnsi="Malgun Gothic" w:hAnsiTheme="majorHAnsi"/>
+      <w:b/>
+      <w:color w:val="16223F"/>
+      <w:sz w:val="36"/>
       <w:szCs w:val="40"/>
     </w:rPr>
   </w:style>
@@ -9471,13 +9507,14 @@
     <w:pPr>
       <w:keepNext/>
       <w:keepLines/>
-      <w:spacing w:after="80" w:before="160"/>
+      <w:spacing w:after="80" w:before="200"/>
       <w:outlineLvl w:val="1"/>
     </w:pPr>
     <w:rPr>
-      <w:rFonts w:asciiTheme="majorHAnsi" w:cstheme="majorBidi" w:eastAsiaTheme="majorEastAsia" w:hAnsiTheme="majorHAnsi"/>
-      <w:color w:themeColor="accent1" w:themeShade="BF" w:val="0F4761"/>
-      <w:sz w:val="32"/>
+      <w:rFonts w:ascii="Malgun Gothic" w:asciiTheme="majorHAnsi" w:cs="Malgun Gothic" w:cstheme="majorBidi" w:eastAsia="Malgun Gothic" w:eastAsiaTheme="majorEastAsia" w:hAnsi="Malgun Gothic" w:hAnsiTheme="majorHAnsi"/>
+      <w:b/>
+      <w:color w:val="2657C9"/>
+      <w:sz w:val="28"/>
       <w:szCs w:val="32"/>
     </w:rPr>
   </w:style>
@@ -9494,13 +9531,14 @@
     <w:pPr>
       <w:keepNext/>
       <w:keepLines/>
-      <w:spacing w:after="80" w:before="160"/>
+      <w:spacing w:after="40" w:before="160"/>
       <w:outlineLvl w:val="2"/>
     </w:pPr>
     <w:rPr>
-      <w:rFonts w:cstheme="majorBidi" w:eastAsiaTheme="majorEastAsia"/>
-      <w:color w:themeColor="accent1" w:themeShade="BF" w:val="0F4761"/>
-      <w:sz w:val="28"/>
+      <w:rFonts w:ascii="Malgun Gothic" w:cs="Malgun Gothic" w:cstheme="majorBidi" w:eastAsia="Malgun Gothic" w:eastAsiaTheme="majorEastAsia" w:hAnsi="Malgun Gothic"/>
+      <w:b/>
+      <w:color w:val="2F6BED"/>
+      <w:sz w:val="24"/>
       <w:szCs w:val="28"/>
     </w:rPr>
   </w:style>
@@ -9521,7 +9559,7 @@
       <w:outlineLvl w:val="3"/>
     </w:pPr>
     <w:rPr>
-      <w:rFonts w:cstheme="majorBidi" w:eastAsiaTheme="majorEastAsia"/>
+      <w:rFonts w:ascii="Malgun Gothic" w:cs="Malgun Gothic" w:cstheme="majorBidi" w:eastAsia="Malgun Gothic" w:eastAsiaTheme="majorEastAsia" w:hAnsi="Malgun Gothic"/>
       <w:i/>
       <w:iCs/>
       <w:color w:themeColor="accent1" w:themeShade="BF" w:val="0F4761"/>
@@ -9544,7 +9582,7 @@
       <w:outlineLvl w:val="4"/>
     </w:pPr>
     <w:rPr>
-      <w:rFonts w:cstheme="majorBidi" w:eastAsiaTheme="majorEastAsia"/>
+      <w:rFonts w:ascii="Malgun Gothic" w:cs="Malgun Gothic" w:cstheme="majorBidi" w:eastAsia="Malgun Gothic" w:eastAsiaTheme="majorEastAsia" w:hAnsi="Malgun Gothic"/>
       <w:color w:themeColor="accent1" w:themeShade="BF" w:val="0F4761"/>
     </w:rPr>
   </w:style>
@@ -9565,7 +9603,7 @@
       <w:outlineLvl w:val="5"/>
     </w:pPr>
     <w:rPr>
-      <w:rFonts w:cstheme="majorBidi" w:eastAsiaTheme="majorEastAsia"/>
+      <w:rFonts w:ascii="Malgun Gothic" w:cs="Malgun Gothic" w:cstheme="majorBidi" w:eastAsia="Malgun Gothic" w:eastAsiaTheme="majorEastAsia" w:hAnsi="Malgun Gothic"/>
       <w:i/>
       <w:iCs/>
       <w:color w:themeColor="text1" w:themeTint="A6" w:val="595959"/>
@@ -9588,7 +9626,7 @@
       <w:outlineLvl w:val="6"/>
     </w:pPr>
     <w:rPr>
-      <w:rFonts w:cstheme="majorBidi" w:eastAsiaTheme="majorEastAsia"/>
+      <w:rFonts w:ascii="Malgun Gothic" w:cs="Malgun Gothic" w:cstheme="majorBidi" w:eastAsia="Malgun Gothic" w:eastAsiaTheme="majorEastAsia" w:hAnsi="Malgun Gothic"/>
       <w:color w:themeColor="text1" w:themeTint="A6" w:val="595959"/>
     </w:rPr>
   </w:style>
@@ -9609,7 +9647,7 @@
       <w:outlineLvl w:val="7"/>
     </w:pPr>
     <w:rPr>
-      <w:rFonts w:cstheme="majorBidi" w:eastAsiaTheme="majorEastAsia"/>
+      <w:rFonts w:ascii="Malgun Gothic" w:cs="Malgun Gothic" w:cstheme="majorBidi" w:eastAsia="Malgun Gothic" w:eastAsiaTheme="majorEastAsia" w:hAnsi="Malgun Gothic"/>
       <w:i/>
       <w:iCs/>
       <w:color w:themeColor="text1" w:themeTint="D8" w:val="272727"/>
@@ -9632,7 +9670,7 @@
       <w:outlineLvl w:val="8"/>
     </w:pPr>
     <w:rPr>
-      <w:rFonts w:cstheme="majorBidi" w:eastAsiaTheme="majorEastAsia"/>
+      <w:rFonts w:ascii="Malgun Gothic" w:cs="Malgun Gothic" w:cstheme="majorBidi" w:eastAsia="Malgun Gothic" w:eastAsiaTheme="majorEastAsia" w:hAnsi="Malgun Gothic"/>
       <w:color w:themeColor="text1" w:themeTint="D8" w:val="272727"/>
     </w:rPr>
   </w:style>
@@ -9643,7 +9681,7 @@
     <w:uiPriority w:val="9"/>
     <w:rsid w:val="00A10FD9"/>
     <w:rPr>
-      <w:rFonts w:asciiTheme="majorHAnsi" w:cstheme="majorBidi" w:eastAsiaTheme="majorEastAsia" w:hAnsiTheme="majorHAnsi"/>
+      <w:rFonts w:ascii="Malgun Gothic" w:asciiTheme="majorHAnsi" w:cs="Malgun Gothic" w:cstheme="majorBidi" w:eastAsia="Malgun Gothic" w:eastAsiaTheme="majorEastAsia" w:hAnsi="Malgun Gothic" w:hAnsiTheme="majorHAnsi"/>
       <w:color w:themeColor="accent1" w:themeShade="BF" w:val="0F4761"/>
       <w:sz w:val="40"/>
       <w:szCs w:val="40"/>
@@ -9657,7 +9695,7 @@
     <w:semiHidden/>
     <w:rsid w:val="00A10FD9"/>
     <w:rPr>
-      <w:rFonts w:asciiTheme="majorHAnsi" w:cstheme="majorBidi" w:eastAsiaTheme="majorEastAsia" w:hAnsiTheme="majorHAnsi"/>
+      <w:rFonts w:ascii="Malgun Gothic" w:asciiTheme="majorHAnsi" w:cs="Malgun Gothic" w:cstheme="majorBidi" w:eastAsia="Malgun Gothic" w:eastAsiaTheme="majorEastAsia" w:hAnsi="Malgun Gothic" w:hAnsiTheme="majorHAnsi"/>
       <w:color w:themeColor="accent1" w:themeShade="BF" w:val="0F4761"/>
       <w:sz w:val="32"/>
       <w:szCs w:val="32"/>
@@ -9671,7 +9709,7 @@
     <w:semiHidden/>
     <w:rsid w:val="00A10FD9"/>
     <w:rPr>
-      <w:rFonts w:cstheme="majorBidi" w:eastAsiaTheme="majorEastAsia"/>
+      <w:rFonts w:ascii="Malgun Gothic" w:cs="Malgun Gothic" w:cstheme="majorBidi" w:eastAsia="Malgun Gothic" w:eastAsiaTheme="majorEastAsia" w:hAnsi="Malgun Gothic"/>
       <w:color w:themeColor="accent1" w:themeShade="BF" w:val="0F4761"/>
       <w:sz w:val="28"/>
       <w:szCs w:val="28"/>
@@ -9685,7 +9723,7 @@
     <w:semiHidden/>
     <w:rsid w:val="00A10FD9"/>
     <w:rPr>
-      <w:rFonts w:cstheme="majorBidi" w:eastAsiaTheme="majorEastAsia"/>
+      <w:rFonts w:ascii="Malgun Gothic" w:cs="Malgun Gothic" w:cstheme="majorBidi" w:eastAsia="Malgun Gothic" w:eastAsiaTheme="majorEastAsia" w:hAnsi="Malgun Gothic"/>
       <w:i/>
       <w:iCs/>
       <w:color w:themeColor="accent1" w:themeShade="BF" w:val="0F4761"/>
@@ -9699,7 +9737,7 @@
     <w:semiHidden/>
     <w:rsid w:val="00A10FD9"/>
     <w:rPr>
-      <w:rFonts w:cstheme="majorBidi" w:eastAsiaTheme="majorEastAsia"/>
+      <w:rFonts w:ascii="Malgun Gothic" w:cs="Malgun Gothic" w:cstheme="majorBidi" w:eastAsia="Malgun Gothic" w:eastAsiaTheme="majorEastAsia" w:hAnsi="Malgun Gothic"/>
       <w:color w:themeColor="accent1" w:themeShade="BF" w:val="0F4761"/>
     </w:rPr>
   </w:style>
@@ -9711,7 +9749,7 @@
     <w:semiHidden/>
     <w:rsid w:val="00A10FD9"/>
     <w:rPr>
-      <w:rFonts w:cstheme="majorBidi" w:eastAsiaTheme="majorEastAsia"/>
+      <w:rFonts w:ascii="Malgun Gothic" w:cs="Malgun Gothic" w:cstheme="majorBidi" w:eastAsia="Malgun Gothic" w:eastAsiaTheme="majorEastAsia" w:hAnsi="Malgun Gothic"/>
       <w:i/>
       <w:iCs/>
       <w:color w:themeColor="text1" w:themeTint="A6" w:val="595959"/>
@@ -9725,7 +9763,7 @@
     <w:semiHidden/>
     <w:rsid w:val="00A10FD9"/>
     <w:rPr>
-      <w:rFonts w:cstheme="majorBidi" w:eastAsiaTheme="majorEastAsia"/>
+      <w:rFonts w:ascii="Malgun Gothic" w:cs="Malgun Gothic" w:cstheme="majorBidi" w:eastAsia="Malgun Gothic" w:eastAsiaTheme="majorEastAsia" w:hAnsi="Malgun Gothic"/>
       <w:color w:themeColor="text1" w:themeTint="A6" w:val="595959"/>
     </w:rPr>
   </w:style>
@@ -9737,7 +9775,7 @@
     <w:semiHidden/>
     <w:rsid w:val="00A10FD9"/>
     <w:rPr>
-      <w:rFonts w:cstheme="majorBidi" w:eastAsiaTheme="majorEastAsia"/>
+      <w:rFonts w:ascii="Malgun Gothic" w:cs="Malgun Gothic" w:cstheme="majorBidi" w:eastAsia="Malgun Gothic" w:eastAsiaTheme="majorEastAsia" w:hAnsi="Malgun Gothic"/>
       <w:i/>
       <w:iCs/>
       <w:color w:themeColor="text1" w:themeTint="D8" w:val="272727"/>
@@ -9751,7 +9789,7 @@
     <w:semiHidden/>
     <w:rsid w:val="00A10FD9"/>
     <w:rPr>
-      <w:rFonts w:cstheme="majorBidi" w:eastAsiaTheme="majorEastAsia"/>
+      <w:rFonts w:ascii="Malgun Gothic" w:cs="Malgun Gothic" w:cstheme="majorBidi" w:eastAsia="Malgun Gothic" w:eastAsiaTheme="majorEastAsia" w:hAnsi="Malgun Gothic"/>
       <w:color w:themeColor="text1" w:themeTint="D8" w:val="272727"/>
     </w:rPr>
   </w:style>
@@ -9766,6 +9804,9 @@
       <w:spacing w:after="100" w:before="100"/>
       <w:ind w:firstLine="0" w:left="480" w:right="480"/>
     </w:pPr>
+    <w:rPr>
+      <w:rFonts w:ascii="Malgun Gothic" w:cs="Malgun Gothic" w:eastAsia="Malgun Gothic" w:hAnsi="Malgun Gothic"/>
+    </w:rPr>
   </w:style>
   <w:style w:styleId="FootnoteText" w:type="paragraph">
     <w:name w:val="Footnote Text"/>
@@ -9774,6 +9815,9 @@
     <w:uiPriority w:val="9"/>
     <w:unhideWhenUsed/>
     <w:qFormat/>
+    <w:rPr>
+      <w:rFonts w:ascii="Malgun Gothic" w:cs="Malgun Gothic" w:eastAsia="Malgun Gothic" w:hAnsi="Malgun Gothic"/>
+    </w:rPr>
   </w:style>
   <w:style w:styleId="FootnoteBlockText" w:type="paragraph">
     <w:name w:val="Footnote Block Text"/>
@@ -9786,11 +9830,17 @@
       <w:spacing w:after="100" w:before="100"/>
       <w:ind w:firstLine="0" w:left="480" w:right="480"/>
     </w:pPr>
+    <w:rPr>
+      <w:rFonts w:ascii="Malgun Gothic" w:cs="Malgun Gothic" w:eastAsia="Malgun Gothic" w:hAnsi="Malgun Gothic"/>
+    </w:rPr>
   </w:style>
   <w:style w:default="1" w:styleId="DefaultParagraphFont" w:type="character">
     <w:name w:val="Default Paragraph Font"/>
     <w:semiHidden/>
     <w:unhideWhenUsed/>
+    <w:rPr>
+      <w:rFonts w:ascii="Malgun Gothic" w:cs="Malgun Gothic" w:eastAsia="Malgun Gothic" w:hAnsi="Malgun Gothic"/>
+    </w:rPr>
   </w:style>
   <w:style w:default="1" w:styleId="Table" w:type="table">
     <w:name w:val="Table"/>
@@ -9798,6 +9848,9 @@
     <w:semiHidden/>
     <w:unhideWhenUsed/>
     <w:qFormat/>
+    <w:rPr>
+      <w:rFonts w:ascii="Malgun Gothic" w:cs="Malgun Gothic" w:eastAsia="Malgun Gothic" w:hAnsi="Malgun Gothic"/>
+    </w:rPr>
     <w:tblPr>
       <w:tblInd w:type="dxa" w:w="0"/>
       <w:tblCellMar>
@@ -9826,12 +9879,16 @@
       <w:spacing w:after="0"/>
     </w:pPr>
     <w:rPr>
+      <w:rFonts w:ascii="Malgun Gothic" w:cs="Malgun Gothic" w:eastAsia="Malgun Gothic" w:hAnsi="Malgun Gothic"/>
       <w:b/>
     </w:rPr>
   </w:style>
   <w:style w:customStyle="1" w:styleId="Definition" w:type="paragraph">
     <w:name w:val="Definition"/>
     <w:basedOn w:val="Normal"/>
+    <w:rPr>
+      <w:rFonts w:ascii="Malgun Gothic" w:cs="Malgun Gothic" w:eastAsia="Malgun Gothic" w:hAnsi="Malgun Gothic"/>
+    </w:rPr>
   </w:style>
   <w:style w:styleId="Caption" w:type="paragraph">
     <w:name w:val="Caption"/>
@@ -9841,6 +9898,7 @@
       <w:spacing w:after="120" w:before="0"/>
     </w:pPr>
     <w:rPr>
+      <w:rFonts w:ascii="Malgun Gothic" w:cs="Malgun Gothic" w:eastAsia="Malgun Gothic" w:hAnsi="Malgun Gothic"/>
       <w:i/>
     </w:rPr>
   </w:style>
@@ -9850,14 +9908,23 @@
     <w:pPr>
       <w:keepNext/>
     </w:pPr>
+    <w:rPr>
+      <w:rFonts w:ascii="Malgun Gothic" w:cs="Malgun Gothic" w:eastAsia="Malgun Gothic" w:hAnsi="Malgun Gothic"/>
+    </w:rPr>
   </w:style>
   <w:style w:customStyle="1" w:styleId="ImageCaption" w:type="paragraph">
     <w:name w:val="Image Caption"/>
     <w:basedOn w:val="Caption"/>
+    <w:rPr>
+      <w:rFonts w:ascii="Malgun Gothic" w:cs="Malgun Gothic" w:eastAsia="Malgun Gothic" w:hAnsi="Malgun Gothic"/>
+    </w:rPr>
   </w:style>
   <w:style w:customStyle="1" w:styleId="Figure" w:type="paragraph">
     <w:name w:val="Figure"/>
     <w:basedOn w:val="Normal"/>
+    <w:rPr>
+      <w:rFonts w:ascii="Malgun Gothic" w:cs="Malgun Gothic" w:eastAsia="Malgun Gothic" w:hAnsi="Malgun Gothic"/>
+    </w:rPr>
   </w:style>
   <w:style w:customStyle="1" w:styleId="CaptionedFigure" w:type="paragraph">
     <w:name w:val="Captioned Figure"/>
@@ -9865,28 +9932,38 @@
     <w:pPr>
       <w:keepNext/>
     </w:pPr>
+    <w:rPr>
+      <w:rFonts w:ascii="Malgun Gothic" w:cs="Malgun Gothic" w:eastAsia="Malgun Gothic" w:hAnsi="Malgun Gothic"/>
+    </w:rPr>
   </w:style>
   <w:style w:customStyle="1" w:styleId="BodyTextChar" w:type="character">
     <w:name w:val="Body Text Char"/>
     <w:basedOn w:val="DefaultParagraphFont"/>
     <w:link w:val="BodyText"/>
+    <w:rPr>
+      <w:rFonts w:ascii="Malgun Gothic" w:cs="Malgun Gothic" w:eastAsia="Malgun Gothic" w:hAnsi="Malgun Gothic"/>
+    </w:rPr>
   </w:style>
   <w:style w:customStyle="1" w:styleId="VerbatimChar" w:type="character">
     <w:name w:val="Verbatim Char"/>
     <w:basedOn w:val="BodyTextChar"/>
     <w:rPr>
-      <w:rFonts w:ascii="Consolas" w:hAnsi="Consolas"/>
+      <w:rFonts w:ascii="Malgun Gothic" w:cs="Malgun Gothic" w:eastAsia="Malgun Gothic" w:hAnsi="Malgun Gothic"/>
       <w:sz w:val="22"/>
     </w:rPr>
   </w:style>
   <w:style w:customStyle="1" w:styleId="SectionNumber" w:type="character">
     <w:name w:val="Section Number"/>
     <w:basedOn w:val="BodyTextChar"/>
+    <w:rPr>
+      <w:rFonts w:ascii="Malgun Gothic" w:cs="Malgun Gothic" w:eastAsia="Malgun Gothic" w:hAnsi="Malgun Gothic"/>
+    </w:rPr>
   </w:style>
   <w:style w:styleId="FootnoteReference" w:type="character">
     <w:name w:val="Footnote Reference"/>
     <w:basedOn w:val="BodyTextChar"/>
     <w:rPr>
+      <w:rFonts w:ascii="Malgun Gothic" w:cs="Malgun Gothic" w:eastAsia="Malgun Gothic" w:hAnsi="Malgun Gothic"/>
       <w:vertAlign w:val="superscript"/>
     </w:rPr>
   </w:style>
@@ -9894,6 +9971,7 @@
     <w:name w:val="Hyperlink"/>
     <w:basedOn w:val="BodyTextChar"/>
     <w:rPr>
+      <w:rFonts w:ascii="Malgun Gothic" w:cs="Malgun Gothic" w:eastAsia="Malgun Gothic" w:hAnsi="Malgun Gothic"/>
       <w:color w:themeColor="accent1" w:val="4F81BD"/>
     </w:rPr>
   </w:style>
@@ -9909,7 +9987,7 @@
       <w:outlineLvl w:val="9"/>
     </w:pPr>
     <w:rPr>
-      <w:rFonts w:asciiTheme="majorHAnsi" w:cstheme="majorBidi" w:eastAsiaTheme="majorEastAsia" w:hAnsiTheme="majorHAnsi"/>
+      <w:rFonts w:ascii="Malgun Gothic" w:asciiTheme="majorHAnsi" w:cs="Malgun Gothic" w:cstheme="majorBidi" w:eastAsia="Malgun Gothic" w:eastAsiaTheme="majorEastAsia" w:hAnsi="Malgun Gothic" w:hAnsiTheme="majorHAnsi"/>
       <w:b w:val="0"/>
       <w:bCs w:val="0"/>
       <w:color w:themeColor="accent1" w:themeShade="BF" w:val="365F91"/>

--- a/examples/sample-run-건강정보플랫폼/나의_창업로드맵.docx
+++ b/examples/sample-run-건강정보플랫폼/나의_창업로드맵.docx
@@ -36,7 +36,7 @@
         </w:p>
       </w:sdtContent>
     </w:sdt>
-    <w:bookmarkStart w:id="22" w:name="샘플-런--건강이음healthbridge"/>
+    <w:bookmarkStart w:id="25" w:name="샘플-런--건강이음healthbridge"/>
     <w:p>
       <w:pPr>
         <w:pStyle w:val="Heading1"/>
@@ -113,7 +113,7 @@
         <w:t xml:space="preserve">입니다. 실제 진행 시에는 인터뷰·근거로 대체하세요.</w:t>
       </w:r>
     </w:p>
-    <w:bookmarkStart w:id="20" w:name="산출물-목차"/>
+    <w:bookmarkStart w:id="23" w:name="산출물-목차"/>
     <w:p>
       <w:pPr>
         <w:pStyle w:val="Heading2"/>
@@ -387,8 +387,89 @@
         <w:t xml:space="preserve">— 페르소나·메시지 테스트·반대 논리 (korean-synthetic-consumer)</w:t>
       </w:r>
     </w:p>
-    <w:bookmarkEnd w:id="20"/>
-    <w:bookmarkStart w:id="21" w:name="이-샘플이-보여주는-코치의-행동"/>
+    <w:p>
+      <w:pPr>
+        <w:pStyle w:val="BodyText"/>
+      </w:pPr>
+      <w:r>
+        <w:rPr>
+          <w:b/>
+          <w:bCs/>
+        </w:rPr>
+        <w:t xml:space="preserve">부록 (상세본 — 실행에 바로 쓰는 자료)</w:t>
+      </w:r>
+    </w:p>
+    <w:p>
+      <w:pPr>
+        <w:pStyle w:val="Compact"/>
+        <w:numPr>
+          <w:ilvl w:val="0"/>
+          <w:numId w:val="1002"/>
+        </w:numPr>
+      </w:pPr>
+      <w:hyperlink r:id="rId20">
+        <w:r>
+          <w:rPr>
+            <w:rStyle w:val="Hyperlink"/>
+          </w:rPr>
+          <w:t xml:space="preserve">A. MVP 안내문 1장</w:t>
+        </w:r>
+      </w:hyperlink>
+      <w:r>
+        <w:t xml:space="preserve"> </w:t>
+      </w:r>
+      <w:r>
+        <w:t xml:space="preserve">— 발열·기침 한/영 안내(위험신호·문장·질문)</w:t>
+      </w:r>
+    </w:p>
+    <w:p>
+      <w:pPr>
+        <w:pStyle w:val="Compact"/>
+        <w:numPr>
+          <w:ilvl w:val="0"/>
+          <w:numId w:val="1002"/>
+        </w:numPr>
+      </w:pPr>
+      <w:hyperlink r:id="rId21">
+        <w:r>
+          <w:rPr>
+            <w:rStyle w:val="Hyperlink"/>
+          </w:rPr>
+          <w:t xml:space="preserve">B. 사용자 인터뷰 질문지</w:t>
+        </w:r>
+      </w:hyperlink>
+      <w:r>
+        <w:t xml:space="preserve"> </w:t>
+      </w:r>
+      <w:r>
+        <w:t xml:space="preserve">— 경험 기반 질문 + 성공 기준</w:t>
+      </w:r>
+    </w:p>
+    <w:p>
+      <w:pPr>
+        <w:pStyle w:val="Compact"/>
+        <w:numPr>
+          <w:ilvl w:val="0"/>
+          <w:numId w:val="1002"/>
+        </w:numPr>
+      </w:pPr>
+      <w:hyperlink r:id="rId22">
+        <w:r>
+          <w:rPr>
+            <w:rStyle w:val="Hyperlink"/>
+          </w:rPr>
+          <w:t xml:space="preserve">C. 담당자 접근 전략</w:t>
+        </w:r>
+      </w:hyperlink>
+      <w:r>
+        <w:t xml:space="preserve"> </w:t>
+      </w:r>
+      <w:r>
+        <w:t xml:space="preserve">— 문제 조사 질문 + 첫 이메일 + 신호 체크</w:t>
+      </w:r>
+    </w:p>
+    <w:bookmarkEnd w:id="23"/>
+    <w:bookmarkStart w:id="24" w:name="이-샘플이-보여주는-코치의-행동"/>
     <w:p>
       <w:pPr>
         <w:pStyle w:val="Heading2"/>
@@ -402,7 +483,7 @@
         <w:pStyle w:val="Compact"/>
         <w:numPr>
           <w:ilvl w:val="0"/>
-          <w:numId w:val="1002"/>
+          <w:numId w:val="1003"/>
         </w:numPr>
       </w:pPr>
       <w:r>
@@ -427,7 +508,7 @@
         <w:pStyle w:val="Compact"/>
         <w:numPr>
           <w:ilvl w:val="0"/>
-          <w:numId w:val="1002"/>
+          <w:numId w:val="1003"/>
         </w:numPr>
       </w:pPr>
       <w:r>
@@ -467,7 +548,7 @@
         <w:pStyle w:val="Compact"/>
         <w:numPr>
           <w:ilvl w:val="0"/>
-          <w:numId w:val="1002"/>
+          <w:numId w:val="1003"/>
         </w:numPr>
       </w:pPr>
       <w:r>
@@ -479,16 +560,16 @@
         <w:pStyle w:val="Compact"/>
         <w:numPr>
           <w:ilvl w:val="0"/>
-          <w:numId w:val="1002"/>
+          <w:numId w:val="1003"/>
         </w:numPr>
       </w:pPr>
       <w:r>
         <w:t xml:space="preserve">레드팀이 약점을 공격 → 최종본에서 수정</w:t>
       </w:r>
     </w:p>
-    <w:bookmarkEnd w:id="21"/>
-    <w:bookmarkEnd w:id="22"/>
-    <w:bookmarkStart w:id="28" w:name="X535c31fc5b15218f72e6b62a3ad721a307e29e7"/>
+    <w:bookmarkEnd w:id="24"/>
+    <w:bookmarkEnd w:id="25"/>
+    <w:bookmarkStart w:id="31" w:name="X535c31fc5b15218f72e6b62a3ad721a307e29e7"/>
     <w:p>
       <w:pPr>
         <w:pStyle w:val="Heading1"/>
@@ -510,7 +591,7 @@
         <w:pStyle w:val="Compact"/>
         <w:numPr>
           <w:ilvl w:val="0"/>
-          <w:numId w:val="1003"/>
+          <w:numId w:val="1004"/>
         </w:numPr>
       </w:pPr>
       <w:r>
@@ -535,7 +616,7 @@
         <w:pStyle w:val="Compact"/>
         <w:numPr>
           <w:ilvl w:val="0"/>
-          <w:numId w:val="1003"/>
+          <w:numId w:val="1004"/>
         </w:numPr>
       </w:pPr>
       <w:r>
@@ -547,7 +628,7 @@
         <w:pStyle w:val="Compact"/>
         <w:numPr>
           <w:ilvl w:val="0"/>
-          <w:numId w:val="1003"/>
+          <w:numId w:val="1004"/>
         </w:numPr>
       </w:pPr>
       <w:r>
@@ -559,7 +640,7 @@
         <w:pStyle w:val="Compact"/>
         <w:numPr>
           <w:ilvl w:val="0"/>
-          <w:numId w:val="1003"/>
+          <w:numId w:val="1004"/>
         </w:numPr>
       </w:pPr>
       <w:r>
@@ -571,14 +652,14 @@
         <w:pStyle w:val="Compact"/>
         <w:numPr>
           <w:ilvl w:val="0"/>
-          <w:numId w:val="1003"/>
+          <w:numId w:val="1004"/>
         </w:numPr>
       </w:pPr>
       <w:r>
         <w:t xml:space="preserve">왜 창업자? → 의료기기산업·국제보건 배경, 의료윤리 관점</w:t>
       </w:r>
     </w:p>
-    <w:bookmarkStart w:id="23" w:name="정제된-엘리베이터-피치"/>
+    <w:bookmarkStart w:id="26" w:name="정제된-엘리베이터-피치"/>
     <w:p>
       <w:pPr>
         <w:pStyle w:val="Heading2"/>
@@ -657,8 +738,8 @@
         <w:t xml:space="preserve">해 준다.</w:t>
       </w:r>
     </w:p>
-    <w:bookmarkEnd w:id="23"/>
-    <w:bookmarkStart w:id="24" w:name="핵심-가치-제안-5블록"/>
+    <w:bookmarkEnd w:id="26"/>
+    <w:bookmarkStart w:id="27" w:name="핵심-가치-제안-5블록"/>
     <w:p>
       <w:pPr>
         <w:pStyle w:val="Heading2"/>
@@ -825,8 +906,8 @@
         </w:tc>
       </w:tr>
     </w:tbl>
-    <w:bookmarkEnd w:id="24"/>
-    <w:bookmarkStart w:id="25" w:name="기존-대안과-차별점"/>
+    <w:bookmarkEnd w:id="27"/>
+    <w:bookmarkStart w:id="28" w:name="기존-대안과-차별점"/>
     <w:p>
       <w:pPr>
         <w:pStyle w:val="Heading2"/>
@@ -1035,8 +1116,8 @@
         </w:tc>
       </w:tr>
     </w:tbl>
-    <w:bookmarkEnd w:id="25"/>
-    <w:bookmarkStart w:id="26" w:name="가장-약한-가정"/>
+    <w:bookmarkEnd w:id="28"/>
+    <w:bookmarkStart w:id="29" w:name="가장-약한-가정"/>
     <w:p>
       <w:pPr>
         <w:pStyle w:val="Heading2"/>
@@ -1050,7 +1131,7 @@
         <w:pStyle w:val="Compact"/>
         <w:numPr>
           <w:ilvl w:val="0"/>
-          <w:numId w:val="1004"/>
+          <w:numId w:val="1005"/>
         </w:numPr>
       </w:pPr>
       <w:r>
@@ -1097,7 +1178,7 @@
         <w:pStyle w:val="Compact"/>
         <w:numPr>
           <w:ilvl w:val="0"/>
-          <w:numId w:val="1004"/>
+          <w:numId w:val="1005"/>
         </w:numPr>
       </w:pPr>
       <w:r>
@@ -1126,8 +1207,8 @@
         <w:t xml:space="preserve">[가정]</w:t>
       </w:r>
     </w:p>
-    <w:bookmarkEnd w:id="26"/>
-    <w:bookmarkStart w:id="27" w:name="다음-검증-질문"/>
+    <w:bookmarkEnd w:id="29"/>
+    <w:bookmarkStart w:id="30" w:name="다음-검증-질문"/>
     <w:p>
       <w:pPr>
         <w:pStyle w:val="Heading2"/>
@@ -1141,7 +1222,7 @@
         <w:pStyle w:val="Compact"/>
         <w:numPr>
           <w:ilvl w:val="0"/>
-          <w:numId w:val="1005"/>
+          <w:numId w:val="1006"/>
         </w:numPr>
       </w:pPr>
       <w:r>
@@ -1153,7 +1234,7 @@
         <w:pStyle w:val="Compact"/>
         <w:numPr>
           <w:ilvl w:val="0"/>
-          <w:numId w:val="1005"/>
+          <w:numId w:val="1006"/>
         </w:numPr>
       </w:pPr>
       <w:r>
@@ -1165,16 +1246,16 @@
         <w:pStyle w:val="Compact"/>
         <w:numPr>
           <w:ilvl w:val="0"/>
-          <w:numId w:val="1005"/>
+          <w:numId w:val="1006"/>
         </w:numPr>
       </w:pPr>
       <w:r>
         <w:t xml:space="preserve">AI 안내를 믿으려면 무엇이 보여야 하는가(출처? 의료진 감수?)</w:t>
       </w:r>
     </w:p>
-    <w:bookmarkEnd w:id="27"/>
-    <w:bookmarkEnd w:id="28"/>
-    <w:bookmarkStart w:id="33" w:name="X571333acb9b11296ca5a779873425e33367d843"/>
+    <w:bookmarkEnd w:id="30"/>
+    <w:bookmarkEnd w:id="31"/>
+    <w:bookmarkStart w:id="36" w:name="X571333acb9b11296ca5a779873425e33367d843"/>
     <w:p>
       <w:pPr>
         <w:pStyle w:val="Heading1"/>
@@ -1569,7 +1650,7 @@
         <w:t xml:space="preserve">일 가능성이 높다. → 세일즈 플랜에서 검증.</w:t>
       </w:r>
     </w:p>
-    <w:bookmarkStart w:id="29" w:name="tam--sam--som-bottom-up"/>
+    <w:bookmarkStart w:id="32" w:name="tam--sam--som-bottom-up"/>
     <w:p>
       <w:pPr>
         <w:pStyle w:val="Heading2"/>
@@ -1845,8 +1926,8 @@
         </w:tc>
       </w:tr>
     </w:tbl>
-    <w:bookmarkEnd w:id="29"/>
-    <w:bookmarkStart w:id="30" w:name="unit-economics-b2g-라이선스-기준"/>
+    <w:bookmarkEnd w:id="32"/>
+    <w:bookmarkStart w:id="33" w:name="unit-economics-b2g-라이선스-기준"/>
     <w:p>
       <w:pPr>
         <w:pStyle w:val="Heading2"/>
@@ -2068,8 +2149,8 @@
         </w:tc>
       </w:tr>
     </w:tbl>
-    <w:bookmarkEnd w:id="30"/>
-    <w:bookmarkStart w:id="31" w:name="가장-약한-가정-1"/>
+    <w:bookmarkEnd w:id="33"/>
+    <w:bookmarkStart w:id="34" w:name="가장-약한-가정-1"/>
     <w:p>
       <w:pPr>
         <w:pStyle w:val="Heading2"/>
@@ -2083,7 +2164,7 @@
         <w:pStyle w:val="Compact"/>
         <w:numPr>
           <w:ilvl w:val="0"/>
-          <w:numId w:val="1006"/>
+          <w:numId w:val="1007"/>
         </w:numPr>
       </w:pPr>
       <w:r>
@@ -2118,8 +2199,8 @@
         <w:t xml:space="preserve">(예산·조달 절차 리스크)</w:t>
       </w:r>
     </w:p>
-    <w:bookmarkEnd w:id="31"/>
-    <w:bookmarkStart w:id="32" w:name="지금-당장-검증할-것"/>
+    <w:bookmarkEnd w:id="34"/>
+    <w:bookmarkStart w:id="35" w:name="지금-당장-검증할-것"/>
     <w:p>
       <w:pPr>
         <w:pStyle w:val="Heading2"/>
@@ -2133,16 +2214,16 @@
         <w:pStyle w:val="Compact"/>
         <w:numPr>
           <w:ilvl w:val="0"/>
-          <w:numId w:val="1007"/>
+          <w:numId w:val="1008"/>
         </w:numPr>
       </w:pPr>
       <w:r>
         <w:t xml:space="preserve">다문화센터 2곳·지자체 1곳 담당자 인터뷰 → 예산 항목·구매 절차 확인</w:t>
       </w:r>
     </w:p>
-    <w:bookmarkEnd w:id="32"/>
-    <w:bookmarkEnd w:id="33"/>
-    <w:bookmarkStart w:id="40" w:name="X5daf43c8e9294a592c3fe53545dcd895c172018"/>
+    <w:bookmarkEnd w:id="35"/>
+    <w:bookmarkEnd w:id="36"/>
+    <w:bookmarkStart w:id="43" w:name="X5daf43c8e9294a592c3fe53545dcd895c172018"/>
     <w:p>
       <w:pPr>
         <w:pStyle w:val="Heading1"/>
@@ -2151,7 +2232,7 @@
         <w:t xml:space="preserve">03. GTM 전략 — 건강이음</w:t>
       </w:r>
     </w:p>
-    <w:bookmarkStart w:id="34" w:name="타겟-세그먼트-우선순위"/>
+    <w:bookmarkStart w:id="37" w:name="타겟-세그먼트-우선순위"/>
     <w:p>
       <w:pPr>
         <w:pStyle w:val="Heading2"/>
@@ -2405,8 +2486,8 @@
         </w:tc>
       </w:tr>
     </w:tbl>
-    <w:bookmarkEnd w:id="34"/>
-    <w:bookmarkStart w:id="35" w:name="첫-10기관-획득-계획"/>
+    <w:bookmarkEnd w:id="37"/>
+    <w:bookmarkStart w:id="38" w:name="첫-10기관-획득-계획"/>
     <w:p>
       <w:pPr>
         <w:pStyle w:val="Heading2"/>
@@ -2420,7 +2501,7 @@
         <w:pStyle w:val="Compact"/>
         <w:numPr>
           <w:ilvl w:val="0"/>
-          <w:numId w:val="1008"/>
+          <w:numId w:val="1009"/>
         </w:numPr>
       </w:pPr>
       <w:r>
@@ -2432,7 +2513,7 @@
         <w:pStyle w:val="Compact"/>
         <w:numPr>
           <w:ilvl w:val="0"/>
-          <w:numId w:val="1008"/>
+          <w:numId w:val="1009"/>
         </w:numPr>
       </w:pPr>
       <w:r>
@@ -2444,15 +2525,15 @@
         <w:pStyle w:val="Compact"/>
         <w:numPr>
           <w:ilvl w:val="0"/>
-          <w:numId w:val="1008"/>
+          <w:numId w:val="1009"/>
         </w:numPr>
       </w:pPr>
       <w:r>
         <w:t xml:space="preserve">시범 데이터(이용·만족)로 지자체 1곳 유료 제안</w:t>
       </w:r>
     </w:p>
-    <w:bookmarkEnd w:id="35"/>
-    <w:bookmarkStart w:id="36" w:name="채널-전략"/>
+    <w:bookmarkEnd w:id="38"/>
+    <w:bookmarkStart w:id="39" w:name="채널-전략"/>
     <w:p>
       <w:pPr>
         <w:pStyle w:val="Heading2"/>
@@ -2710,8 +2791,8 @@
         </w:tc>
       </w:tr>
     </w:tbl>
-    <w:bookmarkEnd w:id="36"/>
-    <w:bookmarkStart w:id="37" w:name="X67b13fa06f2a4a89e323c57b5d2e5cdabf15940"/>
+    <w:bookmarkEnd w:id="39"/>
+    <w:bookmarkStart w:id="40" w:name="X67b13fa06f2a4a89e323c57b5d2e5cdabf15940"/>
     <w:p>
       <w:pPr>
         <w:pStyle w:val="Heading2"/>
@@ -2875,8 +2956,8 @@
         </w:tc>
       </w:tr>
     </w:tbl>
-    <w:bookmarkEnd w:id="37"/>
-    <w:bookmarkStart w:id="38" w:name="핵심-메시징"/>
+    <w:bookmarkEnd w:id="40"/>
+    <w:bookmarkStart w:id="41" w:name="핵심-메시징"/>
     <w:p>
       <w:pPr>
         <w:pStyle w:val="Heading2"/>
@@ -2890,7 +2971,7 @@
         <w:pStyle w:val="Compact"/>
         <w:numPr>
           <w:ilvl w:val="0"/>
-          <w:numId w:val="1009"/>
+          <w:numId w:val="1010"/>
         </w:numPr>
       </w:pPr>
       <w:r>
@@ -2918,7 +2999,7 @@
         <w:pStyle w:val="Compact"/>
         <w:numPr>
           <w:ilvl w:val="0"/>
-          <w:numId w:val="1009"/>
+          <w:numId w:val="1010"/>
         </w:numPr>
       </w:pPr>
       <w:r>
@@ -2941,8 +3022,8 @@
         <w:t xml:space="preserve">어디로 갈지 알려드려요."</w:t>
       </w:r>
     </w:p>
-    <w:bookmarkEnd w:id="38"/>
-    <w:bookmarkStart w:id="39" w:name="가장-약한-가정-2"/>
+    <w:bookmarkEnd w:id="41"/>
+    <w:bookmarkStart w:id="42" w:name="가장-약한-가정-2"/>
     <w:p>
       <w:pPr>
         <w:pStyle w:val="Heading2"/>
@@ -2956,7 +3037,7 @@
         <w:pStyle w:val="Compact"/>
         <w:numPr>
           <w:ilvl w:val="0"/>
-          <w:numId w:val="1010"/>
+          <w:numId w:val="1011"/>
         </w:numPr>
       </w:pPr>
       <w:r>
@@ -2985,9 +3066,9 @@
         <w:t xml:space="preserve">[가정]</w:t>
       </w:r>
     </w:p>
-    <w:bookmarkEnd w:id="39"/>
-    <w:bookmarkEnd w:id="40"/>
-    <w:bookmarkStart w:id="47" w:name="Xa7218df8bbaa68f930531afbc55bcfcd5665234"/>
+    <w:bookmarkEnd w:id="42"/>
+    <w:bookmarkEnd w:id="43"/>
+    <w:bookmarkStart w:id="50" w:name="Xa7218df8bbaa68f930531afbc55bcfcd5665234"/>
     <w:p>
       <w:pPr>
         <w:pStyle w:val="Heading1"/>
@@ -3017,7 +3098,7 @@
         <w:t xml:space="preserve">가 현실적 수익원. 사용자 무료 유지.</w:t>
       </w:r>
     </w:p>
-    <w:bookmarkStart w:id="41" w:name="수익-모델"/>
+    <w:bookmarkStart w:id="44" w:name="수익-모델"/>
     <w:p>
       <w:pPr>
         <w:pStyle w:val="Heading2"/>
@@ -3288,8 +3369,8 @@
         </w:tc>
       </w:tr>
     </w:tbl>
-    <w:bookmarkEnd w:id="41"/>
-    <w:bookmarkStart w:id="42" w:name="가격-앵커링"/>
+    <w:bookmarkEnd w:id="44"/>
+    <w:bookmarkStart w:id="45" w:name="가격-앵커링"/>
     <w:p>
       <w:pPr>
         <w:pStyle w:val="Heading2"/>
@@ -3455,8 +3536,8 @@
         </w:tc>
       </w:tr>
     </w:tbl>
-    <w:bookmarkEnd w:id="42"/>
-    <w:bookmarkStart w:id="43" w:name="퍼널-모델-기관-영업"/>
+    <w:bookmarkEnd w:id="45"/>
+    <w:bookmarkStart w:id="46" w:name="퍼널-모델-기관-영업"/>
     <w:p>
       <w:pPr>
         <w:pStyle w:val="Heading2"/>
@@ -3743,8 +3824,8 @@
         </w:tc>
       </w:tr>
     </w:tbl>
-    <w:bookmarkEnd w:id="43"/>
-    <w:bookmarkStart w:id="44" w:name="X785978a70e51aca2f1c0616052661df87f9e572"/>
+    <w:bookmarkEnd w:id="46"/>
+    <w:bookmarkStart w:id="47" w:name="X785978a70e51aca2f1c0616052661df87f9e572"/>
     <w:p>
       <w:pPr>
         <w:pStyle w:val="Heading2"/>
@@ -3879,8 +3960,8 @@
         </w:tc>
       </w:tr>
     </w:tbl>
-    <w:bookmarkEnd w:id="44"/>
-    <w:bookmarkStart w:id="45" w:name="핵심-kpi"/>
+    <w:bookmarkEnd w:id="47"/>
+    <w:bookmarkStart w:id="48" w:name="핵심-kpi"/>
     <w:p>
       <w:pPr>
         <w:pStyle w:val="Heading2"/>
@@ -3894,15 +3975,15 @@
         <w:pStyle w:val="Compact"/>
         <w:numPr>
           <w:ilvl w:val="0"/>
-          <w:numId w:val="1011"/>
+          <w:numId w:val="1012"/>
         </w:numPr>
       </w:pPr>
       <w:r>
         <w:t xml:space="preserve">획득: 파일럿→유료 전환율 / 유지: 갱신율 / 임팩트: 이용자 진료 연계 건수</w:t>
       </w:r>
     </w:p>
-    <w:bookmarkEnd w:id="45"/>
-    <w:bookmarkStart w:id="46" w:name="가장-약한-가정-3"/>
+    <w:bookmarkEnd w:id="48"/>
+    <w:bookmarkStart w:id="49" w:name="가장-약한-가정-3"/>
     <w:p>
       <w:pPr>
         <w:pStyle w:val="Heading2"/>
@@ -3916,7 +3997,7 @@
         <w:pStyle w:val="Compact"/>
         <w:numPr>
           <w:ilvl w:val="0"/>
-          <w:numId w:val="1012"/>
+          <w:numId w:val="1013"/>
         </w:numPr>
       </w:pPr>
       <w:r>
@@ -3938,9 +4019,9 @@
         <w:t xml:space="preserve">(공공 예산 주기상 6~12개월 지연 가능)</w:t>
       </w:r>
     </w:p>
-    <w:bookmarkEnd w:id="46"/>
-    <w:bookmarkEnd w:id="47"/>
-    <w:bookmarkStart w:id="55" w:name="X52bbe639234f51f2d0bad41bff93ff062a4801e"/>
+    <w:bookmarkEnd w:id="49"/>
+    <w:bookmarkEnd w:id="50"/>
+    <w:bookmarkStart w:id="58" w:name="X52bbe639234f51f2d0bad41bff93ff062a4801e"/>
     <w:p>
       <w:pPr>
         <w:pStyle w:val="Heading1"/>
@@ -3949,7 +4030,7 @@
         <w:t xml:space="preserve">05. 개발 로드맵 — 건강이음</w:t>
       </w:r>
     </w:p>
-    <w:bookmarkStart w:id="48" w:name="mvp-범위"/>
+    <w:bookmarkStart w:id="51" w:name="mvp-범위"/>
     <w:p>
       <w:pPr>
         <w:pStyle w:val="Heading2"/>
@@ -3963,7 +4044,7 @@
         <w:pStyle w:val="Compact"/>
         <w:numPr>
           <w:ilvl w:val="0"/>
-          <w:numId w:val="1013"/>
+          <w:numId w:val="1014"/>
         </w:numPr>
       </w:pPr>
       <w:r>
@@ -3982,7 +4063,7 @@
         <w:pStyle w:val="Compact"/>
         <w:numPr>
           <w:ilvl w:val="0"/>
-          <w:numId w:val="1013"/>
+          <w:numId w:val="1014"/>
         </w:numPr>
       </w:pPr>
       <w:r>
@@ -3996,8 +4077,8 @@
         <w:t xml:space="preserve">: 진단·처방, 예약 연동, 보험 청구, 음성, 앱(웹 먼저).</w:t>
       </w:r>
     </w:p>
-    <w:bookmarkEnd w:id="48"/>
-    <w:bookmarkStart w:id="49" w:name="핵심-사용자-흐름"/>
+    <w:bookmarkEnd w:id="51"/>
+    <w:bookmarkStart w:id="52" w:name="핵심-사용자-흐름"/>
     <w:p>
       <w:pPr>
         <w:pStyle w:val="Heading2"/>
@@ -4011,15 +4092,15 @@
         <w:pStyle w:val="Compact"/>
         <w:numPr>
           <w:ilvl w:val="0"/>
-          <w:numId w:val="1014"/>
+          <w:numId w:val="1015"/>
         </w:numPr>
       </w:pPr>
       <w:r>
         <w:t xml:space="preserve">언어 선택 → 2. 증상/상황 입력 → 3. 진료과·준비물 안내(+출처, "진단 아님" 고지) → 4. 주변 병원/보건소 링크</w:t>
       </w:r>
     </w:p>
-    <w:bookmarkEnd w:id="49"/>
-    <w:bookmarkStart w:id="50" w:name="기술-스택"/>
+    <w:bookmarkEnd w:id="52"/>
+    <w:bookmarkStart w:id="53" w:name="기술-스택"/>
     <w:p>
       <w:pPr>
         <w:pStyle w:val="Heading2"/>
@@ -4228,8 +4309,8 @@
         </w:tc>
       </w:tr>
     </w:tbl>
-    <w:bookmarkEnd w:id="50"/>
-    <w:bookmarkStart w:id="51" w:name="Xf06da361b4c7db2c9e4bad28750fe2575a02d97"/>
+    <w:bookmarkEnd w:id="53"/>
+    <w:bookmarkStart w:id="54" w:name="Xf06da361b4c7db2c9e4bad28750fe2575a02d97"/>
     <w:p>
       <w:pPr>
         <w:pStyle w:val="Heading2"/>
@@ -4393,8 +4474,8 @@
         </w:tc>
       </w:tr>
     </w:tbl>
-    <w:bookmarkEnd w:id="51"/>
-    <w:bookmarkStart w:id="52" w:name="기술-의사결정"/>
+    <w:bookmarkEnd w:id="54"/>
+    <w:bookmarkStart w:id="55" w:name="기술-의사결정"/>
     <w:p>
       <w:pPr>
         <w:pStyle w:val="Heading2"/>
@@ -4408,7 +4489,7 @@
         <w:pStyle w:val="Compact"/>
         <w:numPr>
           <w:ilvl w:val="0"/>
-          <w:numId w:val="1015"/>
+          <w:numId w:val="1016"/>
         </w:numPr>
       </w:pPr>
       <w:r>
@@ -4433,7 +4514,7 @@
         <w:pStyle w:val="Compact"/>
         <w:numPr>
           <w:ilvl w:val="0"/>
-          <w:numId w:val="1015"/>
+          <w:numId w:val="1016"/>
         </w:numPr>
       </w:pPr>
       <w:r>
@@ -4445,15 +4526,15 @@
         <w:pStyle w:val="Compact"/>
         <w:numPr>
           <w:ilvl w:val="0"/>
-          <w:numId w:val="1015"/>
+          <w:numId w:val="1016"/>
         </w:numPr>
       </w:pPr>
       <w:r>
         <w:t xml:space="preserve">기술 부채로 받아들일 것: 언어 2종부터(확장은 나중)</w:t>
       </w:r>
     </w:p>
-    <w:bookmarkEnd w:id="52"/>
-    <w:bookmarkStart w:id="53" w:name="보안개인정보-민감정보--최우선"/>
+    <w:bookmarkEnd w:id="55"/>
+    <w:bookmarkStart w:id="56" w:name="보안개인정보-민감정보--최우선"/>
     <w:p>
       <w:pPr>
         <w:pStyle w:val="Heading2"/>
@@ -4467,7 +4548,7 @@
         <w:pStyle w:val="Compact"/>
         <w:numPr>
           <w:ilvl w:val="0"/>
-          <w:numId w:val="1016"/>
+          <w:numId w:val="1017"/>
         </w:numPr>
       </w:pPr>
       <w:r>
@@ -4489,7 +4570,7 @@
         <w:pStyle w:val="Compact"/>
         <w:numPr>
           <w:ilvl w:val="0"/>
-          <w:numId w:val="1016"/>
+          <w:numId w:val="1017"/>
         </w:numPr>
       </w:pPr>
       <w:r>
@@ -4501,7 +4582,7 @@
         <w:pStyle w:val="Compact"/>
         <w:numPr>
           <w:ilvl w:val="0"/>
-          <w:numId w:val="1016"/>
+          <w:numId w:val="1017"/>
         </w:numPr>
       </w:pPr>
       <w:r>
@@ -4513,15 +4594,15 @@
         <w:pStyle w:val="Compact"/>
         <w:numPr>
           <w:ilvl w:val="0"/>
-          <w:numId w:val="1016"/>
+          <w:numId w:val="1017"/>
         </w:numPr>
       </w:pPr>
       <w:r>
         <w:t xml:space="preserve">삭제/보관: 기본 단기 보관·즉시 삭제 요청 지원, 동의 고지</w:t>
       </w:r>
     </w:p>
-    <w:bookmarkEnd w:id="53"/>
-    <w:bookmarkStart w:id="54" w:name="가장-약한-가정-4"/>
+    <w:bookmarkEnd w:id="56"/>
+    <w:bookmarkStart w:id="57" w:name="가장-약한-가정-4"/>
     <w:p>
       <w:pPr>
         <w:pStyle w:val="Heading2"/>
@@ -4535,7 +4616,7 @@
         <w:pStyle w:val="Compact"/>
         <w:numPr>
           <w:ilvl w:val="0"/>
-          <w:numId w:val="1017"/>
+          <w:numId w:val="1018"/>
         </w:numPr>
       </w:pPr>
       <w:r>
@@ -4564,9 +4645,9 @@
         <w:t xml:space="preserve">[가정]</w:t>
       </w:r>
     </w:p>
-    <w:bookmarkEnd w:id="54"/>
-    <w:bookmarkEnd w:id="55"/>
-    <w:bookmarkStart w:id="61" w:name="Xf8be02cf06b09d0672f848096aacfe621aec30d"/>
+    <w:bookmarkEnd w:id="57"/>
+    <w:bookmarkEnd w:id="58"/>
+    <w:bookmarkStart w:id="64" w:name="Xf8be02cf06b09d0672f848096aacfe621aec30d"/>
     <w:p>
       <w:pPr>
         <w:pStyle w:val="Heading1"/>
@@ -4575,7 +4656,7 @@
         <w:t xml:space="preserve">06. HR 플랜 — 건강이음</w:t>
       </w:r>
     </w:p>
-    <w:bookmarkStart w:id="56" w:name="현재-필요한-역할"/>
+    <w:bookmarkStart w:id="59" w:name="현재-필요한-역할"/>
     <w:p>
       <w:pPr>
         <w:pStyle w:val="Heading2"/>
@@ -4925,8 +5006,8 @@
         <w:t xml:space="preserve">이라, 의료 자문(감수자)을 초기부터 둔다.</w:t>
       </w:r>
     </w:p>
-    <w:bookmarkEnd w:id="56"/>
-    <w:bookmarkStart w:id="57" w:name="X044b91b9eabab50a4f4feecd2e965db47e03bf7"/>
+    <w:bookmarkEnd w:id="59"/>
+    <w:bookmarkStart w:id="60" w:name="X044b91b9eabab50a4f4feecd2e965db47e03bf7"/>
     <w:p>
       <w:pPr>
         <w:pStyle w:val="Heading2"/>
@@ -5135,8 +5216,8 @@
         </w:tc>
       </w:tr>
     </w:tbl>
-    <w:bookmarkEnd w:id="57"/>
-    <w:bookmarkStart w:id="58" w:name="하지-말아야-할-채용"/>
+    <w:bookmarkEnd w:id="60"/>
+    <w:bookmarkStart w:id="61" w:name="하지-말아야-할-채용"/>
     <w:p>
       <w:pPr>
         <w:pStyle w:val="Heading2"/>
@@ -5150,15 +5231,15 @@
         <w:pStyle w:val="Compact"/>
         <w:numPr>
           <w:ilvl w:val="0"/>
-          <w:numId w:val="1018"/>
+          <w:numId w:val="1019"/>
         </w:numPr>
       </w:pPr>
       <w:r>
         <w:t xml:space="preserve">초기 전임 영업 조직(제휴는 창업자 직접)</w:t>
       </w:r>
     </w:p>
-    <w:bookmarkEnd w:id="58"/>
-    <w:bookmarkStart w:id="59" w:name="보상-원칙"/>
+    <w:bookmarkEnd w:id="61"/>
+    <w:bookmarkStart w:id="62" w:name="보상-원칙"/>
     <w:p>
       <w:pPr>
         <w:pStyle w:val="Heading2"/>
@@ -5172,15 +5253,15 @@
         <w:pStyle w:val="Compact"/>
         <w:numPr>
           <w:ilvl w:val="0"/>
-          <w:numId w:val="1019"/>
+          <w:numId w:val="1020"/>
         </w:numPr>
       </w:pPr>
       <w:r>
         <w:t xml:space="preserve">현금 절감 + 의료자문은 자문료/지분 혼합, 임팩트 미션 강조</w:t>
       </w:r>
     </w:p>
-    <w:bookmarkEnd w:id="59"/>
-    <w:bookmarkStart w:id="60" w:name="가장-약한-가정-5"/>
+    <w:bookmarkEnd w:id="62"/>
+    <w:bookmarkStart w:id="63" w:name="가장-약한-가정-5"/>
     <w:p>
       <w:pPr>
         <w:pStyle w:val="Heading2"/>
@@ -5194,7 +5275,7 @@
         <w:pStyle w:val="Compact"/>
         <w:numPr>
           <w:ilvl w:val="0"/>
-          <w:numId w:val="1020"/>
+          <w:numId w:val="1021"/>
         </w:numPr>
       </w:pPr>
       <w:r>
@@ -5223,9 +5304,9 @@
         <w:t xml:space="preserve">[가정]</w:t>
       </w:r>
     </w:p>
-    <w:bookmarkEnd w:id="60"/>
-    <w:bookmarkEnd w:id="61"/>
-    <w:bookmarkStart w:id="68" w:name="Xfbd29067c1b42c098fa8670618d58682253d10e"/>
+    <w:bookmarkEnd w:id="63"/>
+    <w:bookmarkEnd w:id="64"/>
+    <w:bookmarkStart w:id="71" w:name="Xfbd29067c1b42c098fa8670618d58682253d10e"/>
     <w:p>
       <w:pPr>
         <w:pStyle w:val="Heading1"/>
@@ -5234,7 +5315,7 @@
         <w:t xml:space="preserve">07. 실행 타임라인 — 건강이음</w:t>
       </w:r>
     </w:p>
-    <w:bookmarkStart w:id="62" w:name="마스터-타임라인"/>
+    <w:bookmarkStart w:id="65" w:name="마스터-타임라인"/>
     <w:p>
       <w:pPr>
         <w:pStyle w:val="Heading2"/>
@@ -5489,8 +5570,8 @@
         </w:tc>
       </w:tr>
     </w:tbl>
-    <w:bookmarkEnd w:id="62"/>
-    <w:bookmarkStart w:id="65" w:name="분기별-okr"/>
+    <w:bookmarkEnd w:id="65"/>
+    <w:bookmarkStart w:id="68" w:name="분기별-okr"/>
     <w:p>
       <w:pPr>
         <w:pStyle w:val="Heading2"/>
@@ -5499,7 +5580,7 @@
         <w:t xml:space="preserve">분기별 OKR</w:t>
       </w:r>
     </w:p>
-    <w:bookmarkStart w:id="63" w:name="q1"/>
+    <w:bookmarkStart w:id="66" w:name="q1"/>
     <w:p>
       <w:pPr>
         <w:pStyle w:val="Heading3"/>
@@ -5513,7 +5594,7 @@
         <w:pStyle w:val="Compact"/>
         <w:numPr>
           <w:ilvl w:val="0"/>
-          <w:numId w:val="1021"/>
+          <w:numId w:val="1022"/>
         </w:numPr>
       </w:pPr>
       <w:r>
@@ -5525,15 +5606,15 @@
         <w:pStyle w:val="Compact"/>
         <w:numPr>
           <w:ilvl w:val="0"/>
-          <w:numId w:val="1021"/>
+          <w:numId w:val="1022"/>
         </w:numPr>
       </w:pPr>
       <w:r>
         <w:t xml:space="preserve">KR1: 의료 감수 통과율 95%+ / KR2: 위험응답(진단·응급 오안내) 0건 / KR3: 파일럿 3기관</w:t>
       </w:r>
     </w:p>
-    <w:bookmarkEnd w:id="63"/>
-    <w:bookmarkStart w:id="64" w:name="q2"/>
+    <w:bookmarkEnd w:id="66"/>
+    <w:bookmarkStart w:id="67" w:name="q2"/>
     <w:p>
       <w:pPr>
         <w:pStyle w:val="Heading3"/>
@@ -5547,7 +5628,7 @@
         <w:pStyle w:val="Compact"/>
         <w:numPr>
           <w:ilvl w:val="0"/>
-          <w:numId w:val="1022"/>
+          <w:numId w:val="1023"/>
         </w:numPr>
       </w:pPr>
       <w:r>
@@ -5559,16 +5640,16 @@
         <w:pStyle w:val="Compact"/>
         <w:numPr>
           <w:ilvl w:val="0"/>
-          <w:numId w:val="1022"/>
+          <w:numId w:val="1023"/>
         </w:numPr>
       </w:pPr>
       <w:r>
         <w:t xml:space="preserve">KR1: 유료 기관 4곳 / KR2: 주간 활성 이용자 500명 / KR3: 만족도 4.3/5</w:t>
       </w:r>
     </w:p>
-    <w:bookmarkEnd w:id="64"/>
-    <w:bookmarkEnd w:id="65"/>
-    <w:bookmarkStart w:id="66" w:name="리스크-레지스터"/>
+    <w:bookmarkEnd w:id="67"/>
+    <w:bookmarkEnd w:id="68"/>
+    <w:bookmarkStart w:id="69" w:name="리스크-레지스터"/>
     <w:p>
       <w:pPr>
         <w:pStyle w:val="Heading2"/>
@@ -5830,8 +5911,8 @@
         </w:tc>
       </w:tr>
     </w:tbl>
-    <w:bookmarkEnd w:id="66"/>
-    <w:bookmarkStart w:id="67" w:name="다음-7일-행동"/>
+    <w:bookmarkEnd w:id="69"/>
+    <w:bookmarkStart w:id="70" w:name="다음-7일-행동"/>
     <w:p>
       <w:pPr>
         <w:pStyle w:val="Heading2"/>
@@ -5845,16 +5926,16 @@
         <w:pStyle w:val="Compact"/>
         <w:numPr>
           <w:ilvl w:val="0"/>
-          <w:numId w:val="1023"/>
+          <w:numId w:val="1024"/>
         </w:numPr>
       </w:pPr>
       <w:r>
         <w:t xml:space="preserve">다문화센터 2곳 미팅 잡기 2. RAG용 공신력 콘텐츠 출처 목록화 3. 의료 자문 후보 컨택 4. 위험질문 가드 시나리오 작성 5. 파일럿 제안서 1장</w:t>
       </w:r>
     </w:p>
-    <w:bookmarkEnd w:id="67"/>
-    <w:bookmarkEnd w:id="68"/>
-    <w:bookmarkStart w:id="75" w:name="X5e3242bbad4e8d13cf68a5851ed41e02e6b1db1"/>
+    <w:bookmarkEnd w:id="70"/>
+    <w:bookmarkEnd w:id="71"/>
+    <w:bookmarkStart w:id="78" w:name="X5e3242bbad4e8d13cf68a5851ed41e02e6b1db1"/>
     <w:p>
       <w:pPr>
         <w:pStyle w:val="Heading1"/>
@@ -5863,7 +5944,7 @@
         <w:t xml:space="preserve">08. 피어 리뷰 메모 (VC 레드팀) — 건강이음</w:t>
       </w:r>
     </w:p>
-    <w:bookmarkStart w:id="69" w:name="한-줄-총평"/>
+    <w:bookmarkStart w:id="72" w:name="한-줄-총평"/>
     <w:p>
       <w:pPr>
         <w:pStyle w:val="Heading2"/>
@@ -5893,8 +5974,8 @@
         <w:t xml:space="preserve">이 동시에 증명돼야 지속 가능하다.</w:t>
       </w:r>
     </w:p>
-    <w:bookmarkEnd w:id="69"/>
-    <w:bookmarkStart w:id="70" w:name="강점"/>
+    <w:bookmarkEnd w:id="72"/>
+    <w:bookmarkStart w:id="73" w:name="강점"/>
     <w:p>
       <w:pPr>
         <w:pStyle w:val="Heading2"/>
@@ -5908,7 +5989,7 @@
         <w:pStyle w:val="Compact"/>
         <w:numPr>
           <w:ilvl w:val="0"/>
-          <w:numId w:val="1024"/>
+          <w:numId w:val="1025"/>
         </w:numPr>
       </w:pPr>
       <w:r>
@@ -5920,7 +6001,7 @@
         <w:pStyle w:val="Compact"/>
         <w:numPr>
           <w:ilvl w:val="0"/>
-          <w:numId w:val="1024"/>
+          <w:numId w:val="1025"/>
         </w:numPr>
       </w:pPr>
       <w:r>
@@ -5932,15 +6013,15 @@
         <w:pStyle w:val="Compact"/>
         <w:numPr>
           <w:ilvl w:val="0"/>
-          <w:numId w:val="1024"/>
+          <w:numId w:val="1025"/>
         </w:numPr>
       </w:pPr>
       <w:r>
         <w:t xml:space="preserve">출처기반 RAG로 오정보 리스크를 정면으로 다룸</w:t>
       </w:r>
     </w:p>
-    <w:bookmarkEnd w:id="70"/>
-    <w:bookmarkStart w:id="71" w:name="갭과-우려"/>
+    <w:bookmarkEnd w:id="73"/>
+    <w:bookmarkStart w:id="74" w:name="갭과-우려"/>
     <w:p>
       <w:pPr>
         <w:pStyle w:val="Heading2"/>
@@ -6198,8 +6279,8 @@
         </w:tc>
       </w:tr>
     </w:tbl>
-    <w:bookmarkEnd w:id="71"/>
-    <w:bookmarkStart w:id="72" w:name="치명적-질문"/>
+    <w:bookmarkEnd w:id="74"/>
+    <w:bookmarkStart w:id="75" w:name="치명적-질문"/>
     <w:p>
       <w:pPr>
         <w:pStyle w:val="Heading2"/>
@@ -6213,7 +6294,7 @@
         <w:pStyle w:val="Compact"/>
         <w:numPr>
           <w:ilvl w:val="0"/>
-          <w:numId w:val="1025"/>
+          <w:numId w:val="1026"/>
         </w:numPr>
       </w:pPr>
       <w:r>
@@ -6225,7 +6306,7 @@
         <w:pStyle w:val="Compact"/>
         <w:numPr>
           <w:ilvl w:val="0"/>
-          <w:numId w:val="1025"/>
+          <w:numId w:val="1026"/>
         </w:numPr>
       </w:pPr>
       <w:r>
@@ -6237,7 +6318,7 @@
         <w:pStyle w:val="Compact"/>
         <w:numPr>
           <w:ilvl w:val="0"/>
-          <w:numId w:val="1025"/>
+          <w:numId w:val="1026"/>
         </w:numPr>
       </w:pPr>
       <w:r>
@@ -6249,7 +6330,7 @@
         <w:pStyle w:val="Compact"/>
         <w:numPr>
           <w:ilvl w:val="0"/>
-          <w:numId w:val="1025"/>
+          <w:numId w:val="1026"/>
         </w:numPr>
       </w:pPr>
       <w:r>
@@ -6261,15 +6342,15 @@
         <w:pStyle w:val="Compact"/>
         <w:numPr>
           <w:ilvl w:val="0"/>
-          <w:numId w:val="1025"/>
+          <w:numId w:val="1026"/>
         </w:numPr>
       </w:pPr>
       <w:r>
         <w:t xml:space="preserve">데이터(건강정보) 규제 준수 자신 있나?</w:t>
       </w:r>
     </w:p>
-    <w:bookmarkEnd w:id="72"/>
-    <w:bookmarkStart w:id="73" w:name="가장-약한-가정-top-3"/>
+    <w:bookmarkEnd w:id="75"/>
+    <w:bookmarkStart w:id="76" w:name="가장-약한-가정-top-3"/>
     <w:p>
       <w:pPr>
         <w:pStyle w:val="Heading2"/>
@@ -6478,8 +6559,8 @@
         </w:tc>
       </w:tr>
     </w:tbl>
-    <w:bookmarkEnd w:id="73"/>
-    <w:bookmarkStart w:id="74" w:name="수정-우선순위"/>
+    <w:bookmarkEnd w:id="76"/>
+    <w:bookmarkStart w:id="77" w:name="수정-우선순위"/>
     <w:p>
       <w:pPr>
         <w:pStyle w:val="Heading2"/>
@@ -6493,7 +6574,7 @@
         <w:pStyle w:val="Compact"/>
         <w:numPr>
           <w:ilvl w:val="0"/>
-          <w:numId w:val="1026"/>
+          <w:numId w:val="1027"/>
         </w:numPr>
       </w:pPr>
       <w:r>
@@ -6505,7 +6586,7 @@
         <w:pStyle w:val="Compact"/>
         <w:numPr>
           <w:ilvl w:val="0"/>
-          <w:numId w:val="1026"/>
+          <w:numId w:val="1027"/>
         </w:numPr>
       </w:pPr>
       <w:r>
@@ -6517,16 +6598,16 @@
         <w:pStyle w:val="Compact"/>
         <w:numPr>
           <w:ilvl w:val="0"/>
-          <w:numId w:val="1026"/>
+          <w:numId w:val="1027"/>
         </w:numPr>
       </w:pPr>
       <w:r>
         <w:t xml:space="preserve">나중: 언어 확장·자문위 구성</w:t>
       </w:r>
     </w:p>
-    <w:bookmarkEnd w:id="74"/>
-    <w:bookmarkEnd w:id="75"/>
-    <w:bookmarkStart w:id="84" w:name="X7b994f22de0eb7c31295572622b62d5e190afbf"/>
+    <w:bookmarkEnd w:id="77"/>
+    <w:bookmarkEnd w:id="78"/>
+    <w:bookmarkStart w:id="87" w:name="X7b994f22de0eb7c31295572622b62d5e190afbf"/>
     <w:p>
       <w:pPr>
         <w:pStyle w:val="Heading1"/>
@@ -6543,7 +6624,7 @@
         <w:t xml:space="preserve">피어 리뷰 반영: ① 수익을 '그랜트+다기관'으로 보강 ② 안전 가드(진단금지·응급·면책)를 제품 1순위로 ③ 타깃을 다문화센터 이용 이주가정(P0)으로 더 좁힘.</w:t>
       </w:r>
     </w:p>
-    <w:bookmarkStart w:id="76" w:name="변경-요약"/>
+    <w:bookmarkStart w:id="79" w:name="변경-요약"/>
     <w:p>
       <w:pPr>
         <w:pStyle w:val="Heading2"/>
@@ -6797,8 +6878,8 @@
         </w:tc>
       </w:tr>
     </w:tbl>
-    <w:bookmarkEnd w:id="76"/>
-    <w:bookmarkStart w:id="77" w:name="최종-1페이지-요약"/>
+    <w:bookmarkEnd w:id="79"/>
+    <w:bookmarkStart w:id="80" w:name="최종-1페이지-요약"/>
     <w:p>
       <w:pPr>
         <w:pStyle w:val="Heading2"/>
@@ -6812,7 +6893,7 @@
         <w:pStyle w:val="Compact"/>
         <w:numPr>
           <w:ilvl w:val="0"/>
-          <w:numId w:val="1027"/>
+          <w:numId w:val="1028"/>
         </w:numPr>
       </w:pPr>
       <w:r>
@@ -6824,7 +6905,7 @@
         <w:pStyle w:val="Compact"/>
         <w:numPr>
           <w:ilvl w:val="0"/>
-          <w:numId w:val="1027"/>
+          <w:numId w:val="1028"/>
         </w:numPr>
       </w:pPr>
       <w:r>
@@ -6836,7 +6917,7 @@
         <w:pStyle w:val="Compact"/>
         <w:numPr>
           <w:ilvl w:val="0"/>
-          <w:numId w:val="1027"/>
+          <w:numId w:val="1028"/>
         </w:numPr>
       </w:pPr>
       <w:r>
@@ -6848,7 +6929,7 @@
         <w:pStyle w:val="Compact"/>
         <w:numPr>
           <w:ilvl w:val="0"/>
-          <w:numId w:val="1027"/>
+          <w:numId w:val="1028"/>
         </w:numPr>
       </w:pPr>
       <w:r>
@@ -6860,7 +6941,7 @@
         <w:pStyle w:val="Compact"/>
         <w:numPr>
           <w:ilvl w:val="0"/>
-          <w:numId w:val="1027"/>
+          <w:numId w:val="1028"/>
         </w:numPr>
       </w:pPr>
       <w:r>
@@ -6872,7 +6953,7 @@
         <w:pStyle w:val="Compact"/>
         <w:numPr>
           <w:ilvl w:val="0"/>
-          <w:numId w:val="1027"/>
+          <w:numId w:val="1028"/>
         </w:numPr>
       </w:pPr>
       <w:r>
@@ -6884,15 +6965,15 @@
         <w:pStyle w:val="Compact"/>
         <w:numPr>
           <w:ilvl w:val="0"/>
-          <w:numId w:val="1027"/>
+          <w:numId w:val="1028"/>
         </w:numPr>
       </w:pPr>
       <w:r>
         <w:t xml:space="preserve">다음 검증: 다문화센터 파일럿 + 예산 담당자 인터뷰</w:t>
       </w:r>
     </w:p>
-    <w:bookmarkEnd w:id="77"/>
-    <w:bookmarkStart w:id="78" w:name="X62e1d9134c7ffd9cc7046ca00e024f4cae6d18e"/>
+    <w:bookmarkEnd w:id="80"/>
+    <w:bookmarkStart w:id="81" w:name="X62e1d9134c7ffd9cc7046ca00e024f4cae6d18e"/>
     <w:p>
       <w:pPr>
         <w:pStyle w:val="Heading2"/>
@@ -6925,8 +7006,8 @@
         <w:t xml:space="preserve">진료과와 준비물을 안내합니다. 진단이 아니라 '어디로 갈지'를 알려주죠. 다문화센터·지자체와 함께 시작합니다."</w:t>
       </w:r>
     </w:p>
-    <w:bookmarkEnd w:id="78"/>
-    <w:bookmarkStart w:id="79" w:name="X02d5bdb28b09d9bad763bfab01e083de90c24a6"/>
+    <w:bookmarkEnd w:id="81"/>
+    <w:bookmarkStart w:id="82" w:name="X02d5bdb28b09d9bad763bfab01e083de90c24a6"/>
     <w:p>
       <w:pPr>
         <w:pStyle w:val="Heading2"/>
@@ -6943,8 +7024,8 @@
         <w:t xml:space="preserve">(30초 + ) "핵심은 신뢰입니다. 우리는 답을 지어내지 않고 공신력 있는 출처에 근거해 답하며, 의료진 감수와 '진단 금지·응급은 119' 가드를 둡니다. 사용자에겐 무료, 비용은 외국인 민원·통역 부담을 줄이려는 지자체·병원이 라이선스로 냅니다. 12주 안에 2개 언어 MVP로 다문화센터 3곳 파일럿을 돌리고, 이용·만족 데이터로 유료 전환을 만듭니다."</w:t>
       </w:r>
     </w:p>
-    <w:bookmarkEnd w:id="79"/>
-    <w:bookmarkStart w:id="80" w:name="Xea852361a7621c48b69358b135420e29d417f7b"/>
+    <w:bookmarkEnd w:id="82"/>
+    <w:bookmarkStart w:id="83" w:name="Xea852361a7621c48b69358b135420e29d417f7b"/>
     <w:p>
       <w:pPr>
         <w:pStyle w:val="Heading2"/>
@@ -6958,15 +7039,15 @@
         <w:pStyle w:val="Compact"/>
         <w:numPr>
           <w:ilvl w:val="0"/>
-          <w:numId w:val="1028"/>
+          <w:numId w:val="1029"/>
         </w:numPr>
       </w:pPr>
       <w:r>
         <w:t xml:space="preserve">문제(이주민 의료 접근) 2. 고객(P0 다문화가정) 3. 해결책(모국어·출처기반) 4. 시장(250만+) 5. 모델(B2G+그랜트) 6. 실행(12주 MVP·파일럿) 7. 요청(파일럿 기관·자문·초기 자금)</w:t>
       </w:r>
     </w:p>
-    <w:bookmarkEnd w:id="80"/>
-    <w:bookmarkStart w:id="81" w:name="예상-질문과-답변"/>
+    <w:bookmarkEnd w:id="83"/>
+    <w:bookmarkStart w:id="84" w:name="예상-질문과-답변"/>
     <w:p>
       <w:pPr>
         <w:pStyle w:val="Heading2"/>
@@ -7085,8 +7166,8 @@
         </w:tc>
       </w:tr>
     </w:tbl>
-    <w:bookmarkEnd w:id="81"/>
-    <w:bookmarkStart w:id="82" w:name="남아-있는-가장-큰-리스크"/>
+    <w:bookmarkEnd w:id="84"/>
+    <w:bookmarkStart w:id="85" w:name="남아-있는-가장-큰-리스크"/>
     <w:p>
       <w:pPr>
         <w:pStyle w:val="Heading2"/>
@@ -7119,8 +7200,8 @@
         <w:t xml:space="preserve">→ 그랜트·파일럿 사례로 다음 예산에 편성 공략.</w:t>
       </w:r>
     </w:p>
-    <w:bookmarkEnd w:id="82"/>
-    <w:bookmarkStart w:id="83" w:name="다음-7일-실행"/>
+    <w:bookmarkEnd w:id="85"/>
+    <w:bookmarkStart w:id="86" w:name="다음-7일-실행"/>
     <w:p>
       <w:pPr>
         <w:pStyle w:val="Heading2"/>
@@ -7134,16 +7215,16 @@
         <w:pStyle w:val="Compact"/>
         <w:numPr>
           <w:ilvl w:val="0"/>
-          <w:numId w:val="1029"/>
+          <w:numId w:val="1030"/>
         </w:numPr>
       </w:pPr>
       <w:r>
         <w:t xml:space="preserve">다문화센터 2곳 미팅 2. 의료 자문 컨택 3. 안전가드 시나리오 4. 출처 콘텐츠 목록 5. 파일럿 제안서</w:t>
       </w:r>
     </w:p>
-    <w:bookmarkEnd w:id="83"/>
-    <w:bookmarkEnd w:id="84"/>
-    <w:bookmarkStart w:id="88" w:name="Xc12ccd412ffffcdcf2bfa50de35324872805dd3"/>
+    <w:bookmarkEnd w:id="86"/>
+    <w:bookmarkEnd w:id="87"/>
+    <w:bookmarkStart w:id="91" w:name="Xc12ccd412ffffcdcf2bfa50de35324872805dd3"/>
     <w:p>
       <w:pPr>
         <w:pStyle w:val="Heading1"/>
@@ -7553,7 +7634,7 @@
         </w:tc>
       </w:tr>
     </w:tbl>
-    <w:bookmarkStart w:id="85" w:name="사용-가능한-근거-지금-인용-가능"/>
+    <w:bookmarkStart w:id="88" w:name="사용-가능한-근거-지금-인용-가능"/>
     <w:p>
       <w:pPr>
         <w:pStyle w:val="Heading2"/>
@@ -7567,7 +7648,7 @@
         <w:pStyle w:val="Compact"/>
         <w:numPr>
           <w:ilvl w:val="0"/>
-          <w:numId w:val="1030"/>
+          <w:numId w:val="1031"/>
         </w:numPr>
       </w:pPr>
       <w:r>
@@ -7579,7 +7660,7 @@
         <w:pStyle w:val="Compact"/>
         <w:numPr>
           <w:ilvl w:val="0"/>
-          <w:numId w:val="1030"/>
+          <w:numId w:val="1031"/>
         </w:numPr>
       </w:pPr>
       <w:r>
@@ -7591,15 +7672,15 @@
         <w:pStyle w:val="Compact"/>
         <w:numPr>
           <w:ilvl w:val="0"/>
-          <w:numId w:val="1030"/>
+          <w:numId w:val="1031"/>
         </w:numPr>
       </w:pPr>
       <w:r>
         <w:t xml:space="preserve">외국인 의료 이용 장벽 — 보건 분야 논문/보고서 다수</w:t>
       </w:r>
     </w:p>
-    <w:bookmarkEnd w:id="85"/>
-    <w:bookmarkStart w:id="86" w:name="아직-가정인-것-검증-필요"/>
+    <w:bookmarkEnd w:id="88"/>
+    <w:bookmarkStart w:id="89" w:name="아직-가정인-것-검증-필요"/>
     <w:p>
       <w:pPr>
         <w:pStyle w:val="Heading2"/>
@@ -7613,7 +7694,7 @@
         <w:pStyle w:val="Compact"/>
         <w:numPr>
           <w:ilvl w:val="0"/>
-          <w:numId w:val="1031"/>
+          <w:numId w:val="1032"/>
         </w:numPr>
       </w:pPr>
       <w:r>
@@ -7641,7 +7722,7 @@
         <w:pStyle w:val="Compact"/>
         <w:numPr>
           <w:ilvl w:val="0"/>
-          <w:numId w:val="1031"/>
+          <w:numId w:val="1032"/>
         </w:numPr>
       </w:pPr>
       <w:r>
@@ -7653,15 +7734,15 @@
         <w:pStyle w:val="Compact"/>
         <w:numPr>
           <w:ilvl w:val="0"/>
-          <w:numId w:val="1031"/>
+          <w:numId w:val="1032"/>
         </w:numPr>
       </w:pPr>
       <w:r>
         <w:t xml:space="preserve">사용자 1인당 진료 연계 효과 → 파일럿 실측</w:t>
       </w:r>
     </w:p>
-    <w:bookmarkEnd w:id="86"/>
-    <w:bookmarkStart w:id="87" w:name="bmc세일즈에-반영할-문장"/>
+    <w:bookmarkEnd w:id="89"/>
+    <w:bookmarkStart w:id="90" w:name="bmc세일즈에-반영할-문장"/>
     <w:p>
       <w:pPr>
         <w:pStyle w:val="Heading2"/>
@@ -7675,7 +7756,7 @@
         <w:pStyle w:val="Compact"/>
         <w:numPr>
           <w:ilvl w:val="0"/>
-          <w:numId w:val="1032"/>
+          <w:numId w:val="1033"/>
         </w:numPr>
       </w:pPr>
       <w:r>
@@ -7699,7 +7780,7 @@
         <w:pStyle w:val="Compact"/>
         <w:numPr>
           <w:ilvl w:val="0"/>
-          <w:numId w:val="1032"/>
+          <w:numId w:val="1033"/>
         </w:numPr>
       </w:pPr>
       <w:r>
@@ -7719,9 +7800,9 @@
         <w:t xml:space="preserve">로 앵커링한다(확인 예정)."</w:t>
       </w:r>
     </w:p>
-    <w:bookmarkEnd w:id="87"/>
-    <w:bookmarkEnd w:id="88"/>
-    <w:bookmarkStart w:id="95" w:name="X9d519c59a180765b66fcc4c6ca1b837b7b88dec"/>
+    <w:bookmarkEnd w:id="90"/>
+    <w:bookmarkEnd w:id="91"/>
+    <w:bookmarkStart w:id="98" w:name="X9d519c59a180765b66fcc4c6ca1b837b7b88dec"/>
     <w:p>
       <w:pPr>
         <w:pStyle w:val="Heading1"/>
@@ -7764,7 +7845,7 @@
         <w:t xml:space="preserve">입니다. 시장 검증·수요 증명·투자 판단 근거로 쓰면 안 되며, 반드시 실제 인터뷰·행동 실험으로 이어가야 합니다.</w:t>
       </w:r>
     </w:p>
-    <w:bookmarkStart w:id="89" w:name="패널-구성"/>
+    <w:bookmarkStart w:id="92" w:name="패널-구성"/>
     <w:p>
       <w:pPr>
         <w:pStyle w:val="Heading2"/>
@@ -8132,8 +8213,8 @@
         </w:tc>
       </w:tr>
     </w:tbl>
-    <w:bookmarkEnd w:id="89"/>
-    <w:bookmarkStart w:id="90" w:name="반응-분포-메시지-아플-때-당신의-언어로-어디로-갈지-알려드려요"/>
+    <w:bookmarkEnd w:id="92"/>
+    <w:bookmarkStart w:id="93" w:name="반응-분포-메시지-아플-때-당신의-언어로-어디로-갈지-알려드려요"/>
     <w:p>
       <w:pPr>
         <w:pStyle w:val="Heading2"/>
@@ -8147,7 +8228,7 @@
         <w:pStyle w:val="Compact"/>
         <w:numPr>
           <w:ilvl w:val="0"/>
-          <w:numId w:val="1033"/>
+          <w:numId w:val="1034"/>
         </w:numPr>
       </w:pPr>
       <w:r>
@@ -8159,7 +8240,7 @@
         <w:pStyle w:val="Compact"/>
         <w:numPr>
           <w:ilvl w:val="0"/>
-          <w:numId w:val="1033"/>
+          <w:numId w:val="1034"/>
         </w:numPr>
       </w:pPr>
       <w:r>
@@ -8171,15 +8252,15 @@
         <w:pStyle w:val="Compact"/>
         <w:numPr>
           <w:ilvl w:val="0"/>
-          <w:numId w:val="1033"/>
+          <w:numId w:val="1034"/>
         </w:numPr>
       </w:pPr>
       <w:r>
         <w:t xml:space="preserve">부정/경계: 4("틀리면 누가 책임지나")</w:t>
       </w:r>
     </w:p>
-    <w:bookmarkEnd w:id="90"/>
-    <w:bookmarkStart w:id="91" w:name="핵심-인용"/>
+    <w:bookmarkEnd w:id="93"/>
+    <w:bookmarkStart w:id="94" w:name="핵심-인용"/>
     <w:p>
       <w:pPr>
         <w:pStyle w:val="Heading2"/>
@@ -8202,8 +8283,8 @@
         <w:t xml:space="preserve">페르소나 4: "좋은데… 잘못 안내하면 우리 센터가 곤란해져요. 출처가 명확해야 해요."</w:t>
       </w:r>
     </w:p>
-    <w:bookmarkEnd w:id="91"/>
-    <w:bookmarkStart w:id="92" w:name="주요-반대-논리-objection-map"/>
+    <w:bookmarkEnd w:id="94"/>
+    <w:bookmarkStart w:id="95" w:name="주요-반대-논리-objection-map"/>
     <w:p>
       <w:pPr>
         <w:pStyle w:val="Heading2"/>
@@ -8416,8 +8497,8 @@
         </w:tc>
       </w:tr>
     </w:tbl>
-    <w:bookmarkEnd w:id="92"/>
-    <w:bookmarkStart w:id="93" w:name="추천-수정"/>
+    <w:bookmarkEnd w:id="95"/>
+    <w:bookmarkStart w:id="96" w:name="추천-수정"/>
     <w:p>
       <w:pPr>
         <w:pStyle w:val="Heading2"/>
@@ -8431,7 +8512,7 @@
         <w:pStyle w:val="Compact"/>
         <w:numPr>
           <w:ilvl w:val="0"/>
-          <w:numId w:val="1034"/>
+          <w:numId w:val="1035"/>
         </w:numPr>
       </w:pPr>
       <w:r>
@@ -8443,7 +8524,7 @@
         <w:pStyle w:val="Compact"/>
         <w:numPr>
           <w:ilvl w:val="0"/>
-          <w:numId w:val="1034"/>
+          <w:numId w:val="1035"/>
         </w:numPr>
       </w:pPr>
       <w:r>
@@ -8471,15 +8552,15 @@
         <w:pStyle w:val="Compact"/>
         <w:numPr>
           <w:ilvl w:val="0"/>
-          <w:numId w:val="1034"/>
+          <w:numId w:val="1035"/>
         </w:numPr>
       </w:pPr>
       <w:r>
         <w:t xml:space="preserve">제거: 과장된 "정확" 표현(책임 리스크)</w:t>
       </w:r>
     </w:p>
-    <w:bookmarkEnd w:id="93"/>
-    <w:bookmarkStart w:id="94" w:name="다음-실제-검증"/>
+    <w:bookmarkEnd w:id="96"/>
+    <w:bookmarkStart w:id="97" w:name="다음-실제-검증"/>
     <w:p>
       <w:pPr>
         <w:pStyle w:val="Heading2"/>
@@ -8493,7 +8574,7 @@
         <w:pStyle w:val="Compact"/>
         <w:numPr>
           <w:ilvl w:val="0"/>
-          <w:numId w:val="1035"/>
+          <w:numId w:val="1036"/>
         </w:numPr>
       </w:pPr>
       <w:r>
@@ -8505,7 +8586,7 @@
         <w:pStyle w:val="Compact"/>
         <w:numPr>
           <w:ilvl w:val="0"/>
-          <w:numId w:val="1035"/>
+          <w:numId w:val="1036"/>
         </w:numPr>
       </w:pPr>
       <w:r>
@@ -8517,15 +8598,1838 @@
         <w:pStyle w:val="Compact"/>
         <w:numPr>
           <w:ilvl w:val="0"/>
-          <w:numId w:val="1035"/>
+          <w:numId w:val="1036"/>
         </w:numPr>
       </w:pPr>
       <w:r>
         <w:t xml:space="preserve">행동 실험: 다문화센터 1곳에서 2주 시범 → 실제 사용·재방문 측정</w:t>
       </w:r>
     </w:p>
-    <w:bookmarkEnd w:id="94"/>
-    <w:bookmarkEnd w:id="95"/>
+    <w:bookmarkEnd w:id="97"/>
+    <w:bookmarkEnd w:id="98"/>
+    <w:bookmarkStart w:id="105" w:name="부록-a-발열기침-mvp-안내문-1장-초안"/>
+    <w:p>
+      <w:pPr>
+        <w:pStyle w:val="Heading1"/>
+      </w:pPr>
+      <w:r>
+        <w:t xml:space="preserve">부록 A. 발열·기침 MVP 안내문 1장 (초안)</w:t>
+      </w:r>
+    </w:p>
+    <w:p>
+      <w:pPr>
+        <w:pStyle w:val="FirstParagraph"/>
+      </w:pPr>
+      <w:r>
+        <w:rPr>
+          <w:b/>
+          <w:bCs/>
+        </w:rPr>
+        <w:t xml:space="preserve">제목: 한국에서 열이 나고 기침이 날 때 / When You Have Fever and Cough in Korea</w:t>
+      </w:r>
+    </w:p>
+    <w:p>
+      <w:pPr>
+        <w:pStyle w:val="BlockText"/>
+      </w:pPr>
+      <w:r>
+        <w:t xml:space="preserve">⚠️ 이 안내문은</w:t>
+      </w:r>
+      <w:r>
+        <w:t xml:space="preserve"> </w:t>
+      </w:r>
+      <w:r>
+        <w:rPr>
+          <w:b/>
+          <w:bCs/>
+        </w:rPr>
+        <w:t xml:space="preserve">진단·처방이 아닙니다.</w:t>
+      </w:r>
+      <w:r>
+        <w:t xml:space="preserve"> </w:t>
+      </w:r>
+      <w:r>
+        <w:t xml:space="preserve">병원 방문 전 준비를 돕는 정보입니다. 실제 서비스는</w:t>
+      </w:r>
+      <w:r>
+        <w:t xml:space="preserve"> </w:t>
+      </w:r>
+      <w:r>
+        <w:rPr>
+          <w:b/>
+          <w:bCs/>
+        </w:rPr>
+        <w:t xml:space="preserve">베트남어·중국어</w:t>
+      </w:r>
+      <w:r>
+        <w:t xml:space="preserve">부터 우선 제공합니다.</w:t>
+      </w:r>
+    </w:p>
+    <w:bookmarkStart w:id="99" w:name="X148d47d124204886fbd3da993a3a70d5e848fd4"/>
+    <w:p>
+      <w:pPr>
+        <w:pStyle w:val="Heading2"/>
+      </w:pPr>
+      <w:r>
+        <w:t xml:space="preserve">1. 먼저 확인하세요: 위험 신호 (이 중 하나라도 있으면 즉시 병원/119)</w:t>
+      </w:r>
+    </w:p>
+    <w:tbl>
+      <w:tblPr>
+        <w:tblStyle w:val="Table"/>
+        <w:tblW w:type="auto" w:w="0"/>
+        <w:tblLook w:firstRow="1" w:lastRow="0" w:firstColumn="0" w:lastColumn="0" w:noHBand="0" w:noVBand="0" w:val="0020"/>
+      </w:tblPr>
+      <w:tblGrid>
+        <w:gridCol w:w="3960"/>
+        <w:gridCol w:w="3960"/>
+      </w:tblGrid>
+      <w:tr>
+        <w:trPr>
+          <w:tblHeader w:val="on"/>
+        </w:trPr>
+        <w:tc>
+          <w:tcPr/>
+          <w:p>
+            <w:pPr>
+              <w:pStyle w:val="Compact"/>
+            </w:pPr>
+            <w:r>
+              <w:t xml:space="preserve">한국어</w:t>
+            </w:r>
+          </w:p>
+        </w:tc>
+        <w:tc>
+          <w:tcPr/>
+          <w:p>
+            <w:pPr>
+              <w:pStyle w:val="Compact"/>
+            </w:pPr>
+            <w:r>
+              <w:t xml:space="preserve">English</w:t>
+            </w:r>
+          </w:p>
+        </w:tc>
+      </w:tr>
+      <w:tr>
+        <w:tc>
+          <w:tcPr/>
+          <w:p>
+            <w:pPr>
+              <w:pStyle w:val="Compact"/>
+            </w:pPr>
+            <w:r>
+              <w:t xml:space="preserve">숨쉬기 어렵다</w:t>
+            </w:r>
+          </w:p>
+        </w:tc>
+        <w:tc>
+          <w:tcPr/>
+          <w:p>
+            <w:pPr>
+              <w:pStyle w:val="Compact"/>
+            </w:pPr>
+            <w:r>
+              <w:t xml:space="preserve">Difficulty breathing</w:t>
+            </w:r>
+          </w:p>
+        </w:tc>
+      </w:tr>
+      <w:tr>
+        <w:tc>
+          <w:tcPr/>
+          <w:p>
+            <w:pPr>
+              <w:pStyle w:val="Compact"/>
+            </w:pPr>
+            <w:r>
+              <w:t xml:space="preserve">가슴 통증이 있다</w:t>
+            </w:r>
+          </w:p>
+        </w:tc>
+        <w:tc>
+          <w:tcPr/>
+          <w:p>
+            <w:pPr>
+              <w:pStyle w:val="Compact"/>
+            </w:pPr>
+            <w:r>
+              <w:t xml:space="preserve">Chest pain</w:t>
+            </w:r>
+          </w:p>
+        </w:tc>
+      </w:tr>
+      <w:tr>
+        <w:tc>
+          <w:tcPr/>
+          <w:p>
+            <w:pPr>
+              <w:pStyle w:val="Compact"/>
+            </w:pPr>
+            <w:r>
+              <w:t xml:space="preserve">의식이 흐리거나 심하게 어지럽다</w:t>
+            </w:r>
+          </w:p>
+        </w:tc>
+        <w:tc>
+          <w:tcPr/>
+          <w:p>
+            <w:pPr>
+              <w:pStyle w:val="Compact"/>
+            </w:pPr>
+            <w:r>
+              <w:t xml:space="preserve">Confusion or severe dizziness</w:t>
+            </w:r>
+          </w:p>
+        </w:tc>
+      </w:tr>
+      <w:tr>
+        <w:tc>
+          <w:tcPr/>
+          <w:p>
+            <w:pPr>
+              <w:pStyle w:val="Compact"/>
+            </w:pPr>
+            <w:r>
+              <w:t xml:space="preserve">고열이 계속된다</w:t>
+            </w:r>
+          </w:p>
+        </w:tc>
+        <w:tc>
+          <w:tcPr/>
+          <w:p>
+            <w:pPr>
+              <w:pStyle w:val="Compact"/>
+            </w:pPr>
+            <w:r>
+              <w:t xml:space="preserve">Persistent high fever</w:t>
+            </w:r>
+          </w:p>
+        </w:tc>
+      </w:tr>
+      <w:tr>
+        <w:tc>
+          <w:tcPr/>
+          <w:p>
+            <w:pPr>
+              <w:pStyle w:val="Compact"/>
+            </w:pPr>
+            <w:r>
+              <w:t xml:space="preserve">증상이 빠르게 심해진다</w:t>
+            </w:r>
+          </w:p>
+        </w:tc>
+        <w:tc>
+          <w:tcPr/>
+          <w:p>
+            <w:pPr>
+              <w:pStyle w:val="Compact"/>
+            </w:pPr>
+            <w:r>
+              <w:t xml:space="preserve">Symptoms worsening quickly</w:t>
+            </w:r>
+          </w:p>
+        </w:tc>
+      </w:tr>
+      <w:tr>
+        <w:tc>
+          <w:tcPr/>
+          <w:p>
+            <w:pPr>
+              <w:pStyle w:val="Compact"/>
+            </w:pPr>
+            <w:r>
+              <w:t xml:space="preserve">물도 못 마실 만큼 힘들다</w:t>
+            </w:r>
+          </w:p>
+        </w:tc>
+        <w:tc>
+          <w:tcPr/>
+          <w:p>
+            <w:pPr>
+              <w:pStyle w:val="Compact"/>
+            </w:pPr>
+            <w:r>
+              <w:t xml:space="preserve">Trouble drinking fluids / dehydration</w:t>
+            </w:r>
+          </w:p>
+        </w:tc>
+      </w:tr>
+    </w:tbl>
+    <w:bookmarkEnd w:id="99"/>
+    <w:bookmarkStart w:id="100" w:name="X3caff1ed8c508725ab5d0e2a591ecd7f784cca8"/>
+    <w:p>
+      <w:pPr>
+        <w:pStyle w:val="Heading2"/>
+      </w:pPr>
+      <w:r>
+        <w:t xml:space="preserve">2. 쉬운 설명</w:t>
+      </w:r>
+    </w:p>
+    <w:p>
+      <w:pPr>
+        <w:pStyle w:val="FirstParagraph"/>
+      </w:pPr>
+      <w:r>
+        <w:t xml:space="preserve">열·기침·목 통증·콧물·몸살은 감기, 독감, 코로나19 같은 호흡기 감염에서 나타날 수 있습니다.</w:t>
+      </w:r>
+      <w:r>
+        <w:t xml:space="preserve"> </w:t>
+      </w:r>
+      <w:r>
+        <w:rPr>
+          <w:b/>
+          <w:bCs/>
+        </w:rPr>
+        <w:t xml:space="preserve">증상만으로 병명을 확정할 수 없습니다.</w:t>
+      </w:r>
+      <w:r>
+        <w:t xml:space="preserve"> </w:t>
+      </w:r>
+      <w:r>
+        <w:t xml:space="preserve">이 안내문은 병명을 맞히는 것이 아니라 병원 방문 준비를 돕습니다.</w:t>
+      </w:r>
+    </w:p>
+    <w:bookmarkEnd w:id="100"/>
+    <w:bookmarkStart w:id="101" w:name="X7aa5d2926f83133f5b74815f988f9e5bfb7ee97"/>
+    <w:p>
+      <w:pPr>
+        <w:pStyle w:val="Heading2"/>
+      </w:pPr>
+      <w:r>
+        <w:t xml:space="preserve">3. 어디로 가야 할까요?</w:t>
+      </w:r>
+    </w:p>
+    <w:tbl>
+      <w:tblPr>
+        <w:tblStyle w:val="Table"/>
+        <w:tblW w:type="auto" w:w="0"/>
+        <w:tblLook w:firstRow="1" w:lastRow="0" w:firstColumn="0" w:lastColumn="0" w:noHBand="0" w:noVBand="0" w:val="0020"/>
+      </w:tblPr>
+      <w:tblGrid>
+        <w:gridCol w:w="3960"/>
+        <w:gridCol w:w="3960"/>
+      </w:tblGrid>
+      <w:tr>
+        <w:trPr>
+          <w:tblHeader w:val="on"/>
+        </w:trPr>
+        <w:tc>
+          <w:tcPr/>
+          <w:p>
+            <w:pPr>
+              <w:pStyle w:val="Compact"/>
+            </w:pPr>
+            <w:r>
+              <w:t xml:space="preserve">상황</w:t>
+            </w:r>
+          </w:p>
+        </w:tc>
+        <w:tc>
+          <w:tcPr/>
+          <w:p>
+            <w:pPr>
+              <w:pStyle w:val="Compact"/>
+            </w:pPr>
+            <w:r>
+              <w:t xml:space="preserve">고려할 곳</w:t>
+            </w:r>
+          </w:p>
+        </w:tc>
+      </w:tr>
+      <w:tr>
+        <w:tc>
+          <w:tcPr/>
+          <w:p>
+            <w:pPr>
+              <w:pStyle w:val="Compact"/>
+            </w:pPr>
+            <w:r>
+              <w:t xml:space="preserve">증상이 가볍고 기본 상담</w:t>
+            </w:r>
+          </w:p>
+        </w:tc>
+        <w:tc>
+          <w:tcPr/>
+          <w:p>
+            <w:pPr>
+              <w:pStyle w:val="Compact"/>
+            </w:pPr>
+            <w:r>
+              <w:t xml:space="preserve">보건소 / 학교·기관 보건실</w:t>
+            </w:r>
+          </w:p>
+        </w:tc>
+      </w:tr>
+      <w:tr>
+        <w:tc>
+          <w:tcPr/>
+          <w:p>
+            <w:pPr>
+              <w:pStyle w:val="Compact"/>
+            </w:pPr>
+            <w:r>
+              <w:t xml:space="preserve">일반 감기약 상담</w:t>
+            </w:r>
+          </w:p>
+        </w:tc>
+        <w:tc>
+          <w:tcPr/>
+          <w:p>
+            <w:pPr>
+              <w:pStyle w:val="Compact"/>
+            </w:pPr>
+            <w:r>
+              <w:t xml:space="preserve">약국</w:t>
+            </w:r>
+          </w:p>
+        </w:tc>
+      </w:tr>
+      <w:tr>
+        <w:tc>
+          <w:tcPr/>
+          <w:p>
+            <w:pPr>
+              <w:pStyle w:val="Compact"/>
+            </w:pPr>
+            <w:r>
+              <w:t xml:space="preserve">열이 계속·증상이 심함</w:t>
+            </w:r>
+          </w:p>
+        </w:tc>
+        <w:tc>
+          <w:tcPr/>
+          <w:p>
+            <w:pPr>
+              <w:pStyle w:val="Compact"/>
+            </w:pPr>
+            <w:r>
+              <w:t xml:space="preserve">병원/의원</w:t>
+            </w:r>
+          </w:p>
+        </w:tc>
+      </w:tr>
+      <w:tr>
+        <w:tc>
+          <w:tcPr/>
+          <w:p>
+            <w:pPr>
+              <w:pStyle w:val="Compact"/>
+            </w:pPr>
+            <w:r>
+              <w:t xml:space="preserve">숨쉬기 어렵거나 급격히 악화</w:t>
+            </w:r>
+          </w:p>
+        </w:tc>
+        <w:tc>
+          <w:tcPr/>
+          <w:p>
+            <w:pPr>
+              <w:pStyle w:val="Compact"/>
+            </w:pPr>
+            <w:r>
+              <w:t xml:space="preserve">응급실 또는</w:t>
+            </w:r>
+            <w:r>
+              <w:t xml:space="preserve"> </w:t>
+            </w:r>
+            <w:r>
+              <w:rPr>
+                <w:b/>
+                <w:bCs/>
+              </w:rPr>
+              <w:t xml:space="preserve">119</w:t>
+            </w:r>
+          </w:p>
+        </w:tc>
+      </w:tr>
+      <w:tr>
+        <w:tc>
+          <w:tcPr/>
+          <w:p>
+            <w:pPr>
+              <w:pStyle w:val="Compact"/>
+            </w:pPr>
+            <w:r>
+              <w:t xml:space="preserve">건강보험·진료비 문의</w:t>
+            </w:r>
+          </w:p>
+        </w:tc>
+        <w:tc>
+          <w:tcPr/>
+          <w:p>
+            <w:pPr>
+              <w:pStyle w:val="Compact"/>
+            </w:pPr>
+            <w:r>
+              <w:t xml:space="preserve">국민건강보험공단 / 다문화센터</w:t>
+            </w:r>
+          </w:p>
+        </w:tc>
+      </w:tr>
+    </w:tbl>
+    <w:bookmarkEnd w:id="101"/>
+    <w:bookmarkStart w:id="102" w:name="Xfd4093d945caf3332a4bd04ee4800e614e38688"/>
+    <w:p>
+      <w:pPr>
+        <w:pStyle w:val="Heading2"/>
+      </w:pPr>
+      <w:r>
+        <w:t xml:space="preserve">4. 병원에서 말할 문장</w:t>
+      </w:r>
+    </w:p>
+    <w:tbl>
+      <w:tblPr>
+        <w:tblStyle w:val="Table"/>
+        <w:tblW w:type="auto" w:w="0"/>
+        <w:tblLook w:firstRow="1" w:lastRow="0" w:firstColumn="0" w:lastColumn="0" w:noHBand="0" w:noVBand="0" w:val="0020"/>
+      </w:tblPr>
+      <w:tblGrid>
+        <w:gridCol w:w="3960"/>
+        <w:gridCol w:w="3960"/>
+      </w:tblGrid>
+      <w:tr>
+        <w:trPr>
+          <w:tblHeader w:val="on"/>
+        </w:trPr>
+        <w:tc>
+          <w:tcPr/>
+          <w:p>
+            <w:pPr>
+              <w:pStyle w:val="Compact"/>
+            </w:pPr>
+            <w:r>
+              <w:t xml:space="preserve">English</w:t>
+            </w:r>
+          </w:p>
+        </w:tc>
+        <w:tc>
+          <w:tcPr/>
+          <w:p>
+            <w:pPr>
+              <w:pStyle w:val="Compact"/>
+            </w:pPr>
+            <w:r>
+              <w:t xml:space="preserve">쉬운 한국어</w:t>
+            </w:r>
+          </w:p>
+        </w:tc>
+      </w:tr>
+      <w:tr>
+        <w:tc>
+          <w:tcPr/>
+          <w:p>
+            <w:pPr>
+              <w:pStyle w:val="Compact"/>
+            </w:pPr>
+            <w:r>
+              <w:t xml:space="preserve">I have had a fever since yesterday.</w:t>
+            </w:r>
+          </w:p>
+        </w:tc>
+        <w:tc>
+          <w:tcPr/>
+          <w:p>
+            <w:pPr>
+              <w:pStyle w:val="Compact"/>
+            </w:pPr>
+            <w:r>
+              <w:t xml:space="preserve">어제부터 열이 있어요.</w:t>
+            </w:r>
+          </w:p>
+        </w:tc>
+      </w:tr>
+      <w:tr>
+        <w:tc>
+          <w:tcPr/>
+          <w:p>
+            <w:pPr>
+              <w:pStyle w:val="Compact"/>
+            </w:pPr>
+            <w:r>
+              <w:t xml:space="preserve">I have a cough and sore throat.</w:t>
+            </w:r>
+          </w:p>
+        </w:tc>
+        <w:tc>
+          <w:tcPr/>
+          <w:p>
+            <w:pPr>
+              <w:pStyle w:val="Compact"/>
+            </w:pPr>
+            <w:r>
+              <w:t xml:space="preserve">기침이 나고 목이 아파요.</w:t>
+            </w:r>
+          </w:p>
+        </w:tc>
+      </w:tr>
+      <w:tr>
+        <w:tc>
+          <w:tcPr/>
+          <w:p>
+            <w:pPr>
+              <w:pStyle w:val="Compact"/>
+            </w:pPr>
+            <w:r>
+              <w:t xml:space="preserve">My symptoms started ___ days ago.</w:t>
+            </w:r>
+          </w:p>
+        </w:tc>
+        <w:tc>
+          <w:tcPr/>
+          <w:p>
+            <w:pPr>
+              <w:pStyle w:val="Compact"/>
+            </w:pPr>
+            <w:r>
+              <w:t xml:space="preserve">증상은 ___일 전부터 시작됐어요.</w:t>
+            </w:r>
+          </w:p>
+        </w:tc>
+      </w:tr>
+      <w:tr>
+        <w:tc>
+          <w:tcPr/>
+          <w:p>
+            <w:pPr>
+              <w:pStyle w:val="Compact"/>
+            </w:pPr>
+            <w:r>
+              <w:t xml:space="preserve">I am allergic to ___.</w:t>
+            </w:r>
+          </w:p>
+        </w:tc>
+        <w:tc>
+          <w:tcPr/>
+          <w:p>
+            <w:pPr>
+              <w:pStyle w:val="Compact"/>
+            </w:pPr>
+            <w:r>
+              <w:t xml:space="preserve">저는 ___ 알레르기가 있어요.</w:t>
+            </w:r>
+          </w:p>
+        </w:tc>
+      </w:tr>
+      <w:tr>
+        <w:tc>
+          <w:tcPr/>
+          <w:p>
+            <w:pPr>
+              <w:pStyle w:val="Compact"/>
+            </w:pPr>
+            <w:r>
+              <w:t xml:space="preserve">My Korean is not good. Please explain slowly.</w:t>
+            </w:r>
+          </w:p>
+        </w:tc>
+        <w:tc>
+          <w:tcPr/>
+          <w:p>
+            <w:pPr>
+              <w:pStyle w:val="Compact"/>
+            </w:pPr>
+            <w:r>
+              <w:t xml:space="preserve">한국어가 서툴러요. 천천히 설명해 주세요.</w:t>
+            </w:r>
+          </w:p>
+        </w:tc>
+      </w:tr>
+    </w:tbl>
+    <w:bookmarkEnd w:id="102"/>
+    <w:bookmarkStart w:id="103" w:name="Xf9ba6fd352e434a26d1e03a4f2c6d5076a0d566"/>
+    <w:p>
+      <w:pPr>
+        <w:pStyle w:val="Heading2"/>
+      </w:pPr>
+      <w:r>
+        <w:t xml:space="preserve">5. 의사에게 물어볼 질문</w:t>
+      </w:r>
+    </w:p>
+    <w:tbl>
+      <w:tblPr>
+        <w:tblStyle w:val="Table"/>
+        <w:tblW w:type="auto" w:w="0"/>
+        <w:tblLook w:firstRow="1" w:lastRow="0" w:firstColumn="0" w:lastColumn="0" w:noHBand="0" w:noVBand="0" w:val="0020"/>
+      </w:tblPr>
+      <w:tblGrid>
+        <w:gridCol w:w="3960"/>
+        <w:gridCol w:w="3960"/>
+      </w:tblGrid>
+      <w:tr>
+        <w:trPr>
+          <w:tblHeader w:val="on"/>
+        </w:trPr>
+        <w:tc>
+          <w:tcPr/>
+          <w:p>
+            <w:pPr>
+              <w:pStyle w:val="Compact"/>
+            </w:pPr>
+            <w:r>
+              <w:t xml:space="preserve">English</w:t>
+            </w:r>
+          </w:p>
+        </w:tc>
+        <w:tc>
+          <w:tcPr/>
+          <w:p>
+            <w:pPr>
+              <w:pStyle w:val="Compact"/>
+            </w:pPr>
+            <w:r>
+              <w:t xml:space="preserve">쉬운 한국어</w:t>
+            </w:r>
+          </w:p>
+        </w:tc>
+      </w:tr>
+      <w:tr>
+        <w:tc>
+          <w:tcPr/>
+          <w:p>
+            <w:pPr>
+              <w:pStyle w:val="Compact"/>
+            </w:pPr>
+            <w:r>
+              <w:t xml:space="preserve">Do I need any tests?</w:t>
+            </w:r>
+          </w:p>
+        </w:tc>
+        <w:tc>
+          <w:tcPr/>
+          <w:p>
+            <w:pPr>
+              <w:pStyle w:val="Compact"/>
+            </w:pPr>
+            <w:r>
+              <w:t xml:space="preserve">검사가 필요한가요?</w:t>
+            </w:r>
+          </w:p>
+        </w:tc>
+      </w:tr>
+      <w:tr>
+        <w:tc>
+          <w:tcPr/>
+          <w:p>
+            <w:pPr>
+              <w:pStyle w:val="Compact"/>
+            </w:pPr>
+            <w:r>
+              <w:t xml:space="preserve">Do I need medicine?</w:t>
+            </w:r>
+          </w:p>
+        </w:tc>
+        <w:tc>
+          <w:tcPr/>
+          <w:p>
+            <w:pPr>
+              <w:pStyle w:val="Compact"/>
+            </w:pPr>
+            <w:r>
+              <w:t xml:space="preserve">약을 먹어야 하나요?</w:t>
+            </w:r>
+          </w:p>
+        </w:tc>
+      </w:tr>
+      <w:tr>
+        <w:tc>
+          <w:tcPr/>
+          <w:p>
+            <w:pPr>
+              <w:pStyle w:val="Compact"/>
+            </w:pPr>
+            <w:r>
+              <w:t xml:space="preserve">When should I come back?</w:t>
+            </w:r>
+          </w:p>
+        </w:tc>
+        <w:tc>
+          <w:tcPr/>
+          <w:p>
+            <w:pPr>
+              <w:pStyle w:val="Compact"/>
+            </w:pPr>
+            <w:r>
+              <w:t xml:space="preserve">언제 다시 와야 하나요?</w:t>
+            </w:r>
+          </w:p>
+        </w:tc>
+      </w:tr>
+      <w:tr>
+        <w:tc>
+          <w:tcPr/>
+          <w:p>
+            <w:pPr>
+              <w:pStyle w:val="Compact"/>
+            </w:pPr>
+            <w:r>
+              <w:t xml:space="preserve">What symptoms mean I should go to the ER?</w:t>
+            </w:r>
+          </w:p>
+        </w:tc>
+        <w:tc>
+          <w:tcPr/>
+          <w:p>
+            <w:pPr>
+              <w:pStyle w:val="Compact"/>
+            </w:pPr>
+            <w:r>
+              <w:t xml:space="preserve">어떤 증상이면 응급실에 가야 하나요?</w:t>
+            </w:r>
+          </w:p>
+        </w:tc>
+      </w:tr>
+    </w:tbl>
+    <w:bookmarkEnd w:id="103"/>
+    <w:bookmarkStart w:id="104" w:name="X31dcff941fc2ae10e4f3865a25d26ae6cbc0f48"/>
+    <w:p>
+      <w:pPr>
+        <w:pStyle w:val="Heading2"/>
+      </w:pPr>
+      <w:r>
+        <w:t xml:space="preserve">6. 피드백 질문 (테스트용)</w:t>
+      </w:r>
+    </w:p>
+    <w:p>
+      <w:pPr>
+        <w:pStyle w:val="Compact"/>
+        <w:numPr>
+          <w:ilvl w:val="0"/>
+          <w:numId w:val="1037"/>
+        </w:numPr>
+      </w:pPr>
+      <w:r>
+        <w:t xml:space="preserve">이 안내문이 이해하기 쉬웠나요? (1~5)</w:t>
+      </w:r>
+    </w:p>
+    <w:p>
+      <w:pPr>
+        <w:pStyle w:val="Compact"/>
+        <w:numPr>
+          <w:ilvl w:val="0"/>
+          <w:numId w:val="1037"/>
+        </w:numPr>
+      </w:pPr>
+      <w:r>
+        <w:t xml:space="preserve">신뢰할 수 있다고 느꼈나요? (1~5)</w:t>
+      </w:r>
+    </w:p>
+    <w:p>
+      <w:pPr>
+        <w:pStyle w:val="Compact"/>
+        <w:numPr>
+          <w:ilvl w:val="0"/>
+          <w:numId w:val="1037"/>
+        </w:numPr>
+      </w:pPr>
+      <w:r>
+        <w:t xml:space="preserve">실제로 아플 때 사용할 것 같나요? (예/아니오)</w:t>
+      </w:r>
+    </w:p>
+    <w:p>
+      <w:pPr>
+        <w:pStyle w:val="Compact"/>
+        <w:numPr>
+          <w:ilvl w:val="0"/>
+          <w:numId w:val="1037"/>
+        </w:numPr>
+      </w:pPr>
+      <w:r>
+        <w:t xml:space="preserve">가장 도움이 된 부분 / 가장 헷갈린 부분은?</w:t>
+      </w:r>
+    </w:p>
+    <w:p>
+      <w:pPr>
+        <w:pStyle w:val="Compact"/>
+        <w:numPr>
+          <w:ilvl w:val="0"/>
+          <w:numId w:val="1037"/>
+        </w:numPr>
+      </w:pPr>
+      <w:r>
+        <w:t xml:space="preserve">어떤 언어가 더 필요한가요?</w:t>
+      </w:r>
+    </w:p>
+    <w:p>
+      <w:r>
+        <w:pict>
+          <v:rect style="width:0;height:1.5pt" o:hralign="center" o:hrstd="t" o:hr="t"/>
+        </w:pict>
+      </w:r>
+    </w:p>
+    <w:p>
+      <w:pPr>
+        <w:pStyle w:val="FirstParagraph"/>
+      </w:pPr>
+      <w:r>
+        <w:rPr>
+          <w:b/>
+          <w:bCs/>
+        </w:rPr>
+        <w:t xml:space="preserve">출처 후보</w:t>
+      </w:r>
+      <w:r>
+        <w:t xml:space="preserve">: 질병관리청 국가건강정보포털, 국민건강보험공단 외국인 안내.</w:t>
+      </w:r>
+      <w:r>
+        <w:t xml:space="preserve"> </w:t>
+      </w:r>
+      <w:r>
+        <w:rPr>
+          <w:b/>
+          <w:bCs/>
+        </w:rPr>
+        <w:t xml:space="preserve">감수 상태</w:t>
+      </w:r>
+      <w:r>
+        <w:t xml:space="preserve">: 의료 전문가 감수 전 초안, 테스트용, 진단/처방 목적 아님.</w:t>
+      </w:r>
+    </w:p>
+    <w:bookmarkEnd w:id="104"/>
+    <w:bookmarkEnd w:id="105"/>
+    <w:bookmarkStart w:id="112" w:name="부록-b-이주민-사용자-인터뷰-질문지"/>
+    <w:p>
+      <w:pPr>
+        <w:pStyle w:val="Heading1"/>
+      </w:pPr>
+      <w:r>
+        <w:t xml:space="preserve">부록 B. 이주민 사용자 인터뷰 질문지</w:t>
+      </w:r>
+    </w:p>
+    <w:bookmarkStart w:id="106" w:name="인터뷰-원칙"/>
+    <w:p>
+      <w:pPr>
+        <w:pStyle w:val="Heading2"/>
+      </w:pPr>
+      <w:r>
+        <w:t xml:space="preserve">인터뷰 원칙</w:t>
+      </w:r>
+    </w:p>
+    <w:p>
+      <w:pPr>
+        <w:pStyle w:val="FirstParagraph"/>
+      </w:pPr>
+      <w:r>
+        <w:t xml:space="preserve">"좋은 아이디어인가요?"를 묻지 말고,</w:t>
+      </w:r>
+      <w:r>
+        <w:t xml:space="preserve"> </w:t>
+      </w:r>
+      <w:r>
+        <w:rPr>
+          <w:b/>
+          <w:bCs/>
+        </w:rPr>
+        <w:t xml:space="preserve">최근 아팠던 실제 경험과 그때 한 행동</w:t>
+      </w:r>
+      <w:r>
+        <w:t xml:space="preserve">을 묻는다. 개인 건강정보는 말하지 않아도 된다고 안내하고</w:t>
+      </w:r>
+      <w:r>
+        <w:t xml:space="preserve"> </w:t>
+      </w:r>
+      <w:r>
+        <w:rPr>
+          <w:b/>
+          <w:bCs/>
+        </w:rPr>
+        <w:t xml:space="preserve">익명</w:t>
+      </w:r>
+      <w:r>
+        <w:t xml:space="preserve">으로 정리한다.</w:t>
+      </w:r>
+    </w:p>
+    <w:bookmarkEnd w:id="106"/>
+    <w:bookmarkStart w:id="107" w:name="시작-멘트"/>
+    <w:p>
+      <w:pPr>
+        <w:pStyle w:val="Heading2"/>
+      </w:pPr>
+      <w:r>
+        <w:t xml:space="preserve">시작 멘트</w:t>
+      </w:r>
+    </w:p>
+    <w:p>
+      <w:pPr>
+        <w:pStyle w:val="FirstParagraph"/>
+      </w:pPr>
+      <w:r>
+        <w:t xml:space="preserve">"안녕하세요. 저는 한국에 사는 외국인이 아플 때 건강정보와 병원 이용을 더 쉽게 이해하도록 돕는 방법을 조사하고 있습니다. 오늘은 제품 판매나 의료 상담이 아니라, 실제 경험을 듣고 싶습니다. 정답은 없습니다."</w:t>
+      </w:r>
+    </w:p>
+    <w:bookmarkEnd w:id="107"/>
+    <w:bookmarkStart w:id="108" w:name="핵심-질문-경험-기반"/>
+    <w:p>
+      <w:pPr>
+        <w:pStyle w:val="Heading2"/>
+      </w:pPr>
+      <w:r>
+        <w:t xml:space="preserve">핵심 질문 (경험 기반)</w:t>
+      </w:r>
+    </w:p>
+    <w:p>
+      <w:pPr>
+        <w:pStyle w:val="Compact"/>
+        <w:numPr>
+          <w:ilvl w:val="0"/>
+          <w:numId w:val="1038"/>
+        </w:numPr>
+      </w:pPr>
+      <w:r>
+        <w:t xml:space="preserve">어느 나라에서 오셨고, 한국에 오신 지 얼마나 되었나요?</w:t>
+      </w:r>
+    </w:p>
+    <w:p>
+      <w:pPr>
+        <w:pStyle w:val="Compact"/>
+        <w:numPr>
+          <w:ilvl w:val="0"/>
+          <w:numId w:val="1038"/>
+        </w:numPr>
+      </w:pPr>
+      <w:r>
+        <w:t xml:space="preserve">한국어로 병원·약국에서 대화하는 건 어느 정도 편하신가요?</w:t>
+      </w:r>
+    </w:p>
+    <w:p>
+      <w:pPr>
+        <w:pStyle w:val="Compact"/>
+        <w:numPr>
+          <w:ilvl w:val="0"/>
+          <w:numId w:val="1038"/>
+        </w:numPr>
+      </w:pPr>
+      <w:r>
+        <w:t xml:space="preserve">한국에서 아팠던 적이 있나요? 가장 최근 경험을 들려주세요.</w:t>
+      </w:r>
+    </w:p>
+    <w:p>
+      <w:pPr>
+        <w:pStyle w:val="Compact"/>
+        <w:numPr>
+          <w:ilvl w:val="0"/>
+          <w:numId w:val="1038"/>
+        </w:numPr>
+      </w:pPr>
+      <w:r>
+        <w:t xml:space="preserve">그때</w:t>
+      </w:r>
+      <w:r>
+        <w:t xml:space="preserve"> </w:t>
+      </w:r>
+      <w:r>
+        <w:rPr>
+          <w:b/>
+          <w:bCs/>
+        </w:rPr>
+        <w:t xml:space="preserve">가장 먼저 무엇을</w:t>
+      </w:r>
+      <w:r>
+        <w:t xml:space="preserve"> </w:t>
+      </w:r>
+      <w:r>
+        <w:t xml:space="preserve">했나요? (검색 / 가족·지인 / 번역앱 / 약국 / 병원 / 그냥 참기)</w:t>
+      </w:r>
+    </w:p>
+    <w:p>
+      <w:pPr>
+        <w:pStyle w:val="Compact"/>
+        <w:numPr>
+          <w:ilvl w:val="0"/>
+          <w:numId w:val="1038"/>
+        </w:numPr>
+      </w:pPr>
+      <w:r>
+        <w:t xml:space="preserve">왜 그 방법을 선택했나요?</w:t>
+      </w:r>
+    </w:p>
+    <w:p>
+      <w:pPr>
+        <w:pStyle w:val="Compact"/>
+        <w:numPr>
+          <w:ilvl w:val="0"/>
+          <w:numId w:val="1038"/>
+        </w:numPr>
+      </w:pPr>
+      <w:r>
+        <w:t xml:space="preserve">그 과정에서</w:t>
+      </w:r>
+      <w:r>
+        <w:t xml:space="preserve"> </w:t>
+      </w:r>
+      <w:r>
+        <w:rPr>
+          <w:b/>
+          <w:bCs/>
+        </w:rPr>
+        <w:t xml:space="preserve">가장 어려웠던 점</w:t>
+      </w:r>
+      <w:r>
+        <w:t xml:space="preserve">은 무엇이었나요?</w:t>
+      </w:r>
+    </w:p>
+    <w:p>
+      <w:pPr>
+        <w:pStyle w:val="Compact"/>
+        <w:numPr>
+          <w:ilvl w:val="0"/>
+          <w:numId w:val="1038"/>
+        </w:numPr>
+      </w:pPr>
+      <w:r>
+        <w:t xml:space="preserve">건강정보를 찾을 때 주로 어디를 쓰나요? 그 정보를 믿을 만하다고 느꼈나요? 왜요?</w:t>
+      </w:r>
+    </w:p>
+    <w:p>
+      <w:pPr>
+        <w:pStyle w:val="Compact"/>
+        <w:numPr>
+          <w:ilvl w:val="0"/>
+          <w:numId w:val="1038"/>
+        </w:numPr>
+      </w:pPr>
+      <w:r>
+        <w:t xml:space="preserve">병원에 가야 할지 말지 판단이 어려웠던 적이 있나요?</w:t>
+      </w:r>
+    </w:p>
+    <w:p>
+      <w:pPr>
+        <w:pStyle w:val="Compact"/>
+        <w:numPr>
+          <w:ilvl w:val="0"/>
+          <w:numId w:val="1038"/>
+        </w:numPr>
+      </w:pPr>
+      <w:r>
+        <w:t xml:space="preserve">병원에서 증상을 설명하기 어려웠던 적이 있나요?</w:t>
+      </w:r>
+    </w:p>
+    <w:p>
+      <w:pPr>
+        <w:pStyle w:val="Compact"/>
+        <w:numPr>
+          <w:ilvl w:val="0"/>
+          <w:numId w:val="1038"/>
+        </w:numPr>
+      </w:pPr>
+      <w:r>
+        <w:t xml:space="preserve">건강보험·진료비·예약·진료과 선택에서 어려움이 있었나요?</w:t>
+      </w:r>
+    </w:p>
+    <w:bookmarkEnd w:id="108"/>
+    <w:bookmarkStart w:id="109" w:name="mvp부록-a를-보여준-뒤"/>
+    <w:p>
+      <w:pPr>
+        <w:pStyle w:val="Heading2"/>
+      </w:pPr>
+      <w:r>
+        <w:t xml:space="preserve">MVP(부록 A)를 보여준 뒤</w:t>
+      </w:r>
+    </w:p>
+    <w:p>
+      <w:pPr>
+        <w:pStyle w:val="Compact"/>
+        <w:numPr>
+          <w:ilvl w:val="0"/>
+          <w:numId w:val="1039"/>
+        </w:numPr>
+      </w:pPr>
+      <w:r>
+        <w:t xml:space="preserve">이 안내문이 무엇을 하는 서비스라고 이해하셨나요?</w:t>
+      </w:r>
+    </w:p>
+    <w:p>
+      <w:pPr>
+        <w:pStyle w:val="Compact"/>
+        <w:numPr>
+          <w:ilvl w:val="0"/>
+          <w:numId w:val="1039"/>
+        </w:numPr>
+      </w:pPr>
+      <w:r>
+        <w:t xml:space="preserve">가장 도움이 된 부분 / 가장 이해하기 어려운 부분은?</w:t>
+      </w:r>
+    </w:p>
+    <w:p>
+      <w:pPr>
+        <w:pStyle w:val="Compact"/>
+        <w:numPr>
+          <w:ilvl w:val="0"/>
+          <w:numId w:val="1039"/>
+        </w:numPr>
+      </w:pPr>
+      <w:r>
+        <w:t xml:space="preserve">실제로 열·기침이 날 때 사용할 것 같나요?</w:t>
+      </w:r>
+    </w:p>
+    <w:p>
+      <w:pPr>
+        <w:pStyle w:val="Compact"/>
+        <w:numPr>
+          <w:ilvl w:val="0"/>
+          <w:numId w:val="1039"/>
+        </w:numPr>
+      </w:pPr>
+      <w:r>
+        <w:t xml:space="preserve">이해 쉬움 / 신뢰 / 사용 의향을 각각 1~5점으로.</w:t>
+      </w:r>
+    </w:p>
+    <w:p>
+      <w:pPr>
+        <w:pStyle w:val="Compact"/>
+        <w:numPr>
+          <w:ilvl w:val="0"/>
+          <w:numId w:val="1039"/>
+        </w:numPr>
+      </w:pPr>
+      <w:r>
+        <w:t xml:space="preserve">ChatGPT나 검색보다 나은 점이 있나요? 부족한 점은?</w:t>
+      </w:r>
+    </w:p>
+    <w:p>
+      <w:pPr>
+        <w:pStyle w:val="Compact"/>
+        <w:numPr>
+          <w:ilvl w:val="0"/>
+          <w:numId w:val="1039"/>
+        </w:numPr>
+      </w:pPr>
+      <w:r>
+        <w:t xml:space="preserve">어떤 언어로 제공되면 좋겠나요?</w:t>
+      </w:r>
+    </w:p>
+    <w:bookmarkEnd w:id="109"/>
+    <w:bookmarkStart w:id="110" w:name="신뢰-조건-질문"/>
+    <w:p>
+      <w:pPr>
+        <w:pStyle w:val="Heading2"/>
+      </w:pPr>
+      <w:r>
+        <w:t xml:space="preserve">신뢰 조건 질문</w:t>
+      </w:r>
+    </w:p>
+    <w:p>
+      <w:pPr>
+        <w:pStyle w:val="Compact"/>
+        <w:numPr>
+          <w:ilvl w:val="0"/>
+          <w:numId w:val="1040"/>
+        </w:numPr>
+      </w:pPr>
+      <w:r>
+        <w:t xml:space="preserve">이 안내를 믿으려면 무엇이 필요할까요? (공공기관 출처 / 의사 감수 / 기관(센터·보건소) 연결 / 지인 추천 / 후기)</w:t>
+      </w:r>
+    </w:p>
+    <w:p>
+      <w:pPr>
+        <w:pStyle w:val="Compact"/>
+        <w:numPr>
+          <w:ilvl w:val="0"/>
+          <w:numId w:val="1040"/>
+        </w:numPr>
+      </w:pPr>
+      <w:r>
+        <w:t xml:space="preserve">"의료 전문가 감수 전 초안"이라고 쓰여 있어도 사용하시겠어요?</w:t>
+      </w:r>
+    </w:p>
+    <w:p>
+      <w:pPr>
+        <w:pStyle w:val="Compact"/>
+        <w:numPr>
+          <w:ilvl w:val="0"/>
+          <w:numId w:val="1040"/>
+        </w:numPr>
+      </w:pPr>
+      <w:r>
+        <w:t xml:space="preserve">다문화센터·보건소가 이 링크를 보내주면 더 믿을 수 있나요?</w:t>
+      </w:r>
+    </w:p>
+    <w:p>
+      <w:pPr>
+        <w:pStyle w:val="Compact"/>
+        <w:numPr>
+          <w:ilvl w:val="0"/>
+          <w:numId w:val="1040"/>
+        </w:numPr>
+      </w:pPr>
+      <w:r>
+        <w:t xml:space="preserve">무료로 제공되면 사용할 것 같나요?</w:t>
+      </w:r>
+    </w:p>
+    <w:bookmarkEnd w:id="110"/>
+    <w:bookmarkStart w:id="111" w:name="성공-기준-5명-인터뷰-시"/>
+    <w:p>
+      <w:pPr>
+        <w:pStyle w:val="Heading2"/>
+      </w:pPr>
+      <w:r>
+        <w:t xml:space="preserve">성공 기준 (5명 인터뷰 시)</w:t>
+      </w:r>
+    </w:p>
+    <w:p>
+      <w:pPr>
+        <w:pStyle w:val="Compact"/>
+        <w:numPr>
+          <w:ilvl w:val="0"/>
+          <w:numId w:val="1041"/>
+        </w:numPr>
+      </w:pPr>
+      <w:r>
+        <w:t xml:space="preserve">3명 이상이 병원·약국 이용에 어려움을 겪었다고 말함</w:t>
+      </w:r>
+    </w:p>
+    <w:p>
+      <w:pPr>
+        <w:pStyle w:val="Compact"/>
+        <w:numPr>
+          <w:ilvl w:val="0"/>
+          <w:numId w:val="1041"/>
+        </w:numPr>
+      </w:pPr>
+      <w:r>
+        <w:t xml:space="preserve">3명 이상이 기존 정보(검색·번역앱)를 완전히 신뢰하지 못함</w:t>
+      </w:r>
+    </w:p>
+    <w:p>
+      <w:pPr>
+        <w:pStyle w:val="Compact"/>
+        <w:numPr>
+          <w:ilvl w:val="0"/>
+          <w:numId w:val="1041"/>
+        </w:numPr>
+      </w:pPr>
+      <w:r>
+        <w:t xml:space="preserve">3명 이상이 병원에서 증상 설명이 어려웠다고 말함</w:t>
+      </w:r>
+    </w:p>
+    <w:p>
+      <w:pPr>
+        <w:pStyle w:val="Compact"/>
+        <w:numPr>
+          <w:ilvl w:val="0"/>
+          <w:numId w:val="1041"/>
+        </w:numPr>
+      </w:pPr>
+      <w:r>
+        <w:t xml:space="preserve">MVP 이해도·신뢰도 평균 4점 이상</w:t>
+      </w:r>
+      <w:r>
+        <w:t xml:space="preserve"> </w:t>
+      </w:r>
+      <w:r>
+        <w:rPr>
+          <w:rStyle w:val="VerbatimChar"/>
+        </w:rPr>
+        <w:t xml:space="preserve">[가정]</w:t>
+      </w:r>
+    </w:p>
+    <w:p>
+      <w:pPr>
+        <w:pStyle w:val="Compact"/>
+        <w:numPr>
+          <w:ilvl w:val="0"/>
+          <w:numId w:val="1041"/>
+        </w:numPr>
+      </w:pPr>
+      <w:r>
+        <w:t xml:space="preserve">3명 이상이 실제 사용 의향 있음</w:t>
+      </w:r>
+    </w:p>
+    <w:bookmarkEnd w:id="111"/>
+    <w:bookmarkEnd w:id="112"/>
+    <w:bookmarkStart w:id="118" w:name="부록-c-다문화센터지자체보건소-담당자-접근-전략"/>
+    <w:p>
+      <w:pPr>
+        <w:pStyle w:val="Heading1"/>
+      </w:pPr>
+      <w:r>
+        <w:t xml:space="preserve">부록 C. 다문화센터·지자체·보건소 담당자 접근 전략</w:t>
+      </w:r>
+    </w:p>
+    <w:bookmarkStart w:id="113" w:name="접근-원칙"/>
+    <w:p>
+      <w:pPr>
+        <w:pStyle w:val="Heading2"/>
+      </w:pPr>
+      <w:r>
+        <w:t xml:space="preserve">접근 원칙</w:t>
+      </w:r>
+    </w:p>
+    <w:p>
+      <w:pPr>
+        <w:pStyle w:val="FirstParagraph"/>
+      </w:pPr>
+      <w:r>
+        <w:t xml:space="preserve">처음부터</w:t>
+      </w:r>
+      <w:r>
+        <w:t xml:space="preserve"> </w:t>
+      </w:r>
+      <w:r>
+        <w:rPr>
+          <w:b/>
+          <w:bCs/>
+        </w:rPr>
+        <w:t xml:space="preserve">팔지 않는다.</w:t>
+      </w:r>
+      <w:r>
+        <w:t xml:space="preserve"> </w:t>
+      </w:r>
+      <w:r>
+        <w:t xml:space="preserve">이주민 인터뷰 증거를 들고 "기관이 이미 겪는 문제인지" 배우러 간다. 구매는 문제 합의 이후다.</w:t>
+      </w:r>
+    </w:p>
+    <w:bookmarkEnd w:id="113"/>
+    <w:bookmarkStart w:id="114" w:name="처음에-묻지-말아야-할-질문"/>
+    <w:p>
+      <w:pPr>
+        <w:pStyle w:val="Heading2"/>
+      </w:pPr>
+      <w:r>
+        <w:t xml:space="preserve">처음에 묻지 말아야 할 질문</w:t>
+      </w:r>
+    </w:p>
+    <w:p>
+      <w:pPr>
+        <w:pStyle w:val="Compact"/>
+        <w:numPr>
+          <w:ilvl w:val="0"/>
+          <w:numId w:val="1042"/>
+        </w:numPr>
+      </w:pPr>
+      <w:r>
+        <w:t xml:space="preserve">이 서비스 사시겠어요?</w:t>
+      </w:r>
+    </w:p>
+    <w:p>
+      <w:pPr>
+        <w:pStyle w:val="Compact"/>
+        <w:numPr>
+          <w:ilvl w:val="0"/>
+          <w:numId w:val="1042"/>
+        </w:numPr>
+      </w:pPr>
+      <w:r>
+        <w:t xml:space="preserve">예산 있으세요?</w:t>
+      </w:r>
+    </w:p>
+    <w:p>
+      <w:pPr>
+        <w:pStyle w:val="Compact"/>
+        <w:numPr>
+          <w:ilvl w:val="0"/>
+          <w:numId w:val="1042"/>
+        </w:numPr>
+      </w:pPr>
+      <w:r>
+        <w:t xml:space="preserve">파일럿 하실래요?</w:t>
+      </w:r>
+    </w:p>
+    <w:p>
+      <w:pPr>
+        <w:pStyle w:val="Compact"/>
+        <w:numPr>
+          <w:ilvl w:val="0"/>
+          <w:numId w:val="1042"/>
+        </w:numPr>
+      </w:pPr>
+      <w:r>
+        <w:t xml:space="preserve">연 ○○○만원이면 가능하세요?</w:t>
+      </w:r>
+    </w:p>
+    <w:bookmarkEnd w:id="114"/>
+    <w:bookmarkStart w:id="115" w:name="처음에-물어야-할-질문-문제-조사"/>
+    <w:p>
+      <w:pPr>
+        <w:pStyle w:val="Heading2"/>
+      </w:pPr>
+      <w:r>
+        <w:t xml:space="preserve">처음에 물어야 할 질문 (문제 조사)</w:t>
+      </w:r>
+    </w:p>
+    <w:p>
+      <w:pPr>
+        <w:pStyle w:val="Compact"/>
+        <w:numPr>
+          <w:ilvl w:val="0"/>
+          <w:numId w:val="1043"/>
+        </w:numPr>
+      </w:pPr>
+      <w:r>
+        <w:t xml:space="preserve">외국인 주민이 아플 때 센터/보건소로 문의하는 경우가 있나요?</w:t>
+      </w:r>
+    </w:p>
+    <w:p>
+      <w:pPr>
+        <w:pStyle w:val="Compact"/>
+        <w:numPr>
+          <w:ilvl w:val="0"/>
+          <w:numId w:val="1043"/>
+        </w:numPr>
+      </w:pPr>
+      <w:r>
+        <w:t xml:space="preserve">주로 어떤 문의가</w:t>
+      </w:r>
+      <w:r>
+        <w:t xml:space="preserve"> </w:t>
+      </w:r>
+      <w:r>
+        <w:rPr>
+          <w:b/>
+          <w:bCs/>
+        </w:rPr>
+        <w:t xml:space="preserve">반복</w:t>
+      </w:r>
+      <w:r>
+        <w:t xml:space="preserve">되나요?</w:t>
+      </w:r>
+    </w:p>
+    <w:p>
+      <w:pPr>
+        <w:pStyle w:val="Compact"/>
+        <w:numPr>
+          <w:ilvl w:val="0"/>
+          <w:numId w:val="1043"/>
+        </w:numPr>
+      </w:pPr>
+      <w:r>
+        <w:t xml:space="preserve">지금은 어떤 안내 자료·절차를 쓰시나요?</w:t>
+      </w:r>
+    </w:p>
+    <w:p>
+      <w:pPr>
+        <w:pStyle w:val="Compact"/>
+        <w:numPr>
+          <w:ilvl w:val="0"/>
+          <w:numId w:val="1043"/>
+        </w:numPr>
+      </w:pPr>
+      <w:r>
+        <w:t xml:space="preserve">언어 문제나 병원 안내에서 어려운 점이 있나요?</w:t>
+      </w:r>
+    </w:p>
+    <w:p>
+      <w:pPr>
+        <w:pStyle w:val="Compact"/>
+        <w:numPr>
+          <w:ilvl w:val="0"/>
+          <w:numId w:val="1043"/>
+        </w:numPr>
+      </w:pPr>
+      <w:r>
+        <w:t xml:space="preserve">외부 건강정보 안내 도구를 주민에게 공유하려면 어떤 조건이 필요한가요? (출처·감수·개인정보·승인 절차)</w:t>
+      </w:r>
+    </w:p>
+    <w:bookmarkEnd w:id="115"/>
+    <w:bookmarkStart w:id="116" w:name="첫-이메일-예시"/>
+    <w:p>
+      <w:pPr>
+        <w:pStyle w:val="Heading2"/>
+      </w:pPr>
+      <w:r>
+        <w:t xml:space="preserve">첫 이메일 예시</w:t>
+      </w:r>
+    </w:p>
+    <w:p>
+      <w:pPr>
+        <w:pStyle w:val="BlockText"/>
+      </w:pPr>
+      <w:r>
+        <w:rPr>
+          <w:b/>
+          <w:bCs/>
+        </w:rPr>
+        <w:t xml:space="preserve">제목:</w:t>
+      </w:r>
+      <w:r>
+        <w:t xml:space="preserve"> </w:t>
+      </w:r>
+      <w:r>
+        <w:t xml:space="preserve">외국인 주민의 병원 이용 어려움 관련 짧은 인터뷰 요청드립니다</w:t>
+      </w:r>
+    </w:p>
+    <w:p>
+      <w:pPr>
+        <w:pStyle w:val="BlockText"/>
+      </w:pPr>
+      <w:r>
+        <w:t xml:space="preserve">안녕하세요. 저는 의료기기산업·국제보건을 공부하는 ○○○입니다. 한국에 사는 비영어권 이주민이 아플 때 건강정보와 병원 이용을 얼마나 쉽게 이해하는지 조사하고 있습니다.</w:t>
+      </w:r>
+      <w:r>
+        <w:t xml:space="preserve"> </w:t>
+      </w:r>
+      <w:r>
+        <w:rPr>
+          <w:b/>
+          <w:bCs/>
+        </w:rPr>
+        <w:t xml:space="preserve">제품 판매가 아니라</w:t>
+      </w:r>
+      <w:r>
+        <w:t xml:space="preserve">, 주민들이 실제로 어떤 어려움을 겪는지, 센터에서는 어떻게 안내하시는지 배우고 싶습니다. 가능하시면</w:t>
+      </w:r>
+      <w:r>
+        <w:t xml:space="preserve"> </w:t>
+      </w:r>
+      <w:r>
+        <w:rPr>
+          <w:b/>
+          <w:bCs/>
+        </w:rPr>
+        <w:t xml:space="preserve">20분 정도</w:t>
+      </w:r>
+      <w:r>
+        <w:t xml:space="preserve"> </w:t>
+      </w:r>
+      <w:r>
+        <w:t xml:space="preserve">짧게 인터뷰를 요청드립니다.</w:t>
+      </w:r>
+    </w:p>
+    <w:bookmarkEnd w:id="116"/>
+    <w:bookmarkStart w:id="117" w:name="좋은-신호--나쁜-신호"/>
+    <w:p>
+      <w:pPr>
+        <w:pStyle w:val="Heading2"/>
+      </w:pPr>
+      <w:r>
+        <w:t xml:space="preserve">좋은 신호 / 나쁜 신호</w:t>
+      </w:r>
+    </w:p>
+    <w:tbl>
+      <w:tblPr>
+        <w:tblStyle w:val="Table"/>
+        <w:tblW w:type="auto" w:w="0"/>
+        <w:tblLook w:firstRow="1" w:lastRow="0" w:firstColumn="0" w:lastColumn="0" w:noHBand="0" w:noVBand="0" w:val="0020"/>
+      </w:tblPr>
+      <w:tblGrid>
+        <w:gridCol w:w="2640"/>
+        <w:gridCol w:w="2640"/>
+        <w:gridCol w:w="2640"/>
+      </w:tblGrid>
+      <w:tr>
+        <w:trPr>
+          <w:tblHeader w:val="on"/>
+        </w:trPr>
+        <w:tc>
+          <w:tcPr/>
+          <w:p>
+            <w:pPr>
+              <w:pStyle w:val="Compact"/>
+            </w:pPr>
+            <w:r>
+              <w:t xml:space="preserve">확인할 것</w:t>
+            </w:r>
+          </w:p>
+        </w:tc>
+        <w:tc>
+          <w:tcPr/>
+          <w:p>
+            <w:pPr>
+              <w:pStyle w:val="Compact"/>
+            </w:pPr>
+            <w:r>
+              <w:t xml:space="preserve">좋은 신호</w:t>
+            </w:r>
+          </w:p>
+        </w:tc>
+        <w:tc>
+          <w:tcPr/>
+          <w:p>
+            <w:pPr>
+              <w:pStyle w:val="Compact"/>
+            </w:pPr>
+            <w:r>
+              <w:t xml:space="preserve">나쁜 신호</w:t>
+            </w:r>
+          </w:p>
+        </w:tc>
+      </w:tr>
+      <w:tr>
+        <w:tc>
+          <w:tcPr/>
+          <w:p>
+            <w:pPr>
+              <w:pStyle w:val="Compact"/>
+            </w:pPr>
+            <w:r>
+              <w:t xml:space="preserve">문의 빈도</w:t>
+            </w:r>
+          </w:p>
+        </w:tc>
+        <w:tc>
+          <w:tcPr/>
+          <w:p>
+            <w:pPr>
+              <w:pStyle w:val="Compact"/>
+            </w:pPr>
+            <w:r>
+              <w:t xml:space="preserve">자주 들어온다</w:t>
+            </w:r>
+          </w:p>
+        </w:tc>
+        <w:tc>
+          <w:tcPr/>
+          <w:p>
+            <w:pPr>
+              <w:pStyle w:val="Compact"/>
+            </w:pPr>
+            <w:r>
+              <w:t xml:space="preserve">거의 없다</w:t>
+            </w:r>
+          </w:p>
+        </w:tc>
+      </w:tr>
+      <w:tr>
+        <w:tc>
+          <w:tcPr/>
+          <w:p>
+            <w:pPr>
+              <w:pStyle w:val="Compact"/>
+            </w:pPr>
+            <w:r>
+              <w:t xml:space="preserve">반복 업무</w:t>
+            </w:r>
+          </w:p>
+        </w:tc>
+        <w:tc>
+          <w:tcPr/>
+          <w:p>
+            <w:pPr>
+              <w:pStyle w:val="Compact"/>
+            </w:pPr>
+            <w:r>
+              <w:t xml:space="preserve">매번 같은 설명을 한다</w:t>
+            </w:r>
+          </w:p>
+        </w:tc>
+        <w:tc>
+          <w:tcPr/>
+          <w:p>
+            <w:pPr>
+              <w:pStyle w:val="Compact"/>
+            </w:pPr>
+            <w:r>
+              <w:t xml:space="preserve">이미 자료가 충분하다</w:t>
+            </w:r>
+          </w:p>
+        </w:tc>
+      </w:tr>
+      <w:tr>
+        <w:tc>
+          <w:tcPr/>
+          <w:p>
+            <w:pPr>
+              <w:pStyle w:val="Compact"/>
+            </w:pPr>
+            <w:r>
+              <w:t xml:space="preserve">리스크 인식</w:t>
+            </w:r>
+          </w:p>
+        </w:tc>
+        <w:tc>
+          <w:tcPr/>
+          <w:p>
+            <w:pPr>
+              <w:pStyle w:val="Compact"/>
+            </w:pPr>
+            <w:r>
+              <w:t xml:space="preserve">잘못 안내할까 조심스럽다</w:t>
+            </w:r>
+          </w:p>
+        </w:tc>
+        <w:tc>
+          <w:tcPr/>
+          <w:p>
+            <w:pPr>
+              <w:pStyle w:val="Compact"/>
+            </w:pPr>
+            <w:r>
+              <w:t xml:space="preserve">우리 업무 범위가 아니다</w:t>
+            </w:r>
+          </w:p>
+        </w:tc>
+      </w:tr>
+      <w:tr>
+        <w:tc>
+          <w:tcPr/>
+          <w:p>
+            <w:pPr>
+              <w:pStyle w:val="Compact"/>
+            </w:pPr>
+            <w:r>
+              <w:t xml:space="preserve">배포 채널</w:t>
+            </w:r>
+          </w:p>
+        </w:tc>
+        <w:tc>
+          <w:tcPr/>
+          <w:p>
+            <w:pPr>
+              <w:pStyle w:val="Compact"/>
+            </w:pPr>
+            <w:r>
+              <w:t xml:space="preserve">오리엔테이션·문자·홈페이지 가능</w:t>
+            </w:r>
+          </w:p>
+        </w:tc>
+        <w:tc>
+          <w:tcPr/>
+          <w:p>
+            <w:pPr>
+              <w:pStyle w:val="Compact"/>
+            </w:pPr>
+            <w:r>
+              <w:t xml:space="preserve">외부 서비스 공유 어렵다</w:t>
+            </w:r>
+          </w:p>
+        </w:tc>
+      </w:tr>
+      <w:tr>
+        <w:tc>
+          <w:tcPr/>
+          <w:p>
+            <w:pPr>
+              <w:pStyle w:val="Compact"/>
+            </w:pPr>
+            <w:r>
+              <w:t xml:space="preserve">의사결정</w:t>
+            </w:r>
+          </w:p>
+        </w:tc>
+        <w:tc>
+          <w:tcPr/>
+          <w:p>
+            <w:pPr>
+              <w:pStyle w:val="Compact"/>
+            </w:pPr>
+            <w:r>
+              <w:t xml:space="preserve">센터·보건소장 선에서 검토 가능</w:t>
+            </w:r>
+          </w:p>
+        </w:tc>
+        <w:tc>
+          <w:tcPr/>
+          <w:p>
+            <w:pPr>
+              <w:pStyle w:val="Compact"/>
+            </w:pPr>
+            <w:r>
+              <w:t xml:space="preserve">본부·법무·개인정보 심사가 복잡</w:t>
+            </w:r>
+          </w:p>
+        </w:tc>
+      </w:tr>
+    </w:tbl>
+    <w:p>
+      <w:pPr>
+        <w:pStyle w:val="BlockText"/>
+      </w:pPr>
+      <w:r>
+        <w:t xml:space="preserve">목표: "사주세요"가 아니라 **"같이 파일럿으로 검증해 봅시다"**까지 가는 것. 좋은 신호가 3개 이상이면 무료 파일럿을 제안한다.</w:t>
+      </w:r>
+    </w:p>
+    <w:bookmarkEnd w:id="117"/>
+    <w:bookmarkEnd w:id="118"/>
     <w:sectPr>
       <w:footnotePr>
         <w:numRestart w:val="eachSect"/>
@@ -8867,6 +10771,9 @@
     <w:abstractNumId w:val="991"/>
   </w:num>
   <w:num w:numId="1005">
+    <w:abstractNumId w:val="991"/>
+  </w:num>
+  <w:num w:numId="1006">
     <w:abstractNumId w:val="99411"/>
     <w:lvlOverride w:ilvl="0">
       <w:startOverride w:val="1"/>
@@ -8896,13 +10803,13 @@
       <w:startOverride w:val="1"/>
     </w:lvlOverride>
   </w:num>
-  <w:num w:numId="1006">
-    <w:abstractNumId w:val="991"/>
-  </w:num>
   <w:num w:numId="1007">
     <w:abstractNumId w:val="991"/>
   </w:num>
   <w:num w:numId="1008">
+    <w:abstractNumId w:val="991"/>
+  </w:num>
+  <w:num w:numId="1009">
     <w:abstractNumId w:val="99411"/>
     <w:lvlOverride w:ilvl="0">
       <w:startOverride w:val="1"/>
@@ -8932,9 +10839,6 @@
       <w:startOverride w:val="1"/>
     </w:lvlOverride>
   </w:num>
-  <w:num w:numId="1009">
-    <w:abstractNumId w:val="991"/>
-  </w:num>
   <w:num w:numId="1010">
     <w:abstractNumId w:val="991"/>
   </w:num>
@@ -8948,6 +10852,9 @@
     <w:abstractNumId w:val="991"/>
   </w:num>
   <w:num w:numId="1014">
+    <w:abstractNumId w:val="991"/>
+  </w:num>
+  <w:num w:numId="1015">
     <w:abstractNumId w:val="99411"/>
     <w:lvlOverride w:ilvl="0">
       <w:startOverride w:val="1"/>
@@ -8977,9 +10884,6 @@
       <w:startOverride w:val="1"/>
     </w:lvlOverride>
   </w:num>
-  <w:num w:numId="1015">
-    <w:abstractNumId w:val="991"/>
-  </w:num>
   <w:num w:numId="1016">
     <w:abstractNumId w:val="991"/>
   </w:num>
@@ -9002,34 +10906,7 @@
     <w:abstractNumId w:val="991"/>
   </w:num>
   <w:num w:numId="1023">
-    <w:abstractNumId w:val="99411"/>
-    <w:lvlOverride w:ilvl="0">
-      <w:startOverride w:val="1"/>
-    </w:lvlOverride>
-    <w:lvlOverride w:ilvl="1">
-      <w:startOverride w:val="1"/>
-    </w:lvlOverride>
-    <w:lvlOverride w:ilvl="2">
-      <w:startOverride w:val="1"/>
-    </w:lvlOverride>
-    <w:lvlOverride w:ilvl="3">
-      <w:startOverride w:val="1"/>
-    </w:lvlOverride>
-    <w:lvlOverride w:ilvl="4">
-      <w:startOverride w:val="1"/>
-    </w:lvlOverride>
-    <w:lvlOverride w:ilvl="5">
-      <w:startOverride w:val="1"/>
-    </w:lvlOverride>
-    <w:lvlOverride w:ilvl="6">
-      <w:startOverride w:val="1"/>
-    </w:lvlOverride>
-    <w:lvlOverride w:ilvl="7">
-      <w:startOverride w:val="1"/>
-    </w:lvlOverride>
-    <w:lvlOverride w:ilvl="8">
-      <w:startOverride w:val="1"/>
-    </w:lvlOverride>
+    <w:abstractNumId w:val="991"/>
   </w:num>
   <w:num w:numId="1024">
     <w:abstractNumId w:val="99411"/>
@@ -9122,9 +10999,6 @@
     </w:lvlOverride>
   </w:num>
   <w:num w:numId="1027">
-    <w:abstractNumId w:val="991"/>
-  </w:num>
-  <w:num w:numId="1028">
     <w:abstractNumId w:val="99411"/>
     <w:lvlOverride w:ilvl="0">
       <w:startOverride w:val="1"/>
@@ -9153,6 +11027,9 @@
     <w:lvlOverride w:ilvl="8">
       <w:startOverride w:val="1"/>
     </w:lvlOverride>
+  </w:num>
+  <w:num w:numId="1028">
+    <w:abstractNumId w:val="991"/>
   </w:num>
   <w:num w:numId="1029">
     <w:abstractNumId w:val="99411"/>
@@ -9245,7 +11122,34 @@
     </w:lvlOverride>
   </w:num>
   <w:num w:numId="1032">
-    <w:abstractNumId w:val="991"/>
+    <w:abstractNumId w:val="99411"/>
+    <w:lvlOverride w:ilvl="0">
+      <w:startOverride w:val="1"/>
+    </w:lvlOverride>
+    <w:lvlOverride w:ilvl="1">
+      <w:startOverride w:val="1"/>
+    </w:lvlOverride>
+    <w:lvlOverride w:ilvl="2">
+      <w:startOverride w:val="1"/>
+    </w:lvlOverride>
+    <w:lvlOverride w:ilvl="3">
+      <w:startOverride w:val="1"/>
+    </w:lvlOverride>
+    <w:lvlOverride w:ilvl="4">
+      <w:startOverride w:val="1"/>
+    </w:lvlOverride>
+    <w:lvlOverride w:ilvl="5">
+      <w:startOverride w:val="1"/>
+    </w:lvlOverride>
+    <w:lvlOverride w:ilvl="6">
+      <w:startOverride w:val="1"/>
+    </w:lvlOverride>
+    <w:lvlOverride w:ilvl="7">
+      <w:startOverride w:val="1"/>
+    </w:lvlOverride>
+    <w:lvlOverride w:ilvl="8">
+      <w:startOverride w:val="1"/>
+    </w:lvlOverride>
   </w:num>
   <w:num w:numId="1033">
     <w:abstractNumId w:val="991"/>
@@ -9255,6 +11159,84 @@
   </w:num>
   <w:num w:numId="1035">
     <w:abstractNumId w:val="991"/>
+  </w:num>
+  <w:num w:numId="1036">
+    <w:abstractNumId w:val="991"/>
+  </w:num>
+  <w:num w:numId="1037">
+    <w:abstractNumId w:val="991"/>
+  </w:num>
+  <w:num w:numId="1038">
+    <w:abstractNumId w:val="99411"/>
+    <w:lvlOverride w:ilvl="0">
+      <w:startOverride w:val="1"/>
+    </w:lvlOverride>
+    <w:lvlOverride w:ilvl="1">
+      <w:startOverride w:val="1"/>
+    </w:lvlOverride>
+    <w:lvlOverride w:ilvl="2">
+      <w:startOverride w:val="1"/>
+    </w:lvlOverride>
+    <w:lvlOverride w:ilvl="3">
+      <w:startOverride w:val="1"/>
+    </w:lvlOverride>
+    <w:lvlOverride w:ilvl="4">
+      <w:startOverride w:val="1"/>
+    </w:lvlOverride>
+    <w:lvlOverride w:ilvl="5">
+      <w:startOverride w:val="1"/>
+    </w:lvlOverride>
+    <w:lvlOverride w:ilvl="6">
+      <w:startOverride w:val="1"/>
+    </w:lvlOverride>
+    <w:lvlOverride w:ilvl="7">
+      <w:startOverride w:val="1"/>
+    </w:lvlOverride>
+    <w:lvlOverride w:ilvl="8">
+      <w:startOverride w:val="1"/>
+    </w:lvlOverride>
+  </w:num>
+  <w:num w:numId="1039">
+    <w:abstractNumId w:val="991"/>
+  </w:num>
+  <w:num w:numId="1040">
+    <w:abstractNumId w:val="991"/>
+  </w:num>
+  <w:num w:numId="1041">
+    <w:abstractNumId w:val="991"/>
+  </w:num>
+  <w:num w:numId="1042">
+    <w:abstractNumId w:val="991"/>
+  </w:num>
+  <w:num w:numId="1043">
+    <w:abstractNumId w:val="99411"/>
+    <w:lvlOverride w:ilvl="0">
+      <w:startOverride w:val="1"/>
+    </w:lvlOverride>
+    <w:lvlOverride w:ilvl="1">
+      <w:startOverride w:val="1"/>
+    </w:lvlOverride>
+    <w:lvlOverride w:ilvl="2">
+      <w:startOverride w:val="1"/>
+    </w:lvlOverride>
+    <w:lvlOverride w:ilvl="3">
+      <w:startOverride w:val="1"/>
+    </w:lvlOverride>
+    <w:lvlOverride w:ilvl="4">
+      <w:startOverride w:val="1"/>
+    </w:lvlOverride>
+    <w:lvlOverride w:ilvl="5">
+      <w:startOverride w:val="1"/>
+    </w:lvlOverride>
+    <w:lvlOverride w:ilvl="6">
+      <w:startOverride w:val="1"/>
+    </w:lvlOverride>
+    <w:lvlOverride w:ilvl="7">
+      <w:startOverride w:val="1"/>
+    </w:lvlOverride>
+    <w:lvlOverride w:ilvl="8">
+      <w:startOverride w:val="1"/>
+    </w:lvlOverride>
   </w:num>
 </w:numbering>
 </file>
